--- a/docs/BalloonFlow_시스템설계서.docx
+++ b/docs/BalloonFlow_시스템설계서.docx
@@ -24,9 +24,9 @@
           <w:color w:val="646464"/>
           <w:sz w:val="22"/>
         </w:rPr>
-        <w:t>9개 도메인 × 45개 시스템 상세 명세</w:t>
+        <w:t>33개 확정 시스템 상세 명세</w:t>
         <w:br/>
-        <w:t>2026. 03. 11 | System Specification v1.0</w:t>
+        <w:t>System Specification v2.0</w:t>
       </w:r>
     </w:p>
     <w:p/>
@@ -35,7 +35,7 @@
         <w:pStyle w:val="Heading1"/>
       </w:pPr>
       <w:r>
-        <w:t>InGame (Tier 1)</w:t>
+        <w:t>Domain: InGame</w:t>
       </w:r>
     </w:p>
     <w:p>
@@ -43,7 +43,3320 @@
         <w:pStyle w:val="Heading2"/>
       </w:pPr>
       <w:r>
-        <w:t>파라미터</w:t>
+        <w:t>HolderManager</w:t>
+      </w:r>
+    </w:p>
+    <w:p>
+      <w:r>
+        <w:rPr>
+          <w:b/>
+          <w:sz w:val="20"/>
+        </w:rPr>
+        <w:t xml:space="preserve">Layer: </w:t>
+      </w:r>
+      <w:r>
+        <w:rPr>
+          <w:sz w:val="20"/>
+        </w:rPr>
+        <w:t>Domain</w:t>
+      </w:r>
+    </w:p>
+    <w:p>
+      <w:r>
+        <w:rPr>
+          <w:b/>
+          <w:sz w:val="20"/>
+        </w:rPr>
+        <w:t xml:space="preserve">Role: </w:t>
+      </w:r>
+      <w:r>
+        <w:rPr>
+          <w:sz w:val="20"/>
+        </w:rPr>
+        <w:t>Manager</w:t>
+      </w:r>
+    </w:p>
+    <w:p>
+      <w:r>
+        <w:t>홀더(5칸) 관리. 보관함이 홀더에서 대기, 선택 시 레일(원형 루프)에 올라감. 레일에서 한 바퀴 돌고 탄창이 남으면 홀더로 복귀 대기. 홀더 대기 보관함이 5개를 초과하면 실패. 코어 메커닉의 입력 진입점.</w:t>
+      </w:r>
+    </w:p>
+    <w:p>
+      <w:pPr>
+        <w:pStyle w:val="Heading3"/>
+      </w:pPr>
+      <w:r>
+        <w:t>Provides</w:t>
+      </w:r>
+    </w:p>
+    <w:p>
+      <w:pPr>
+        <w:pStyle w:val="ListBullet"/>
+        <w:ind w:left="850"/>
+      </w:pPr>
+      <w:r>
+        <w:t>GetHolders() -&gt; HolderData[]</w:t>
+      </w:r>
+    </w:p>
+    <w:p>
+      <w:pPr>
+        <w:pStyle w:val="ListBullet"/>
+        <w:ind w:left="850"/>
+      </w:pPr>
+      <w:r>
+        <w:t>SelectHolder(holderId) -&gt; bool</w:t>
+      </w:r>
+    </w:p>
+    <w:p>
+      <w:pPr>
+        <w:pStyle w:val="ListBullet"/>
+        <w:ind w:left="850"/>
+      </w:pPr>
+      <w:r>
+        <w:t>GetCurrentHolder() -&gt; HolderData</w:t>
+      </w:r>
+    </w:p>
+    <w:p>
+      <w:pPr>
+        <w:pStyle w:val="ListBullet"/>
+        <w:ind w:left="850"/>
+      </w:pPr>
+      <w:r>
+        <w:t>GetMagazineCount(holderId) -&gt; int</w:t>
+      </w:r>
+    </w:p>
+    <w:p>
+      <w:pPr>
+        <w:pStyle w:val="ListBullet"/>
+        <w:ind w:left="850"/>
+      </w:pPr>
+      <w:r>
+        <w:t>IsHolderEmpty(holderId) -&gt; bool</w:t>
+      </w:r>
+    </w:p>
+    <w:p>
+      <w:pPr>
+        <w:pStyle w:val="ListBullet"/>
+        <w:ind w:left="850"/>
+      </w:pPr>
+      <w:r>
+        <w:t>ConsumeMagazine(holderId) -&gt; int</w:t>
+      </w:r>
+    </w:p>
+    <w:p>
+      <w:pPr>
+        <w:pStyle w:val="ListBullet"/>
+        <w:ind w:left="850"/>
+      </w:pPr>
+      <w:r>
+        <w:t>AreAllHoldersEmpty() -&gt; bool</w:t>
+      </w:r>
+    </w:p>
+    <w:p>
+      <w:pPr>
+        <w:pStyle w:val="ListBullet"/>
+        <w:ind w:left="850"/>
+      </w:pPr>
+      <w:r>
+        <w:t>GetHolderCapacity() -&gt; int</w:t>
+      </w:r>
+    </w:p>
+    <w:p>
+      <w:pPr>
+        <w:pStyle w:val="ListBullet"/>
+        <w:ind w:left="850"/>
+      </w:pPr>
+      <w:r>
+        <w:t>ReturnToHolder(holderId) -&gt; bool</w:t>
+      </w:r>
+    </w:p>
+    <w:p>
+      <w:pPr>
+        <w:pStyle w:val="ListBullet"/>
+        <w:ind w:left="850"/>
+      </w:pPr>
+      <w:r>
+        <w:t>GetHolderCount() -&gt; int</w:t>
+      </w:r>
+    </w:p>
+    <w:p>
+      <w:pPr>
+        <w:pStyle w:val="Heading3"/>
+      </w:pPr>
+      <w:r>
+        <w:t>Requires</w:t>
+      </w:r>
+    </w:p>
+    <w:p>
+      <w:pPr>
+        <w:pStyle w:val="ListBullet"/>
+        <w:ind w:left="850"/>
+      </w:pPr>
+      <w:r>
+        <w:t>LevelDataProvider.GetHolderSetup()</w:t>
+      </w:r>
+    </w:p>
+    <w:p>
+      <w:pPr>
+        <w:pStyle w:val="ListBullet"/>
+        <w:ind w:left="850"/>
+      </w:pPr>
+      <w:r>
+        <w:t>InputHandler.OnHolderTapped</w:t>
+      </w:r>
+    </w:p>
+    <w:p>
+      <w:pPr>
+        <w:pStyle w:val="Heading3"/>
+      </w:pPr>
+      <w:r>
+        <w:t>Events Published</w:t>
+      </w:r>
+    </w:p>
+    <w:p>
+      <w:pPr>
+        <w:pStyle w:val="ListBullet"/>
+        <w:ind w:left="850"/>
+      </w:pPr>
+      <w:r>
+        <w:t>OnHolderSelected(holderId, color, magazineCount)</w:t>
+      </w:r>
+    </w:p>
+    <w:p>
+      <w:pPr>
+        <w:pStyle w:val="ListBullet"/>
+        <w:ind w:left="850"/>
+      </w:pPr>
+      <w:r>
+        <w:t>OnHolderEmpty(holderId)</w:t>
+      </w:r>
+    </w:p>
+    <w:p>
+      <w:pPr>
+        <w:pStyle w:val="ListBullet"/>
+        <w:ind w:left="850"/>
+      </w:pPr>
+      <w:r>
+        <w:t>OnAllHoldersEmpty</w:t>
+      </w:r>
+    </w:p>
+    <w:p>
+      <w:pPr>
+        <w:pStyle w:val="ListBullet"/>
+        <w:ind w:left="850"/>
+      </w:pPr>
+      <w:r>
+        <w:t>OnHolderReturned(holderId, remainingMagazine)</w:t>
+      </w:r>
+    </w:p>
+    <w:p>
+      <w:pPr>
+        <w:pStyle w:val="ListBullet"/>
+        <w:ind w:left="850"/>
+      </w:pPr>
+      <w:r>
+        <w:t>OnHolderOverflow</w:t>
+      </w:r>
+    </w:p>
+    <w:p>
+      <w:pPr>
+        <w:pStyle w:val="Heading2"/>
+      </w:pPr>
+      <w:r>
+        <w:t>DartManager</w:t>
+      </w:r>
+    </w:p>
+    <w:p>
+      <w:r>
+        <w:rPr>
+          <w:b/>
+          <w:sz w:val="20"/>
+        </w:rPr>
+        <w:t xml:space="preserve">Layer: </w:t>
+      </w:r>
+      <w:r>
+        <w:rPr>
+          <w:sz w:val="20"/>
+        </w:rPr>
+        <w:t>Domain</w:t>
+      </w:r>
+    </w:p>
+    <w:p>
+      <w:r>
+        <w:rPr>
+          <w:b/>
+          <w:sz w:val="20"/>
+        </w:rPr>
+        <w:t xml:space="preserve">Role: </w:t>
+      </w:r>
+      <w:r>
+        <w:rPr>
+          <w:sz w:val="20"/>
+        </w:rPr>
+        <w:t>Manager</w:t>
+      </w:r>
+    </w:p>
+    <w:p>
+      <w:r>
+        <w:t>보관함이 레일(원형 루프)에 올라가 한 바퀴를 돌며 매칭 풍선에 다트를 발사. 레일 도중 탄창 0이면 즉시 제거. 한 바퀴 후 탄창 남으면 홀더로 복귀.</w:t>
+      </w:r>
+    </w:p>
+    <w:p>
+      <w:pPr>
+        <w:pStyle w:val="Heading3"/>
+      </w:pPr>
+      <w:r>
+        <w:t>Provides</w:t>
+      </w:r>
+    </w:p>
+    <w:p>
+      <w:pPr>
+        <w:pStyle w:val="ListBullet"/>
+        <w:ind w:left="850"/>
+      </w:pPr>
+      <w:r>
+        <w:t>StartRailLoop(holderId, color, magazineCount)</w:t>
+      </w:r>
+    </w:p>
+    <w:p>
+      <w:pPr>
+        <w:pStyle w:val="ListBullet"/>
+        <w:ind w:left="850"/>
+      </w:pPr>
+      <w:r>
+        <w:t>GetActiveDarts() -&gt; DartData[]</w:t>
+      </w:r>
+    </w:p>
+    <w:p>
+      <w:pPr>
+        <w:pStyle w:val="ListBullet"/>
+        <w:ind w:left="850"/>
+      </w:pPr>
+      <w:r>
+        <w:t>GetDeployedCount() -&gt; int</w:t>
+      </w:r>
+    </w:p>
+    <w:p>
+      <w:pPr>
+        <w:pStyle w:val="ListBullet"/>
+        <w:ind w:left="850"/>
+      </w:pPr>
+      <w:r>
+        <w:t>IsLoopComplete() -&gt; bool</w:t>
+      </w:r>
+    </w:p>
+    <w:p>
+      <w:pPr>
+        <w:pStyle w:val="ListBullet"/>
+        <w:ind w:left="850"/>
+      </w:pPr>
+      <w:r>
+        <w:t>GetRemainingMagazine(holderId) -&gt; int</w:t>
+      </w:r>
+    </w:p>
+    <w:p>
+      <w:pPr>
+        <w:pStyle w:val="Heading3"/>
+      </w:pPr>
+      <w:r>
+        <w:t>Requires</w:t>
+      </w:r>
+    </w:p>
+    <w:p>
+      <w:pPr>
+        <w:pStyle w:val="ListBullet"/>
+        <w:ind w:left="850"/>
+      </w:pPr>
+      <w:r>
+        <w:t>HolderManager.OnHolderSelected</w:t>
+      </w:r>
+    </w:p>
+    <w:p>
+      <w:pPr>
+        <w:pStyle w:val="ListBullet"/>
+        <w:ind w:left="850"/>
+      </w:pPr>
+      <w:r>
+        <w:t>HolderManager.ConsumeMagazine()</w:t>
+      </w:r>
+    </w:p>
+    <w:p>
+      <w:pPr>
+        <w:pStyle w:val="ListBullet"/>
+        <w:ind w:left="850"/>
+      </w:pPr>
+      <w:r>
+        <w:t>HolderManager.ReturnToHolder()</w:t>
+      </w:r>
+    </w:p>
+    <w:p>
+      <w:pPr>
+        <w:pStyle w:val="ListBullet"/>
+        <w:ind w:left="850"/>
+      </w:pPr>
+      <w:r>
+        <w:t>RailManager.GetRailPath()</w:t>
+      </w:r>
+    </w:p>
+    <w:p>
+      <w:pPr>
+        <w:pStyle w:val="ListBullet"/>
+        <w:ind w:left="850"/>
+      </w:pPr>
+      <w:r>
+        <w:t>ObjectPool.Get()</w:t>
+      </w:r>
+    </w:p>
+    <w:p>
+      <w:pPr>
+        <w:pStyle w:val="ListBullet"/>
+        <w:ind w:left="850"/>
+      </w:pPr>
+      <w:r>
+        <w:t>ObjectPool.Return()</w:t>
+      </w:r>
+    </w:p>
+    <w:p>
+      <w:pPr>
+        <w:pStyle w:val="Heading3"/>
+      </w:pPr>
+      <w:r>
+        <w:t>Events Published</w:t>
+      </w:r>
+    </w:p>
+    <w:p>
+      <w:pPr>
+        <w:pStyle w:val="ListBullet"/>
+        <w:ind w:left="850"/>
+      </w:pPr>
+      <w:r>
+        <w:t>OnDartDeployed(dartId, color, position)</w:t>
+      </w:r>
+    </w:p>
+    <w:p>
+      <w:pPr>
+        <w:pStyle w:val="ListBullet"/>
+        <w:ind w:left="850"/>
+      </w:pPr>
+      <w:r>
+        <w:t>OnDartHitBalloon(dartId, balloonId)</w:t>
+      </w:r>
+    </w:p>
+    <w:p>
+      <w:pPr>
+        <w:pStyle w:val="ListBullet"/>
+        <w:ind w:left="850"/>
+      </w:pPr>
+      <w:r>
+        <w:t>OnLoopComplete(holderId, remainingMagazine)</w:t>
+      </w:r>
+    </w:p>
+    <w:p>
+      <w:pPr>
+        <w:pStyle w:val="ListBullet"/>
+        <w:ind w:left="850"/>
+      </w:pPr>
+      <w:r>
+        <w:t>OnMagazineEmpty(holderId)</w:t>
+      </w:r>
+    </w:p>
+    <w:p>
+      <w:pPr>
+        <w:pStyle w:val="Heading2"/>
+      </w:pPr>
+      <w:r>
+        <w:t>RailManager</w:t>
+      </w:r>
+    </w:p>
+    <w:p>
+      <w:r>
+        <w:rPr>
+          <w:b/>
+          <w:sz w:val="20"/>
+        </w:rPr>
+        <w:t xml:space="preserve">Layer: </w:t>
+      </w:r>
+      <w:r>
+        <w:rPr>
+          <w:sz w:val="20"/>
+        </w:rPr>
+        <w:t>Core</w:t>
+      </w:r>
+    </w:p>
+    <w:p>
+      <w:r>
+        <w:rPr>
+          <w:b/>
+          <w:sz w:val="20"/>
+        </w:rPr>
+        <w:t xml:space="preserve">Role: </w:t>
+      </w:r>
+      <w:r>
+        <w:rPr>
+          <w:sz w:val="20"/>
+        </w:rPr>
+        <w:t>Manager</w:t>
+      </w:r>
+    </w:p>
+    <w:p>
+      <w:r>
+        <w:t>레일(원형 루프) 경로 관리. 보관함이 레일 위를 한 바퀴 돌며 매칭 풍선에 다트 발사. 루프 완료 판정, 보관함 위치 추적.</w:t>
+      </w:r>
+    </w:p>
+    <w:p>
+      <w:pPr>
+        <w:pStyle w:val="Heading3"/>
+      </w:pPr>
+      <w:r>
+        <w:t>Provides</w:t>
+      </w:r>
+    </w:p>
+    <w:p>
+      <w:pPr>
+        <w:pStyle w:val="ListBullet"/>
+        <w:ind w:left="850"/>
+      </w:pPr>
+      <w:r>
+        <w:t>GetRailPath() -&gt; Vector3[]</w:t>
+      </w:r>
+    </w:p>
+    <w:p>
+      <w:pPr>
+        <w:pStyle w:val="ListBullet"/>
+        <w:ind w:left="850"/>
+      </w:pPr>
+      <w:r>
+        <w:t>SetRailLayout(railData)</w:t>
+      </w:r>
+    </w:p>
+    <w:p>
+      <w:pPr>
+        <w:pStyle w:val="ListBullet"/>
+        <w:ind w:left="850"/>
+      </w:pPr>
+      <w:r>
+        <w:t>GetHolderPosition(holderId) -&gt; Vector3</w:t>
+      </w:r>
+    </w:p>
+    <w:p>
+      <w:pPr>
+        <w:pStyle w:val="ListBullet"/>
+        <w:ind w:left="850"/>
+      </w:pPr>
+      <w:r>
+        <w:t>IsLoopComplete(holderId) -&gt; bool</w:t>
+      </w:r>
+    </w:p>
+    <w:p>
+      <w:pPr>
+        <w:pStyle w:val="ListBullet"/>
+        <w:ind w:left="850"/>
+      </w:pPr>
+      <w:r>
+        <w:t>ResetRail()</w:t>
+      </w:r>
+    </w:p>
+    <w:p>
+      <w:pPr>
+        <w:pStyle w:val="Heading3"/>
+      </w:pPr>
+      <w:r>
+        <w:t>Requires</w:t>
+      </w:r>
+    </w:p>
+    <w:p>
+      <w:pPr>
+        <w:pStyle w:val="ListBullet"/>
+        <w:ind w:left="850"/>
+      </w:pPr>
+      <w:r>
+        <w:t>LevelDataProvider.GetRailLayout()</w:t>
+      </w:r>
+    </w:p>
+    <w:p>
+      <w:pPr>
+        <w:pStyle w:val="Heading2"/>
+      </w:pPr>
+      <w:r>
+        <w:t>BalloonController</w:t>
+      </w:r>
+    </w:p>
+    <w:p>
+      <w:r>
+        <w:rPr>
+          <w:b/>
+          <w:sz w:val="20"/>
+        </w:rPr>
+        <w:t xml:space="preserve">Layer: </w:t>
+      </w:r>
+      <w:r>
+        <w:rPr>
+          <w:sz w:val="20"/>
+        </w:rPr>
+        <w:t>Domain</w:t>
+      </w:r>
+    </w:p>
+    <w:p>
+      <w:r>
+        <w:rPr>
+          <w:b/>
+          <w:sz w:val="20"/>
+        </w:rPr>
+        <w:t xml:space="preserve">Role: </w:t>
+      </w:r>
+      <w:r>
+        <w:rPr>
+          <w:sz w:val="20"/>
+        </w:rPr>
+        <w:t>Controller</w:t>
+      </w:r>
+    </w:p>
+    <w:p>
+      <w:r>
+        <w:t>풍선 상태 관리. 색상, 위치, HP. 고정 보드 위 풍선 배치. BigObject 기믹: 1x1보다 큰 오브젝트, 생명력(lifePoints) 보유. 여러 번 타격해야 제거됨.</w:t>
+      </w:r>
+    </w:p>
+    <w:p>
+      <w:pPr>
+        <w:pStyle w:val="Heading3"/>
+      </w:pPr>
+      <w:r>
+        <w:t>Provides</w:t>
+      </w:r>
+    </w:p>
+    <w:p>
+      <w:pPr>
+        <w:pStyle w:val="ListBullet"/>
+        <w:ind w:left="850"/>
+      </w:pPr>
+      <w:r>
+        <w:t>GetBalloon(balloonId) -&gt; BalloonData</w:t>
+      </w:r>
+    </w:p>
+    <w:p>
+      <w:pPr>
+        <w:pStyle w:val="ListBullet"/>
+        <w:ind w:left="850"/>
+      </w:pPr>
+      <w:r>
+        <w:t>GetBalloonsByColor(color) -&gt; BalloonData[]</w:t>
+      </w:r>
+    </w:p>
+    <w:p>
+      <w:pPr>
+        <w:pStyle w:val="ListBullet"/>
+        <w:ind w:left="850"/>
+      </w:pPr>
+      <w:r>
+        <w:t>PopBalloon(balloonId) -&gt; PopResult</w:t>
+      </w:r>
+    </w:p>
+    <w:p>
+      <w:pPr>
+        <w:pStyle w:val="ListBullet"/>
+        <w:ind w:left="850"/>
+      </w:pPr>
+      <w:r>
+        <w:t>GetAllBalloons() -&gt; BalloonData[]</w:t>
+      </w:r>
+    </w:p>
+    <w:p>
+      <w:pPr>
+        <w:pStyle w:val="ListBullet"/>
+        <w:ind w:left="850"/>
+      </w:pPr>
+      <w:r>
+        <w:t>GetRemainingCount() -&gt; int</w:t>
+      </w:r>
+    </w:p>
+    <w:p>
+      <w:pPr>
+        <w:pStyle w:val="Heading3"/>
+      </w:pPr>
+      <w:r>
+        <w:t>Requires</w:t>
+      </w:r>
+    </w:p>
+    <w:p>
+      <w:pPr>
+        <w:pStyle w:val="ListBullet"/>
+        <w:ind w:left="850"/>
+      </w:pPr>
+      <w:r>
+        <w:t>LevelDataProvider.GetBalloonLayout()</w:t>
+      </w:r>
+    </w:p>
+    <w:p>
+      <w:pPr>
+        <w:pStyle w:val="ListBullet"/>
+        <w:ind w:left="850"/>
+      </w:pPr>
+      <w:r>
+        <w:t>ObjectPool.Get()</w:t>
+      </w:r>
+    </w:p>
+    <w:p>
+      <w:pPr>
+        <w:pStyle w:val="ListBullet"/>
+        <w:ind w:left="850"/>
+      </w:pPr>
+      <w:r>
+        <w:t>ObjectPool.Return()</w:t>
+      </w:r>
+    </w:p>
+    <w:p>
+      <w:pPr>
+        <w:pStyle w:val="Heading3"/>
+      </w:pPr>
+      <w:r>
+        <w:t>Events Published</w:t>
+      </w:r>
+    </w:p>
+    <w:p>
+      <w:pPr>
+        <w:pStyle w:val="ListBullet"/>
+        <w:ind w:left="850"/>
+      </w:pPr>
+      <w:r>
+        <w:t>OnBalloonPopped(balloonId, color, position)</w:t>
+      </w:r>
+    </w:p>
+    <w:p>
+      <w:pPr>
+        <w:pStyle w:val="ListBullet"/>
+        <w:ind w:left="850"/>
+      </w:pPr>
+      <w:r>
+        <w:t>OnBalloonSpawned(balloonId)</w:t>
+      </w:r>
+    </w:p>
+    <w:p>
+      <w:pPr>
+        <w:pStyle w:val="Heading2"/>
+      </w:pPr>
+      <w:r>
+        <w:t>BoardStateManager</w:t>
+      </w:r>
+    </w:p>
+    <w:p>
+      <w:r>
+        <w:rPr>
+          <w:b/>
+          <w:sz w:val="20"/>
+        </w:rPr>
+        <w:t xml:space="preserve">Layer: </w:t>
+      </w:r>
+      <w:r>
+        <w:rPr>
+          <w:sz w:val="20"/>
+        </w:rPr>
+        <w:t>Domain</w:t>
+      </w:r>
+    </w:p>
+    <w:p>
+      <w:r>
+        <w:rPr>
+          <w:b/>
+          <w:sz w:val="20"/>
+        </w:rPr>
+        <w:t xml:space="preserve">Role: </w:t>
+      </w:r>
+      <w:r>
+        <w:rPr>
+          <w:sz w:val="20"/>
+        </w:rPr>
+        <w:t>Manager</w:t>
+      </w:r>
+    </w:p>
+    <w:p>
+      <w:r>
+        <w:t>보드 전체 상태. 풍선 현황, 클리어/실패 판정.</w:t>
+      </w:r>
+    </w:p>
+    <w:p>
+      <w:pPr>
+        <w:pStyle w:val="Heading3"/>
+      </w:pPr>
+      <w:r>
+        <w:t>Provides</w:t>
+      </w:r>
+    </w:p>
+    <w:p>
+      <w:pPr>
+        <w:pStyle w:val="ListBullet"/>
+        <w:ind w:left="850"/>
+      </w:pPr>
+      <w:r>
+        <w:t>GetBoardState() -&gt; BoardState</w:t>
+      </w:r>
+    </w:p>
+    <w:p>
+      <w:pPr>
+        <w:pStyle w:val="ListBullet"/>
+        <w:ind w:left="850"/>
+      </w:pPr>
+      <w:r>
+        <w:t>GetRemainingBalloons() -&gt; int</w:t>
+      </w:r>
+    </w:p>
+    <w:p>
+      <w:pPr>
+        <w:pStyle w:val="ListBullet"/>
+        <w:ind w:left="850"/>
+      </w:pPr>
+      <w:r>
+        <w:t>IsBoardClear() -&gt; bool</w:t>
+      </w:r>
+    </w:p>
+    <w:p>
+      <w:pPr>
+        <w:pStyle w:val="ListBullet"/>
+        <w:ind w:left="850"/>
+      </w:pPr>
+      <w:r>
+        <w:t>CheckFailCondition() -&gt; FailResult</w:t>
+      </w:r>
+    </w:p>
+    <w:p>
+      <w:pPr>
+        <w:pStyle w:val="Heading3"/>
+      </w:pPr>
+      <w:r>
+        <w:t>Requires</w:t>
+      </w:r>
+    </w:p>
+    <w:p>
+      <w:pPr>
+        <w:pStyle w:val="ListBullet"/>
+        <w:ind w:left="850"/>
+      </w:pPr>
+      <w:r>
+        <w:t>BalloonController.GetRemainingCount()</w:t>
+      </w:r>
+    </w:p>
+    <w:p>
+      <w:pPr>
+        <w:pStyle w:val="ListBullet"/>
+        <w:ind w:left="850"/>
+      </w:pPr>
+      <w:r>
+        <w:t>HolderManager.AreAllHoldersEmpty()</w:t>
+      </w:r>
+    </w:p>
+    <w:p>
+      <w:pPr>
+        <w:pStyle w:val="Heading3"/>
+      </w:pPr>
+      <w:r>
+        <w:t>Events Published</w:t>
+      </w:r>
+    </w:p>
+    <w:p>
+      <w:pPr>
+        <w:pStyle w:val="ListBullet"/>
+        <w:ind w:left="850"/>
+      </w:pPr>
+      <w:r>
+        <w:t>OnBoardStateChanged</w:t>
+      </w:r>
+    </w:p>
+    <w:p>
+      <w:pPr>
+        <w:pStyle w:val="ListBullet"/>
+        <w:ind w:left="850"/>
+      </w:pPr>
+      <w:r>
+        <w:t>OnBoardCleared</w:t>
+      </w:r>
+    </w:p>
+    <w:p>
+      <w:pPr>
+        <w:pStyle w:val="ListBullet"/>
+        <w:ind w:left="850"/>
+      </w:pPr>
+      <w:r>
+        <w:t>OnBoardFailed(reason)</w:t>
+      </w:r>
+    </w:p>
+    <w:p>
+      <w:r>
+        <w:rPr>
+          <w:b/>
+          <w:sz w:val="20"/>
+        </w:rPr>
+        <w:t xml:space="preserve">Note: </w:t>
+      </w:r>
+      <w:r>
+        <w:rPr>
+          <w:sz w:val="20"/>
+        </w:rPr>
+        <w:t>실패 조건: 홀더 초과 확정 (Pixel Flow 동일). 홀더 대기 보관함이 5개를 초과하면 실패. 보관함이 홀더에서 대기 → 레일(원형 루프)에 올라가 한 바퀴 → 탄창 0이면 즉시 제거, 탄창 남으면 홀더로 복귀. 복귀한 보관함으로 홀더가 넘치면 게임 오버. CheckFailCondition()은 홀더 용량 초과 여부를 검사 (HolderManager.OnHolderReturned 이벤트 수신 후).</w:t>
+      </w:r>
+    </w:p>
+    <w:p>
+      <w:pPr>
+        <w:pStyle w:val="Heading2"/>
+      </w:pPr>
+      <w:r>
+        <w:t>PopProcessor</w:t>
+      </w:r>
+    </w:p>
+    <w:p>
+      <w:r>
+        <w:rPr>
+          <w:b/>
+          <w:sz w:val="20"/>
+        </w:rPr>
+        <w:t xml:space="preserve">Layer: </w:t>
+      </w:r>
+      <w:r>
+        <w:rPr>
+          <w:sz w:val="20"/>
+        </w:rPr>
+        <w:t>Domain</w:t>
+      </w:r>
+    </w:p>
+    <w:p>
+      <w:r>
+        <w:rPr>
+          <w:b/>
+          <w:sz w:val="20"/>
+        </w:rPr>
+        <w:t xml:space="preserve">Role: </w:t>
+      </w:r>
+      <w:r>
+        <w:rPr>
+          <w:sz w:val="20"/>
+        </w:rPr>
+        <w:t>Processor</w:t>
+      </w:r>
+    </w:p>
+    <w:p>
+      <w:r>
+        <w:t>팝 판정. 다트 → 풍선 1:1 타격 시 팝 처리 + 피드백 트리거.</w:t>
+      </w:r>
+    </w:p>
+    <w:p>
+      <w:pPr>
+        <w:pStyle w:val="Heading3"/>
+      </w:pPr>
+      <w:r>
+        <w:t>Provides</w:t>
+      </w:r>
+    </w:p>
+    <w:p>
+      <w:pPr>
+        <w:pStyle w:val="ListBullet"/>
+        <w:ind w:left="850"/>
+      </w:pPr>
+      <w:r>
+        <w:t>ProcessPop(balloonId, dartColor) -&gt; PopResult</w:t>
+      </w:r>
+    </w:p>
+    <w:p>
+      <w:pPr>
+        <w:pStyle w:val="ListBullet"/>
+        <w:ind w:left="850"/>
+      </w:pPr>
+      <w:r>
+        <w:t>GetPopCount() -&gt; int</w:t>
+      </w:r>
+    </w:p>
+    <w:p>
+      <w:pPr>
+        <w:pStyle w:val="Heading3"/>
+      </w:pPr>
+      <w:r>
+        <w:t>Requires</w:t>
+      </w:r>
+    </w:p>
+    <w:p>
+      <w:pPr>
+        <w:pStyle w:val="ListBullet"/>
+        <w:ind w:left="850"/>
+      </w:pPr>
+      <w:r>
+        <w:t>BalloonController.PopBalloon()</w:t>
+      </w:r>
+    </w:p>
+    <w:p>
+      <w:pPr>
+        <w:pStyle w:val="ListBullet"/>
+        <w:ind w:left="850"/>
+      </w:pPr>
+      <w:r>
+        <w:t>DartManager.OnDartHitBalloon</w:t>
+      </w:r>
+    </w:p>
+    <w:p>
+      <w:pPr>
+        <w:pStyle w:val="Heading3"/>
+      </w:pPr>
+      <w:r>
+        <w:t>Events Published</w:t>
+      </w:r>
+    </w:p>
+    <w:p>
+      <w:pPr>
+        <w:pStyle w:val="ListBullet"/>
+        <w:ind w:left="850"/>
+      </w:pPr>
+      <w:r>
+        <w:t>OnPopComplete(balloonId, color, position, popIndex)</w:t>
+      </w:r>
+    </w:p>
+    <w:p>
+      <w:r>
+        <w:rPr>
+          <w:b/>
+          <w:sz w:val="20"/>
+        </w:rPr>
+        <w:t xml:space="preserve">Note: </w:t>
+      </w:r>
+      <w:r>
+        <w:rPr>
+          <w:sz w:val="20"/>
+        </w:rPr>
+        <w:t>체인 팝 없음. 순차 1:1 타격.</w:t>
+      </w:r>
+    </w:p>
+    <w:p>
+      <w:pPr>
+        <w:pStyle w:val="Heading2"/>
+      </w:pPr>
+      <w:r>
+        <w:t>ScoreManager</w:t>
+      </w:r>
+    </w:p>
+    <w:p>
+      <w:r>
+        <w:rPr>
+          <w:b/>
+          <w:sz w:val="20"/>
+        </w:rPr>
+        <w:t xml:space="preserve">Layer: </w:t>
+      </w:r>
+      <w:r>
+        <w:rPr>
+          <w:sz w:val="20"/>
+        </w:rPr>
+        <w:t>Core</w:t>
+      </w:r>
+    </w:p>
+    <w:p>
+      <w:r>
+        <w:rPr>
+          <w:b/>
+          <w:sz w:val="20"/>
+        </w:rPr>
+        <w:t xml:space="preserve">Role: </w:t>
+      </w:r>
+      <w:r>
+        <w:rPr>
+          <w:sz w:val="20"/>
+        </w:rPr>
+        <w:t>Manager</w:t>
+      </w:r>
+    </w:p>
+    <w:p>
+      <w:r>
+        <w:t>점수 집계, 스타 판정, 보너스 계산.</w:t>
+      </w:r>
+    </w:p>
+    <w:p>
+      <w:pPr>
+        <w:pStyle w:val="Heading3"/>
+      </w:pPr>
+      <w:r>
+        <w:t>Provides</w:t>
+      </w:r>
+    </w:p>
+    <w:p>
+      <w:pPr>
+        <w:pStyle w:val="ListBullet"/>
+        <w:ind w:left="850"/>
+      </w:pPr>
+      <w:r>
+        <w:t>AddScore(amount)</w:t>
+      </w:r>
+    </w:p>
+    <w:p>
+      <w:pPr>
+        <w:pStyle w:val="ListBullet"/>
+        <w:ind w:left="850"/>
+      </w:pPr>
+      <w:r>
+        <w:t>GetCurrentScore() -&gt; int</w:t>
+      </w:r>
+    </w:p>
+    <w:p>
+      <w:pPr>
+        <w:pStyle w:val="ListBullet"/>
+        <w:ind w:left="850"/>
+      </w:pPr>
+      <w:r>
+        <w:t>GetStarCount() -&gt; int</w:t>
+      </w:r>
+    </w:p>
+    <w:p>
+      <w:pPr>
+        <w:pStyle w:val="ListBullet"/>
+        <w:ind w:left="850"/>
+      </w:pPr>
+      <w:r>
+        <w:t>GetClearBonus() -&gt; int</w:t>
+      </w:r>
+    </w:p>
+    <w:p>
+      <w:pPr>
+        <w:pStyle w:val="ListBullet"/>
+        <w:ind w:left="850"/>
+      </w:pPr>
+      <w:r>
+        <w:t>GetRemainingHolderBonus() -&gt; int</w:t>
+      </w:r>
+    </w:p>
+    <w:p>
+      <w:pPr>
+        <w:pStyle w:val="Heading3"/>
+      </w:pPr>
+      <w:r>
+        <w:t>Requires</w:t>
+      </w:r>
+    </w:p>
+    <w:p>
+      <w:pPr>
+        <w:pStyle w:val="ListBullet"/>
+        <w:ind w:left="850"/>
+      </w:pPr>
+      <w:r>
+        <w:t>PopProcessor.OnPopComplete</w:t>
+      </w:r>
+    </w:p>
+    <w:p>
+      <w:pPr>
+        <w:pStyle w:val="ListBullet"/>
+        <w:ind w:left="850"/>
+      </w:pPr>
+      <w:r>
+        <w:t>BoardStateManager.OnBoardCleared</w:t>
+      </w:r>
+    </w:p>
+    <w:p>
+      <w:pPr>
+        <w:pStyle w:val="ListBullet"/>
+        <w:ind w:left="850"/>
+      </w:pPr>
+      <w:r>
+        <w:t>HolderManager.AreAllHoldersEmpty()</w:t>
+      </w:r>
+    </w:p>
+    <w:p>
+      <w:pPr>
+        <w:pStyle w:val="ListBullet"/>
+        <w:ind w:left="850"/>
+      </w:pPr>
+      <w:r>
+        <w:t>LevelDataProvider.GetStarThresholds()</w:t>
+      </w:r>
+    </w:p>
+    <w:p>
+      <w:pPr>
+        <w:pStyle w:val="Heading3"/>
+      </w:pPr>
+      <w:r>
+        <w:t>Events Published</w:t>
+      </w:r>
+    </w:p>
+    <w:p>
+      <w:pPr>
+        <w:pStyle w:val="ListBullet"/>
+        <w:ind w:left="850"/>
+      </w:pPr>
+      <w:r>
+        <w:t>OnScoreChanged(newScore)</w:t>
+      </w:r>
+    </w:p>
+    <w:p>
+      <w:pPr>
+        <w:pStyle w:val="ListBullet"/>
+        <w:ind w:left="850"/>
+      </w:pPr>
+      <w:r>
+        <w:t>OnStarEarned(starCount)</w:t>
+      </w:r>
+    </w:p>
+    <w:p>
+      <w:pPr>
+        <w:pStyle w:val="ListBullet"/>
+        <w:ind w:left="850"/>
+      </w:pPr>
+      <w:r>
+        <w:t>OnLevelCleared(score, stars)</w:t>
+      </w:r>
+    </w:p>
+    <w:p>
+      <w:pPr>
+        <w:pStyle w:val="ListBullet"/>
+        <w:ind w:left="850"/>
+      </w:pPr>
+      <w:r>
+        <w:t>OnLevelFailed(reason)</w:t>
+      </w:r>
+    </w:p>
+    <w:p>
+      <w:pPr>
+        <w:pStyle w:val="Heading2"/>
+      </w:pPr>
+      <w:r>
+        <w:t>InputHandler</w:t>
+      </w:r>
+    </w:p>
+    <w:p>
+      <w:r>
+        <w:rPr>
+          <w:b/>
+          <w:sz w:val="20"/>
+        </w:rPr>
+        <w:t xml:space="preserve">Layer: </w:t>
+      </w:r>
+      <w:r>
+        <w:rPr>
+          <w:sz w:val="20"/>
+        </w:rPr>
+        <w:t>Core</w:t>
+      </w:r>
+    </w:p>
+    <w:p>
+      <w:r>
+        <w:rPr>
+          <w:b/>
+          <w:sz w:val="20"/>
+        </w:rPr>
+        <w:t xml:space="preserve">Role: </w:t>
+      </w:r>
+      <w:r>
+        <w:rPr>
+          <w:sz w:val="20"/>
+        </w:rPr>
+        <w:t>Handler</w:t>
+      </w:r>
+    </w:p>
+    <w:p>
+      <w:r>
+        <w:t>터치/탭 입력 처리. 홀더에 있는 보관함 탭 감지.</w:t>
+      </w:r>
+    </w:p>
+    <w:p>
+      <w:pPr>
+        <w:pStyle w:val="Heading3"/>
+      </w:pPr>
+      <w:r>
+        <w:t>Provides</w:t>
+      </w:r>
+    </w:p>
+    <w:p>
+      <w:pPr>
+        <w:pStyle w:val="ListBullet"/>
+        <w:ind w:left="850"/>
+      </w:pPr>
+      <w:r>
+        <w:t>EnableInput()</w:t>
+      </w:r>
+    </w:p>
+    <w:p>
+      <w:pPr>
+        <w:pStyle w:val="ListBullet"/>
+        <w:ind w:left="850"/>
+      </w:pPr>
+      <w:r>
+        <w:t>DisableInput()</w:t>
+      </w:r>
+    </w:p>
+    <w:p>
+      <w:pPr>
+        <w:pStyle w:val="ListBullet"/>
+        <w:ind w:left="850"/>
+      </w:pPr>
+      <w:r>
+        <w:t>IsInputEnabled() -&gt; bool</w:t>
+      </w:r>
+    </w:p>
+    <w:p>
+      <w:pPr>
+        <w:pStyle w:val="Heading3"/>
+      </w:pPr>
+      <w:r>
+        <w:t>Events Published</w:t>
+      </w:r>
+    </w:p>
+    <w:p>
+      <w:pPr>
+        <w:pStyle w:val="ListBullet"/>
+        <w:ind w:left="850"/>
+      </w:pPr>
+      <w:r>
+        <w:t>OnHolderTapped(holderId)</w:t>
+      </w:r>
+    </w:p>
+    <w:p>
+      <w:pPr>
+        <w:pStyle w:val="Heading1"/>
+      </w:pPr>
+      <w:r>
+        <w:t>Domain: Content</w:t>
+      </w:r>
+    </w:p>
+    <w:p>
+      <w:pPr>
+        <w:pStyle w:val="Heading2"/>
+      </w:pPr>
+      <w:r>
+        <w:t>LevelManager</w:t>
+      </w:r>
+    </w:p>
+    <w:p>
+      <w:r>
+        <w:rPr>
+          <w:b/>
+          <w:sz w:val="20"/>
+        </w:rPr>
+        <w:t xml:space="preserve">Layer: </w:t>
+      </w:r>
+      <w:r>
+        <w:rPr>
+          <w:sz w:val="20"/>
+        </w:rPr>
+        <w:t>Domain</w:t>
+      </w:r>
+    </w:p>
+    <w:p>
+      <w:r>
+        <w:rPr>
+          <w:b/>
+          <w:sz w:val="20"/>
+        </w:rPr>
+        <w:t xml:space="preserve">Role: </w:t>
+      </w:r>
+      <w:r>
+        <w:rPr>
+          <w:sz w:val="20"/>
+        </w:rPr>
+        <w:t>Manager</w:t>
+      </w:r>
+    </w:p>
+    <w:p>
+      <w:r>
+        <w:t>레벨 로드, 진행, 완료/실패 처리, 다음 레벨 전환.</w:t>
+      </w:r>
+    </w:p>
+    <w:p>
+      <w:pPr>
+        <w:pStyle w:val="Heading3"/>
+      </w:pPr>
+      <w:r>
+        <w:t>Provides</w:t>
+      </w:r>
+    </w:p>
+    <w:p>
+      <w:pPr>
+        <w:pStyle w:val="ListBullet"/>
+        <w:ind w:left="850"/>
+      </w:pPr>
+      <w:r>
+        <w:t>LoadLevel(levelNumber)</w:t>
+      </w:r>
+    </w:p>
+    <w:p>
+      <w:pPr>
+        <w:pStyle w:val="ListBullet"/>
+        <w:ind w:left="850"/>
+      </w:pPr>
+      <w:r>
+        <w:t>StartLevel()</w:t>
+      </w:r>
+    </w:p>
+    <w:p>
+      <w:pPr>
+        <w:pStyle w:val="ListBullet"/>
+        <w:ind w:left="850"/>
+      </w:pPr>
+      <w:r>
+        <w:t>CompleteLevel(score, stars)</w:t>
+      </w:r>
+    </w:p>
+    <w:p>
+      <w:pPr>
+        <w:pStyle w:val="ListBullet"/>
+        <w:ind w:left="850"/>
+      </w:pPr>
+      <w:r>
+        <w:t>FailLevel(reason)</w:t>
+      </w:r>
+    </w:p>
+    <w:p>
+      <w:pPr>
+        <w:pStyle w:val="ListBullet"/>
+        <w:ind w:left="850"/>
+      </w:pPr>
+      <w:r>
+        <w:t>RetryLevel()</w:t>
+      </w:r>
+    </w:p>
+    <w:p>
+      <w:pPr>
+        <w:pStyle w:val="ListBullet"/>
+        <w:ind w:left="850"/>
+      </w:pPr>
+      <w:r>
+        <w:t>GetCurrentLevel() -&gt; int</w:t>
+      </w:r>
+    </w:p>
+    <w:p>
+      <w:pPr>
+        <w:pStyle w:val="Heading3"/>
+      </w:pPr>
+      <w:r>
+        <w:t>Requires</w:t>
+      </w:r>
+    </w:p>
+    <w:p>
+      <w:pPr>
+        <w:pStyle w:val="ListBullet"/>
+        <w:ind w:left="850"/>
+      </w:pPr>
+      <w:r>
+        <w:t>LevelDataProvider.LoadLevelData()</w:t>
+      </w:r>
+    </w:p>
+    <w:p>
+      <w:pPr>
+        <w:pStyle w:val="ListBullet"/>
+        <w:ind w:left="850"/>
+      </w:pPr>
+      <w:r>
+        <w:t>ScoreManager.OnLevelCleared</w:t>
+      </w:r>
+    </w:p>
+    <w:p>
+      <w:pPr>
+        <w:pStyle w:val="ListBullet"/>
+        <w:ind w:left="850"/>
+      </w:pPr>
+      <w:r>
+        <w:t>ScoreManager.OnLevelFailed</w:t>
+      </w:r>
+    </w:p>
+    <w:p>
+      <w:pPr>
+        <w:pStyle w:val="Heading3"/>
+      </w:pPr>
+      <w:r>
+        <w:t>Events Published</w:t>
+      </w:r>
+    </w:p>
+    <w:p>
+      <w:pPr>
+        <w:pStyle w:val="ListBullet"/>
+        <w:ind w:left="850"/>
+      </w:pPr>
+      <w:r>
+        <w:t>OnLevelLoaded(levelNumber)</w:t>
+      </w:r>
+    </w:p>
+    <w:p>
+      <w:pPr>
+        <w:pStyle w:val="ListBullet"/>
+        <w:ind w:left="850"/>
+      </w:pPr>
+      <w:r>
+        <w:t>OnLevelStarted</w:t>
+      </w:r>
+    </w:p>
+    <w:p>
+      <w:pPr>
+        <w:pStyle w:val="ListBullet"/>
+        <w:ind w:left="850"/>
+      </w:pPr>
+      <w:r>
+        <w:t>OnLevelCompleted(levelNumber, score, stars)</w:t>
+      </w:r>
+    </w:p>
+    <w:p>
+      <w:pPr>
+        <w:pStyle w:val="ListBullet"/>
+        <w:ind w:left="850"/>
+      </w:pPr>
+      <w:r>
+        <w:t>OnLevelFailed(levelNumber, reason)</w:t>
+      </w:r>
+    </w:p>
+    <w:p>
+      <w:pPr>
+        <w:pStyle w:val="Heading2"/>
+      </w:pPr>
+      <w:r>
+        <w:t>LevelDataProvider</w:t>
+      </w:r>
+    </w:p>
+    <w:p>
+      <w:r>
+        <w:rPr>
+          <w:b/>
+          <w:sz w:val="20"/>
+        </w:rPr>
+        <w:t xml:space="preserve">Layer: </w:t>
+      </w:r>
+      <w:r>
+        <w:rPr>
+          <w:sz w:val="20"/>
+        </w:rPr>
+        <w:t>Domain</w:t>
+      </w:r>
+    </w:p>
+    <w:p>
+      <w:r>
+        <w:rPr>
+          <w:b/>
+          <w:sz w:val="20"/>
+        </w:rPr>
+        <w:t xml:space="preserve">Role: </w:t>
+      </w:r>
+      <w:r>
+        <w:rPr>
+          <w:sz w:val="20"/>
+        </w:rPr>
+        <w:t>Provider</w:t>
+      </w:r>
+    </w:p>
+    <w:p>
+      <w:r>
+        <w:t>레벨 JSON 데이터 로드. 풍선 배치, 보관함 설정, 레일 레이아웃 제공.</w:t>
+      </w:r>
+    </w:p>
+    <w:p>
+      <w:pPr>
+        <w:pStyle w:val="Heading3"/>
+      </w:pPr>
+      <w:r>
+        <w:t>Provides</w:t>
+      </w:r>
+    </w:p>
+    <w:p>
+      <w:pPr>
+        <w:pStyle w:val="ListBullet"/>
+        <w:ind w:left="850"/>
+      </w:pPr>
+      <w:r>
+        <w:t>LoadLevelData(levelNumber) -&gt; LevelData</w:t>
+      </w:r>
+    </w:p>
+    <w:p>
+      <w:pPr>
+        <w:pStyle w:val="ListBullet"/>
+        <w:ind w:left="850"/>
+      </w:pPr>
+      <w:r>
+        <w:t>GetBalloonLayout() -&gt; BalloonLayout[]</w:t>
+      </w:r>
+    </w:p>
+    <w:p>
+      <w:pPr>
+        <w:pStyle w:val="ListBullet"/>
+        <w:ind w:left="850"/>
+      </w:pPr>
+      <w:r>
+        <w:t>GetHolderSetup() -&gt; HolderSetup[]</w:t>
+      </w:r>
+    </w:p>
+    <w:p>
+      <w:pPr>
+        <w:pStyle w:val="ListBullet"/>
+        <w:ind w:left="850"/>
+      </w:pPr>
+      <w:r>
+        <w:t>GetRailLayout() -&gt; RailLayout</w:t>
+      </w:r>
+    </w:p>
+    <w:p>
+      <w:pPr>
+        <w:pStyle w:val="ListBullet"/>
+        <w:ind w:left="850"/>
+      </w:pPr>
+      <w:r>
+        <w:t>GetStarThresholds() -&gt; int[3]</w:t>
+      </w:r>
+    </w:p>
+    <w:p>
+      <w:pPr>
+        <w:pStyle w:val="ListBullet"/>
+        <w:ind w:left="850"/>
+      </w:pPr>
+      <w:r>
+        <w:t>GetSpecialMechanics() -&gt; string[]</w:t>
+      </w:r>
+    </w:p>
+    <w:p>
+      <w:pPr>
+        <w:pStyle w:val="Heading2"/>
+      </w:pPr>
+      <w:r>
+        <w:t>PackageManager</w:t>
+      </w:r>
+    </w:p>
+    <w:p>
+      <w:r>
+        <w:rPr>
+          <w:b/>
+          <w:sz w:val="20"/>
+        </w:rPr>
+        <w:t xml:space="preserve">Layer: </w:t>
+      </w:r>
+      <w:r>
+        <w:rPr>
+          <w:sz w:val="20"/>
+        </w:rPr>
+        <w:t>Domain</w:t>
+      </w:r>
+    </w:p>
+    <w:p>
+      <w:r>
+        <w:rPr>
+          <w:b/>
+          <w:sz w:val="20"/>
+        </w:rPr>
+        <w:t xml:space="preserve">Role: </w:t>
+      </w:r>
+      <w:r>
+        <w:rPr>
+          <w:sz w:val="20"/>
+        </w:rPr>
+        <w:t>Manager</w:t>
+      </w:r>
+    </w:p>
+    <w:p>
+      <w:r>
+        <w:t>패키지 진행, 해금 관리. 5패키지 × 20레벨 = 100레벨 구조. 패키지별 난이도 곡선 및 Beat Chart 목표 관리.</w:t>
+      </w:r>
+    </w:p>
+    <w:p>
+      <w:pPr>
+        <w:pStyle w:val="Heading3"/>
+      </w:pPr>
+      <w:r>
+        <w:t>Provides</w:t>
+      </w:r>
+    </w:p>
+    <w:p>
+      <w:pPr>
+        <w:pStyle w:val="ListBullet"/>
+        <w:ind w:left="850"/>
+      </w:pPr>
+      <w:r>
+        <w:t>GetCurrentPackage() -&gt; int</w:t>
+      </w:r>
+    </w:p>
+    <w:p>
+      <w:pPr>
+        <w:pStyle w:val="ListBullet"/>
+        <w:ind w:left="850"/>
+      </w:pPr>
+      <w:r>
+        <w:t>IsPackageUnlocked(packageId) -&gt; bool</w:t>
+      </w:r>
+    </w:p>
+    <w:p>
+      <w:pPr>
+        <w:pStyle w:val="ListBullet"/>
+        <w:ind w:left="850"/>
+      </w:pPr>
+      <w:r>
+        <w:t>CompletePackage(packageId)</w:t>
+      </w:r>
+    </w:p>
+    <w:p>
+      <w:pPr>
+        <w:pStyle w:val="Heading3"/>
+      </w:pPr>
+      <w:r>
+        <w:t>Requires</w:t>
+      </w:r>
+    </w:p>
+    <w:p>
+      <w:pPr>
+        <w:pStyle w:val="ListBullet"/>
+        <w:ind w:left="850"/>
+      </w:pPr>
+      <w:r>
+        <w:t>LevelManager.OnLevelCompleted</w:t>
+      </w:r>
+    </w:p>
+    <w:p>
+      <w:pPr>
+        <w:pStyle w:val="Heading3"/>
+      </w:pPr>
+      <w:r>
+        <w:t>Events Published</w:t>
+      </w:r>
+    </w:p>
+    <w:p>
+      <w:pPr>
+        <w:pStyle w:val="ListBullet"/>
+        <w:ind w:left="850"/>
+      </w:pPr>
+      <w:r>
+        <w:t>OnPackageCompleted(packageId)</w:t>
+      </w:r>
+    </w:p>
+    <w:p>
+      <w:pPr>
+        <w:pStyle w:val="ListBullet"/>
+        <w:ind w:left="850"/>
+      </w:pPr>
+      <w:r>
+        <w:t>OnPackageUnlocked(packageId)</w:t>
+      </w:r>
+    </w:p>
+    <w:p>
+      <w:pPr>
+        <w:pStyle w:val="Heading2"/>
+      </w:pPr>
+      <w:r>
+        <w:t>GimmickManager</w:t>
+      </w:r>
+    </w:p>
+    <w:p>
+      <w:r>
+        <w:rPr>
+          <w:b/>
+          <w:sz w:val="20"/>
+        </w:rPr>
+        <w:t xml:space="preserve">Layer: </w:t>
+      </w:r>
+      <w:r>
+        <w:rPr>
+          <w:sz w:val="20"/>
+        </w:rPr>
+        <w:t>Domain</w:t>
+      </w:r>
+    </w:p>
+    <w:p>
+      <w:r>
+        <w:rPr>
+          <w:b/>
+          <w:sz w:val="20"/>
+        </w:rPr>
+        <w:t xml:space="preserve">Role: </w:t>
+      </w:r>
+      <w:r>
+        <w:rPr>
+          <w:sz w:val="20"/>
+        </w:rPr>
+        <w:t>Manager</w:t>
+      </w:r>
+    </w:p>
+    <w:p>
+      <w:r>
+        <w:t>5종 기믹 활성화, 해금 스케줄 관리. Hidden(숨김풍선), Spawner(투명/불투명), BigObject(대형 오브젝트, 생명력), Chain(연결 풍선). 각 기믹은 패키지 내 pos 1 or 11에서 튜토리얼로 도입.</w:t>
+      </w:r>
+    </w:p>
+    <w:p>
+      <w:pPr>
+        <w:pStyle w:val="Heading3"/>
+      </w:pPr>
+      <w:r>
+        <w:t>Provides</w:t>
+      </w:r>
+    </w:p>
+    <w:p>
+      <w:pPr>
+        <w:pStyle w:val="ListBullet"/>
+        <w:ind w:left="850"/>
+      </w:pPr>
+      <w:r>
+        <w:t>IsGimmickUnlocked(gimmickId) -&gt; bool</w:t>
+      </w:r>
+    </w:p>
+    <w:p>
+      <w:pPr>
+        <w:pStyle w:val="ListBullet"/>
+        <w:ind w:left="850"/>
+      </w:pPr>
+      <w:r>
+        <w:t>GetActiveGimmicks(levelNumber) -&gt; string[]</w:t>
+      </w:r>
+    </w:p>
+    <w:p>
+      <w:pPr>
+        <w:pStyle w:val="ListBullet"/>
+        <w:ind w:left="850"/>
+      </w:pPr>
+      <w:r>
+        <w:t>ApplyGimmick(gimmickId, target)</w:t>
+      </w:r>
+    </w:p>
+    <w:p>
+      <w:pPr>
+        <w:pStyle w:val="ListBullet"/>
+        <w:ind w:left="850"/>
+      </w:pPr>
+      <w:r>
+        <w:t>ApplyHidden(target)</w:t>
+      </w:r>
+    </w:p>
+    <w:p>
+      <w:pPr>
+        <w:pStyle w:val="ListBullet"/>
+        <w:ind w:left="850"/>
+      </w:pPr>
+      <w:r>
+        <w:t>ApplySpawner(target, isTransparent)</w:t>
+      </w:r>
+    </w:p>
+    <w:p>
+      <w:pPr>
+        <w:pStyle w:val="ListBullet"/>
+        <w:ind w:left="850"/>
+      </w:pPr>
+      <w:r>
+        <w:t>ApplyBigObject(target, lifePoints)</w:t>
+      </w:r>
+    </w:p>
+    <w:p>
+      <w:pPr>
+        <w:pStyle w:val="ListBullet"/>
+        <w:ind w:left="850"/>
+      </w:pPr>
+      <w:r>
+        <w:t>ApplyChain(targets)</w:t>
+      </w:r>
+    </w:p>
+    <w:p>
+      <w:pPr>
+        <w:pStyle w:val="Heading3"/>
+      </w:pPr>
+      <w:r>
+        <w:t>Requires</w:t>
+      </w:r>
+    </w:p>
+    <w:p>
+      <w:pPr>
+        <w:pStyle w:val="ListBullet"/>
+        <w:ind w:left="850"/>
+      </w:pPr>
+      <w:r>
+        <w:t>LevelDataProvider.GetSpecialMechanics()</w:t>
+      </w:r>
+    </w:p>
+    <w:p>
+      <w:pPr>
+        <w:pStyle w:val="Heading3"/>
+      </w:pPr>
+      <w:r>
+        <w:t>Events Published</w:t>
+      </w:r>
+    </w:p>
+    <w:p>
+      <w:pPr>
+        <w:pStyle w:val="ListBullet"/>
+        <w:ind w:left="850"/>
+      </w:pPr>
+      <w:r>
+        <w:t>OnGimmickActivated(gimmickId)</w:t>
+      </w:r>
+    </w:p>
+    <w:p>
+      <w:r>
+        <w:rPr>
+          <w:b/>
+          <w:sz w:val="20"/>
+        </w:rPr>
+        <w:t xml:space="preserve">Note: </w:t>
+      </w:r>
+      <w:r>
+        <w:rPr>
+          <w:sz w:val="20"/>
+        </w:rPr>
+        <w:t>기믹 격리 원칙: 각 기믹은 독립적으로 동작하며 코어 루프에 영향을 주지 않음. Spawner는 GimmickManager 내에서 처리 (별도 SpawnerManager 불필요).</w:t>
+      </w:r>
+    </w:p>
+    <w:p>
+      <w:pPr>
+        <w:pStyle w:val="Heading2"/>
+      </w:pPr>
+      <w:r>
+        <w:t>TutorialController</w:t>
+      </w:r>
+    </w:p>
+    <w:p>
+      <w:r>
+        <w:rPr>
+          <w:b/>
+          <w:sz w:val="20"/>
+        </w:rPr>
+        <w:t xml:space="preserve">Layer: </w:t>
+      </w:r>
+      <w:r>
+        <w:rPr>
+          <w:sz w:val="20"/>
+        </w:rPr>
+        <w:t>Game</w:t>
+      </w:r>
+    </w:p>
+    <w:p>
+      <w:r>
+        <w:rPr>
+          <w:b/>
+          <w:sz w:val="20"/>
+        </w:rPr>
+        <w:t xml:space="preserve">Role: </w:t>
+      </w:r>
+      <w:r>
+        <w:rPr>
+          <w:sz w:val="20"/>
+        </w:rPr>
+        <w:t>Controller</w:t>
+      </w:r>
+    </w:p>
+    <w:p>
+      <w:r>
+        <w:t>튜토리얼 레벨 강제 가이드. 보관함 탭 유도 중심. PKG1 pos 1 기본 튜토리얼 + 각 패키지 기믹 도입 튜토리얼 (pos 1 or 11). 총 5회 튜토리얼 레벨 (패키지당 1회 기믹 소개).</w:t>
+      </w:r>
+    </w:p>
+    <w:p>
+      <w:pPr>
+        <w:pStyle w:val="Heading3"/>
+      </w:pPr>
+      <w:r>
+        <w:t>Provides</w:t>
+      </w:r>
+    </w:p>
+    <w:p>
+      <w:pPr>
+        <w:pStyle w:val="ListBullet"/>
+        <w:ind w:left="850"/>
+      </w:pPr>
+      <w:r>
+        <w:t>StartTutorial(step)</w:t>
+      </w:r>
+    </w:p>
+    <w:p>
+      <w:pPr>
+        <w:pStyle w:val="ListBullet"/>
+        <w:ind w:left="850"/>
+      </w:pPr>
+      <w:r>
+        <w:t>NextTutorialStep()</w:t>
+      </w:r>
+    </w:p>
+    <w:p>
+      <w:pPr>
+        <w:pStyle w:val="ListBullet"/>
+        <w:ind w:left="850"/>
+      </w:pPr>
+      <w:r>
+        <w:t>IsTutorialActive() -&gt; bool</w:t>
+      </w:r>
+    </w:p>
+    <w:p>
+      <w:pPr>
+        <w:pStyle w:val="ListBullet"/>
+        <w:ind w:left="850"/>
+      </w:pPr>
+      <w:r>
+        <w:t>CompleteTutorial()</w:t>
+      </w:r>
+    </w:p>
+    <w:p>
+      <w:pPr>
+        <w:pStyle w:val="Heading3"/>
+      </w:pPr>
+      <w:r>
+        <w:t>Requires</w:t>
+      </w:r>
+    </w:p>
+    <w:p>
+      <w:pPr>
+        <w:pStyle w:val="ListBullet"/>
+        <w:ind w:left="850"/>
+      </w:pPr>
+      <w:r>
+        <w:t>LevelManager.OnLevelLoaded</w:t>
+      </w:r>
+    </w:p>
+    <w:p>
+      <w:pPr>
+        <w:pStyle w:val="ListBullet"/>
+        <w:ind w:left="850"/>
+      </w:pPr>
+      <w:r>
+        <w:t>InputHandler.OnHolderTapped</w:t>
+      </w:r>
+    </w:p>
+    <w:p>
+      <w:pPr>
+        <w:pStyle w:val="ListBullet"/>
+        <w:ind w:left="850"/>
+      </w:pPr>
+      <w:r>
+        <w:t>UIManager.ShowScreen()</w:t>
+      </w:r>
+    </w:p>
+    <w:p>
+      <w:pPr>
+        <w:pStyle w:val="Heading3"/>
+      </w:pPr>
+      <w:r>
+        <w:t>Events Published</w:t>
+      </w:r>
+    </w:p>
+    <w:p>
+      <w:pPr>
+        <w:pStyle w:val="ListBullet"/>
+        <w:ind w:left="850"/>
+      </w:pPr>
+      <w:r>
+        <w:t>OnTutorialStepCompleted(step)</w:t>
+      </w:r>
+    </w:p>
+    <w:p>
+      <w:pPr>
+        <w:pStyle w:val="ListBullet"/>
+        <w:ind w:left="850"/>
+      </w:pPr>
+      <w:r>
+        <w:t>OnTutorialCompleted</w:t>
+      </w:r>
+    </w:p>
+    <w:p>
+      <w:pPr>
+        <w:pStyle w:val="Heading1"/>
+      </w:pPr>
+      <w:r>
+        <w:t>Domain: Balance</w:t>
+      </w:r>
+    </w:p>
+    <w:p>
+      <w:pPr>
+        <w:pStyle w:val="Heading2"/>
+      </w:pPr>
+      <w:r>
+        <w:t>DifficultyCalculator</w:t>
+      </w:r>
+    </w:p>
+    <w:p>
+      <w:r>
+        <w:rPr>
+          <w:b/>
+          <w:sz w:val="20"/>
+        </w:rPr>
+        <w:t xml:space="preserve">Layer: </w:t>
+      </w:r>
+      <w:r>
+        <w:rPr>
+          <w:sz w:val="20"/>
+        </w:rPr>
+        <w:t>Domain</w:t>
+      </w:r>
+    </w:p>
+    <w:p>
+      <w:r>
+        <w:rPr>
+          <w:b/>
+          <w:sz w:val="20"/>
+        </w:rPr>
+        <w:t xml:space="preserve">Role: </w:t>
+      </w:r>
+      <w:r>
+        <w:rPr>
+          <w:sz w:val="20"/>
+        </w:rPr>
+        <w:t>Calculator</w:t>
+      </w:r>
+    </w:p>
+    <w:p>
+      <w:r>
+        <w:t>레벨 난이도 점수 산출. 정본: balance/difficulty_curve.yaml</w:t>
+      </w:r>
+    </w:p>
+    <w:p>
+      <w:pPr>
+        <w:pStyle w:val="Heading3"/>
+      </w:pPr>
+      <w:r>
+        <w:t>Provides</w:t>
+      </w:r>
+    </w:p>
+    <w:p>
+      <w:pPr>
+        <w:pStyle w:val="ListBullet"/>
+        <w:ind w:left="850"/>
+      </w:pPr>
+      <w:r>
+        <w:t>CalculateDifficulty(levelData) -&gt; float</w:t>
+      </w:r>
+    </w:p>
+    <w:p>
+      <w:pPr>
+        <w:pStyle w:val="ListBullet"/>
+        <w:ind w:left="850"/>
+      </w:pPr>
+      <w:r>
+        <w:t>GetSawtoothModifier(levelNumber) -&gt; float</w:t>
+      </w:r>
+    </w:p>
+    <w:p>
+      <w:pPr>
+        <w:pStyle w:val="ListBullet"/>
+        <w:ind w:left="850"/>
+      </w:pPr>
+      <w:r>
+        <w:t>GetFinalDifficulty(levelNumber) -&gt; float</w:t>
+      </w:r>
+    </w:p>
+    <w:p>
+      <w:pPr>
+        <w:pStyle w:val="Heading3"/>
+      </w:pPr>
+      <w:r>
+        <w:t>Requires</w:t>
+      </w:r>
+    </w:p>
+    <w:p>
+      <w:pPr>
+        <w:pStyle w:val="ListBullet"/>
+        <w:ind w:left="850"/>
+      </w:pPr>
+      <w:r>
+        <w:t>LevelDataProvider.LoadLevelData()</w:t>
+      </w:r>
+    </w:p>
+    <w:p>
+      <w:pPr>
+        <w:pStyle w:val="Heading2"/>
+      </w:pPr>
+      <w:r>
+        <w:t>BalanceProcessor</w:t>
+      </w:r>
+    </w:p>
+    <w:p>
+      <w:r>
+        <w:rPr>
+          <w:b/>
+          <w:sz w:val="20"/>
+        </w:rPr>
+        <w:t xml:space="preserve">Layer: </w:t>
+      </w:r>
+      <w:r>
+        <w:rPr>
+          <w:sz w:val="20"/>
+        </w:rPr>
+        <w:t>Domain</w:t>
+      </w:r>
+    </w:p>
+    <w:p>
+      <w:r>
+        <w:rPr>
+          <w:b/>
+          <w:sz w:val="20"/>
+        </w:rPr>
+        <w:t xml:space="preserve">Role: </w:t>
+      </w:r>
+      <w:r>
+        <w:rPr>
+          <w:sz w:val="20"/>
+        </w:rPr>
+        <w:t>Processor</w:t>
+      </w:r>
+    </w:p>
+    <w:p>
+      <w:r>
+        <w:t>밸런스 지표 수집/집계. 클리어율, 실패율 대시보드.</w:t>
+      </w:r>
+    </w:p>
+    <w:p>
+      <w:pPr>
+        <w:pStyle w:val="Heading3"/>
+      </w:pPr>
+      <w:r>
+        <w:t>Provides</w:t>
+      </w:r>
+    </w:p>
+    <w:p>
+      <w:pPr>
+        <w:pStyle w:val="ListBullet"/>
+        <w:ind w:left="850"/>
+      </w:pPr>
+      <w:r>
+        <w:t>RecordPlayResult(levelId, result, data)</w:t>
+      </w:r>
+    </w:p>
+    <w:p>
+      <w:pPr>
+        <w:pStyle w:val="ListBullet"/>
+        <w:ind w:left="850"/>
+      </w:pPr>
+      <w:r>
+        <w:t>GetLevelStats(levelId) -&gt; LevelBalanceStats</w:t>
+      </w:r>
+    </w:p>
+    <w:p>
+      <w:pPr>
+        <w:pStyle w:val="Heading3"/>
+      </w:pPr>
+      <w:r>
+        <w:t>Requires</w:t>
+      </w:r>
+    </w:p>
+    <w:p>
+      <w:pPr>
+        <w:pStyle w:val="ListBullet"/>
+        <w:ind w:left="850"/>
+      </w:pPr>
+      <w:r>
+        <w:t>LevelManager.OnLevelCompleted</w:t>
+      </w:r>
+    </w:p>
+    <w:p>
+      <w:pPr>
+        <w:pStyle w:val="ListBullet"/>
+        <w:ind w:left="850"/>
+      </w:pPr>
+      <w:r>
+        <w:t>LevelManager.OnLevelFailed</w:t>
+      </w:r>
+    </w:p>
+    <w:p>
+      <w:pPr>
+        <w:pStyle w:val="Heading2"/>
+      </w:pPr>
+      <w:r>
+        <w:t>ClearRateValidator</w:t>
+      </w:r>
+    </w:p>
+    <w:p>
+      <w:r>
+        <w:rPr>
+          <w:b/>
+          <w:sz w:val="20"/>
+        </w:rPr>
+        <w:t xml:space="preserve">Layer: </w:t>
+      </w:r>
+      <w:r>
+        <w:rPr>
+          <w:sz w:val="20"/>
+        </w:rPr>
+        <w:t>Domain</w:t>
+      </w:r>
+    </w:p>
+    <w:p>
+      <w:r>
+        <w:rPr>
+          <w:b/>
+          <w:sz w:val="20"/>
+        </w:rPr>
+        <w:t xml:space="preserve">Role: </w:t>
+      </w:r>
+      <w:r>
+        <w:rPr>
+          <w:sz w:val="20"/>
+        </w:rPr>
+        <w:t>Validator</w:t>
+      </w:r>
+    </w:p>
+    <w:p>
+      <w:r>
+        <w:t>클리어율 모니터링. 목표 범위 이탈 시 경고.</w:t>
+      </w:r>
+    </w:p>
+    <w:p>
+      <w:pPr>
+        <w:pStyle w:val="Heading3"/>
+      </w:pPr>
+      <w:r>
+        <w:t>Provides</w:t>
+      </w:r>
+    </w:p>
+    <w:p>
+      <w:pPr>
+        <w:pStyle w:val="ListBullet"/>
+        <w:ind w:left="850"/>
+      </w:pPr>
+      <w:r>
+        <w:t>ValidateClearRate(levelId) -&gt; ValidationResult</w:t>
+      </w:r>
+    </w:p>
+    <w:p>
+      <w:pPr>
+        <w:pStyle w:val="ListBullet"/>
+        <w:ind w:left="850"/>
+      </w:pPr>
+      <w:r>
+        <w:t>GetOutOfRangeLevels() -&gt; LevelId[]</w:t>
+      </w:r>
+    </w:p>
+    <w:p>
+      <w:pPr>
+        <w:pStyle w:val="Heading3"/>
+      </w:pPr>
+      <w:r>
+        <w:t>Requires</w:t>
+      </w:r>
+    </w:p>
+    <w:p>
+      <w:pPr>
+        <w:pStyle w:val="ListBullet"/>
+        <w:ind w:left="850"/>
+      </w:pPr>
+      <w:r>
+        <w:t>BalanceProcessor.GetLevelStats()</w:t>
+      </w:r>
+    </w:p>
+    <w:p>
+      <w:pPr>
+        <w:pStyle w:val="Heading1"/>
+      </w:pPr>
+      <w:r>
+        <w:t>Domain: UX</w:t>
+      </w:r>
+    </w:p>
+    <w:p>
+      <w:pPr>
+        <w:pStyle w:val="Heading2"/>
+      </w:pPr>
+      <w:r>
+        <w:t>UIManager</w:t>
+      </w:r>
+    </w:p>
+    <w:p>
+      <w:r>
+        <w:rPr>
+          <w:b/>
+          <w:sz w:val="20"/>
+        </w:rPr>
+        <w:t xml:space="preserve">Layer: </w:t>
+      </w:r>
+      <w:r>
+        <w:rPr>
+          <w:sz w:val="20"/>
+        </w:rPr>
+        <w:t>Core</w:t>
+      </w:r>
+    </w:p>
+    <w:p>
+      <w:r>
+        <w:rPr>
+          <w:b/>
+          <w:sz w:val="20"/>
+        </w:rPr>
+        <w:t xml:space="preserve">Role: </w:t>
+      </w:r>
+      <w:r>
+        <w:rPr>
+          <w:sz w:val="20"/>
+        </w:rPr>
+        <w:t>Manager</w:t>
+      </w:r>
+    </w:p>
+    <w:p>
+      <w:r>
+        <w:t>전체 UI 상태 관리. Canvas, 화면 전환.</w:t>
+      </w:r>
+    </w:p>
+    <w:p>
+      <w:pPr>
+        <w:pStyle w:val="Heading3"/>
+      </w:pPr>
+      <w:r>
+        <w:t>Provides</w:t>
+      </w:r>
+    </w:p>
+    <w:p>
+      <w:pPr>
+        <w:pStyle w:val="ListBullet"/>
+        <w:ind w:left="850"/>
+      </w:pPr>
+      <w:r>
+        <w:t>ShowScreen(screenId)</w:t>
+      </w:r>
+    </w:p>
+    <w:p>
+      <w:pPr>
+        <w:pStyle w:val="ListBullet"/>
+        <w:ind w:left="850"/>
+      </w:pPr>
+      <w:r>
+        <w:t>HideScreen(screenId)</w:t>
+      </w:r>
+    </w:p>
+    <w:p>
+      <w:pPr>
+        <w:pStyle w:val="ListBullet"/>
+        <w:ind w:left="850"/>
+      </w:pPr>
+      <w:r>
+        <w:t>GetCurrentScreen() -&gt; string</w:t>
+      </w:r>
+    </w:p>
+    <w:p>
+      <w:pPr>
+        <w:pStyle w:val="Heading3"/>
+      </w:pPr>
+      <w:r>
+        <w:t>Events Published</w:t>
+      </w:r>
+    </w:p>
+    <w:p>
+      <w:pPr>
+        <w:pStyle w:val="ListBullet"/>
+        <w:ind w:left="850"/>
+      </w:pPr>
+      <w:r>
+        <w:t>OnScreenChanged(from, to)</w:t>
+      </w:r>
+    </w:p>
+    <w:p>
+      <w:pPr>
+        <w:pStyle w:val="Heading2"/>
+      </w:pPr>
+      <w:r>
+        <w:t>PageController</w:t>
+      </w:r>
+    </w:p>
+    <w:p>
+      <w:r>
+        <w:rPr>
+          <w:b/>
+          <w:sz w:val="20"/>
+        </w:rPr>
+        <w:t xml:space="preserve">Layer: </w:t>
+      </w:r>
+      <w:r>
+        <w:rPr>
+          <w:sz w:val="20"/>
+        </w:rPr>
+        <w:t>Game</w:t>
+      </w:r>
+    </w:p>
+    <w:p>
+      <w:r>
+        <w:rPr>
+          <w:b/>
+          <w:sz w:val="20"/>
+        </w:rPr>
+        <w:t xml:space="preserve">Role: </w:t>
+      </w:r>
+      <w:r>
+        <w:rPr>
+          <w:sz w:val="20"/>
+        </w:rPr>
+        <w:t>Controller</w:t>
+      </w:r>
+    </w:p>
+    <w:p>
+      <w:r>
+        <w:t>화면 전환 관리. Title → Main → Level → Result → Main.</w:t>
+      </w:r>
+    </w:p>
+    <w:p>
+      <w:pPr>
+        <w:pStyle w:val="Heading3"/>
+      </w:pPr>
+      <w:r>
+        <w:t>Provides</w:t>
+      </w:r>
+    </w:p>
+    <w:p>
+      <w:pPr>
+        <w:pStyle w:val="ListBullet"/>
+        <w:ind w:left="850"/>
+      </w:pPr>
+      <w:r>
+        <w:t>NavigateTo(pageId)</w:t>
+      </w:r>
+    </w:p>
+    <w:p>
+      <w:pPr>
+        <w:pStyle w:val="ListBullet"/>
+        <w:ind w:left="850"/>
+      </w:pPr>
+      <w:r>
+        <w:t>GoBack()</w:t>
+      </w:r>
+    </w:p>
+    <w:p>
+      <w:pPr>
+        <w:pStyle w:val="Heading3"/>
+      </w:pPr>
+      <w:r>
+        <w:t>Requires</w:t>
+      </w:r>
+    </w:p>
+    <w:p>
+      <w:pPr>
+        <w:pStyle w:val="ListBullet"/>
+        <w:ind w:left="850"/>
+      </w:pPr>
+      <w:r>
+        <w:t>UIManager.ShowScreen()</w:t>
+      </w:r>
+    </w:p>
+    <w:p>
+      <w:pPr>
+        <w:pStyle w:val="Heading2"/>
+      </w:pPr>
+      <w:r>
+        <w:t>PopupManager</w:t>
+      </w:r>
+    </w:p>
+    <w:p>
+      <w:r>
+        <w:rPr>
+          <w:b/>
+          <w:sz w:val="20"/>
+        </w:rPr>
+        <w:t xml:space="preserve">Layer: </w:t>
+      </w:r>
+      <w:r>
+        <w:rPr>
+          <w:sz w:val="20"/>
+        </w:rPr>
+        <w:t>Core</w:t>
+      </w:r>
+    </w:p>
+    <w:p>
+      <w:r>
+        <w:rPr>
+          <w:b/>
+          <w:sz w:val="20"/>
+        </w:rPr>
+        <w:t xml:space="preserve">Role: </w:t>
+      </w:r>
+      <w:r>
+        <w:rPr>
+          <w:sz w:val="20"/>
+        </w:rPr>
+        <w:t>Manager</w:t>
+      </w:r>
+    </w:p>
+    <w:p>
+      <w:r>
+        <w:t>팝업 큐잉, 우선순위 관리.</w:t>
+      </w:r>
+    </w:p>
+    <w:p>
+      <w:pPr>
+        <w:pStyle w:val="Heading3"/>
+      </w:pPr>
+      <w:r>
+        <w:t>Provides</w:t>
+      </w:r>
+    </w:p>
+    <w:p>
+      <w:pPr>
+        <w:pStyle w:val="ListBullet"/>
+        <w:ind w:left="850"/>
+      </w:pPr>
+      <w:r>
+        <w:t>ShowPopup(popupId, priority, data)</w:t>
+      </w:r>
+    </w:p>
+    <w:p>
+      <w:pPr>
+        <w:pStyle w:val="ListBullet"/>
+        <w:ind w:left="850"/>
+      </w:pPr>
+      <w:r>
+        <w:t>ClosePopup(popupId)</w:t>
+      </w:r>
+    </w:p>
+    <w:p>
+      <w:pPr>
+        <w:pStyle w:val="Heading3"/>
+      </w:pPr>
+      <w:r>
+        <w:t>Requires</w:t>
+      </w:r>
+    </w:p>
+    <w:p>
+      <w:pPr>
+        <w:pStyle w:val="ListBullet"/>
+        <w:ind w:left="850"/>
+      </w:pPr>
+      <w:r>
+        <w:t>UIManager</w:t>
+      </w:r>
+    </w:p>
+    <w:p>
+      <w:pPr>
+        <w:pStyle w:val="Heading3"/>
+      </w:pPr>
+      <w:r>
+        <w:t>Config</w:t>
+      </w:r>
+    </w:p>
+    <w:p>
+      <w:r>
+        <w:rPr>
+          <w:b/>
+          <w:sz w:val="20"/>
+        </w:rPr>
+        <w:t xml:space="preserve">max_concurrent: </w:t>
+      </w:r>
+      <w:r>
+        <w:rPr>
+          <w:sz w:val="20"/>
+        </w:rPr>
+        <w:t>1</w:t>
+      </w:r>
+    </w:p>
+    <w:p>
+      <w:pPr>
+        <w:pStyle w:val="Heading2"/>
+      </w:pPr>
+      <w:r>
+        <w:t>TutorialManager</w:t>
+      </w:r>
+    </w:p>
+    <w:p>
+      <w:r>
+        <w:rPr>
+          <w:b/>
+          <w:sz w:val="20"/>
+        </w:rPr>
+        <w:t xml:space="preserve">Layer: </w:t>
+      </w:r>
+      <w:r>
+        <w:rPr>
+          <w:sz w:val="20"/>
+        </w:rPr>
+        <w:t>Game</w:t>
+      </w:r>
+    </w:p>
+    <w:p>
+      <w:r>
+        <w:rPr>
+          <w:b/>
+          <w:sz w:val="20"/>
+        </w:rPr>
+        <w:t xml:space="preserve">Role: </w:t>
+      </w:r>
+      <w:r>
+        <w:rPr>
+          <w:sz w:val="20"/>
+        </w:rPr>
+        <w:t>Manager</w:t>
+      </w:r>
+    </w:p>
+    <w:p>
+      <w:r>
+        <w:t>FTUE 관리. 하이라이트, 화살표, 가이드 표시.</w:t>
+      </w:r>
+    </w:p>
+    <w:p>
+      <w:pPr>
+        <w:pStyle w:val="Heading3"/>
+      </w:pPr>
+      <w:r>
+        <w:t>Provides</w:t>
+      </w:r>
+    </w:p>
+    <w:p>
+      <w:pPr>
+        <w:pStyle w:val="ListBullet"/>
+        <w:ind w:left="850"/>
+      </w:pPr>
+      <w:r>
+        <w:t>IsTutorialComplete() -&gt; bool</w:t>
+      </w:r>
+    </w:p>
+    <w:p>
+      <w:pPr>
+        <w:pStyle w:val="ListBullet"/>
+        <w:ind w:left="850"/>
+      </w:pPr>
+      <w:r>
+        <w:t>ShowHighlight(target)</w:t>
+      </w:r>
+    </w:p>
+    <w:p>
+      <w:pPr>
+        <w:pStyle w:val="ListBullet"/>
+        <w:ind w:left="850"/>
+      </w:pPr>
+      <w:r>
+        <w:t>ShowArrow(target, direction)</w:t>
+      </w:r>
+    </w:p>
+    <w:p>
+      <w:pPr>
+        <w:pStyle w:val="ListBullet"/>
+        <w:ind w:left="850"/>
+      </w:pPr>
+      <w:r>
+        <w:t>HideGuides()</w:t>
+      </w:r>
+    </w:p>
+    <w:p>
+      <w:pPr>
+        <w:pStyle w:val="Heading3"/>
+      </w:pPr>
+      <w:r>
+        <w:t>Requires</w:t>
+      </w:r>
+    </w:p>
+    <w:p>
+      <w:pPr>
+        <w:pStyle w:val="ListBullet"/>
+        <w:ind w:left="850"/>
+      </w:pPr>
+      <w:r>
+        <w:t>TutorialController.OnTutorialStepCompleted</w:t>
+      </w:r>
+    </w:p>
+    <w:p>
+      <w:pPr>
+        <w:pStyle w:val="ListBullet"/>
+        <w:ind w:left="850"/>
+      </w:pPr>
+      <w:r>
+        <w:t>UIManager</w:t>
+      </w:r>
+    </w:p>
+    <w:p>
+      <w:pPr>
+        <w:pStyle w:val="Heading2"/>
+      </w:pPr>
+      <w:r>
+        <w:t>FeedbackController</w:t>
+      </w:r>
+    </w:p>
+    <w:p>
+      <w:r>
+        <w:rPr>
+          <w:b/>
+          <w:sz w:val="20"/>
+        </w:rPr>
+        <w:t xml:space="preserve">Layer: </w:t>
+      </w:r>
+      <w:r>
+        <w:rPr>
+          <w:sz w:val="20"/>
+        </w:rPr>
+        <w:t>Game</w:t>
+      </w:r>
+    </w:p>
+    <w:p>
+      <w:r>
+        <w:rPr>
+          <w:b/>
+          <w:sz w:val="20"/>
+        </w:rPr>
+        <w:t xml:space="preserve">Role: </w:t>
+      </w:r>
+      <w:r>
+        <w:rPr>
+          <w:sz w:val="20"/>
+        </w:rPr>
+        <w:t>Controller</w:t>
+      </w:r>
+    </w:p>
+    <w:p>
+      <w:r>
+        <w:t>시청각/햅틱 피드백 제어. 비대칭 원칙: 다트=담백, 풍선팝=과하게. 피치 상승 파열음, 물/반짝이 파편, 진동.</w:t>
+      </w:r>
+    </w:p>
+    <w:p>
+      <w:pPr>
+        <w:pStyle w:val="Heading3"/>
+      </w:pPr>
+      <w:r>
+        <w:t>Provides</w:t>
+      </w:r>
+    </w:p>
+    <w:p>
+      <w:pPr>
+        <w:pStyle w:val="ListBullet"/>
+        <w:ind w:left="850"/>
+      </w:pPr>
+      <w:r>
+        <w:t>PlayPopEffect(position, popIndex, color)</w:t>
+      </w:r>
+    </w:p>
+    <w:p>
+      <w:pPr>
+        <w:pStyle w:val="ListBullet"/>
+        <w:ind w:left="850"/>
+      </w:pPr>
+      <w:r>
+        <w:t>PlaySound(soundId)</w:t>
+      </w:r>
+    </w:p>
+    <w:p>
+      <w:pPr>
+        <w:pStyle w:val="ListBullet"/>
+        <w:ind w:left="850"/>
+      </w:pPr>
+      <w:r>
+        <w:t>PlayHaptic(intensity)</w:t>
+      </w:r>
+    </w:p>
+    <w:p>
+      <w:pPr>
+        <w:pStyle w:val="ListBullet"/>
+        <w:ind w:left="850"/>
+      </w:pPr>
+      <w:r>
+        <w:t>PlayClearCelebration()</w:t>
+      </w:r>
+    </w:p>
+    <w:p>
+      <w:pPr>
+        <w:pStyle w:val="ListBullet"/>
+        <w:ind w:left="850"/>
+      </w:pPr>
+      <w:r>
+        <w:t>PlayFailEffect()</w:t>
+      </w:r>
+    </w:p>
+    <w:p>
+      <w:pPr>
+        <w:pStyle w:val="Heading3"/>
+      </w:pPr>
+      <w:r>
+        <w:t>Requires</w:t>
+      </w:r>
+    </w:p>
+    <w:p>
+      <w:pPr>
+        <w:pStyle w:val="ListBullet"/>
+        <w:ind w:left="850"/>
+      </w:pPr>
+      <w:r>
+        <w:t>PopProcessor.OnPopComplete</w:t>
+      </w:r>
+    </w:p>
+    <w:p>
+      <w:pPr>
+        <w:pStyle w:val="ListBullet"/>
+        <w:ind w:left="850"/>
+      </w:pPr>
+      <w:r>
+        <w:t>ScoreManager.OnLevelCleared</w:t>
+      </w:r>
+    </w:p>
+    <w:p>
+      <w:pPr>
+        <w:pStyle w:val="ListBullet"/>
+        <w:ind w:left="850"/>
+      </w:pPr>
+      <w:r>
+        <w:t>ScoreManager.OnLevelFailed</w:t>
+      </w:r>
+    </w:p>
+    <w:p>
+      <w:r>
+        <w:rPr>
+          <w:b/>
+          <w:sz w:val="20"/>
+        </w:rPr>
+        <w:t xml:space="preserve">Note: </w:t>
+      </w:r>
+      <w:r>
+        <w:rPr>
+          <w:sz w:val="20"/>
+        </w:rPr>
+        <w:t>popIndex를 사용하여 피치 상승 효과 구현. 순차 팝마다 음높이가 올라감 (팡-팡-팡-팡-팡!!).</w:t>
+      </w:r>
+    </w:p>
+    <w:p>
+      <w:pPr>
+        <w:pStyle w:val="Heading2"/>
+      </w:pPr>
+      <w:r>
+        <w:t>HUDController</w:t>
+      </w:r>
+    </w:p>
+    <w:p>
+      <w:r>
+        <w:rPr>
+          <w:b/>
+          <w:sz w:val="20"/>
+        </w:rPr>
+        <w:t xml:space="preserve">Layer: </w:t>
+      </w:r>
+      <w:r>
+        <w:rPr>
+          <w:sz w:val="20"/>
+        </w:rPr>
+        <w:t>Game</w:t>
+      </w:r>
+    </w:p>
+    <w:p>
+      <w:r>
+        <w:rPr>
+          <w:b/>
+          <w:sz w:val="20"/>
+        </w:rPr>
+        <w:t xml:space="preserve">Role: </w:t>
+      </w:r>
+      <w:r>
+        <w:rPr>
+          <w:sz w:val="20"/>
+        </w:rPr>
+        <w:t>Controller</w:t>
+      </w:r>
+    </w:p>
+    <w:p>
+      <w:r>
+        <w:t>인게임 HUD 업데이트. 점수, 남은 풍선, 보관함 탄창 수.</w:t>
+      </w:r>
+    </w:p>
+    <w:p>
+      <w:pPr>
+        <w:pStyle w:val="Heading3"/>
+      </w:pPr>
+      <w:r>
+        <w:t>Provides</w:t>
+      </w:r>
+    </w:p>
+    <w:p>
+      <w:pPr>
+        <w:pStyle w:val="ListBullet"/>
+        <w:ind w:left="850"/>
+      </w:pPr>
+      <w:r>
+        <w:t>UpdateScore(score)</w:t>
+      </w:r>
+    </w:p>
+    <w:p>
+      <w:pPr>
+        <w:pStyle w:val="ListBullet"/>
+        <w:ind w:left="850"/>
+      </w:pPr>
+      <w:r>
+        <w:t>UpdateRemainingBalloons(count)</w:t>
+      </w:r>
+    </w:p>
+    <w:p>
+      <w:pPr>
+        <w:pStyle w:val="ListBullet"/>
+        <w:ind w:left="850"/>
+      </w:pPr>
+      <w:r>
+        <w:t>UpdateHolderMagazine(holderId, remaining)</w:t>
+      </w:r>
+    </w:p>
+    <w:p>
+      <w:pPr>
+        <w:pStyle w:val="ListBullet"/>
+        <w:ind w:left="850"/>
+      </w:pPr>
+      <w:r>
+        <w:t>UpdateStarProgress(progress)</w:t>
+      </w:r>
+    </w:p>
+    <w:p>
+      <w:pPr>
+        <w:pStyle w:val="Heading3"/>
+      </w:pPr>
+      <w:r>
+        <w:t>Requires</w:t>
+      </w:r>
+    </w:p>
+    <w:p>
+      <w:pPr>
+        <w:pStyle w:val="ListBullet"/>
+        <w:ind w:left="850"/>
+      </w:pPr>
+      <w:r>
+        <w:t>ScoreManager.OnScoreChanged</w:t>
+      </w:r>
+    </w:p>
+    <w:p>
+      <w:pPr>
+        <w:pStyle w:val="ListBullet"/>
+        <w:ind w:left="850"/>
+      </w:pPr>
+      <w:r>
+        <w:t>PopProcessor.OnPopComplete</w:t>
+      </w:r>
+    </w:p>
+    <w:p>
+      <w:pPr>
+        <w:pStyle w:val="ListBullet"/>
+        <w:ind w:left="850"/>
+      </w:pPr>
+      <w:r>
+        <w:t>HolderManager.OnHolderSelected</w:t>
+      </w:r>
+    </w:p>
+    <w:p>
+      <w:pPr>
+        <w:pStyle w:val="Heading1"/>
+      </w:pPr>
+      <w:r>
+        <w:t>Domain: OutGame</w:t>
+      </w:r>
+    </w:p>
+    <w:p>
+      <w:pPr>
+        <w:pStyle w:val="Heading2"/>
+      </w:pPr>
+      <w:r>
+        <w:t>LifeManager</w:t>
+      </w:r>
+    </w:p>
+    <w:p>
+      <w:r>
+        <w:rPr>
+          <w:b/>
+          <w:sz w:val="20"/>
+        </w:rPr>
+        <w:t xml:space="preserve">Layer: </w:t>
+      </w:r>
+      <w:r>
+        <w:rPr>
+          <w:sz w:val="20"/>
+        </w:rPr>
+        <w:t>Domain</w:t>
+      </w:r>
+    </w:p>
+    <w:p>
+      <w:r>
+        <w:rPr>
+          <w:b/>
+          <w:sz w:val="20"/>
+        </w:rPr>
+        <w:t xml:space="preserve">Role: </w:t>
+      </w:r>
+      <w:r>
+        <w:rPr>
+          <w:sz w:val="20"/>
+        </w:rPr>
+        <w:t>Manager</w:t>
+      </w:r>
+    </w:p>
+    <w:p>
+      <w:r>
+        <w:t>하트 시스템 관리. 최대 5개, 실패 시 1개 소모, 30분 자동 충전. 하트 0에서 과금/광고 접점 발생.</w:t>
+      </w:r>
+    </w:p>
+    <w:p>
+      <w:pPr>
+        <w:pStyle w:val="Heading3"/>
+      </w:pPr>
+      <w:r>
+        <w:t>Provides</w:t>
+      </w:r>
+    </w:p>
+    <w:p>
+      <w:pPr>
+        <w:pStyle w:val="ListBullet"/>
+        <w:ind w:left="850"/>
+      </w:pPr>
+      <w:r>
+        <w:t>GetLives() -&gt; int</w:t>
+      </w:r>
+    </w:p>
+    <w:p>
+      <w:pPr>
+        <w:pStyle w:val="ListBullet"/>
+        <w:ind w:left="850"/>
+      </w:pPr>
+      <w:r>
+        <w:t>ConsumeLive() -&gt; bool</w:t>
+      </w:r>
+    </w:p>
+    <w:p>
+      <w:pPr>
+        <w:pStyle w:val="ListBullet"/>
+        <w:ind w:left="850"/>
+      </w:pPr>
+      <w:r>
+        <w:t>RefillLives()</w:t>
+      </w:r>
+    </w:p>
+    <w:p>
+      <w:pPr>
+        <w:pStyle w:val="ListBullet"/>
+        <w:ind w:left="850"/>
+      </w:pPr>
+      <w:r>
+        <w:t>GetRechargeTimeRemaining() -&gt; float</w:t>
+      </w:r>
+    </w:p>
+    <w:p>
+      <w:pPr>
+        <w:pStyle w:val="ListBullet"/>
+        <w:ind w:left="850"/>
+      </w:pPr>
+      <w:r>
+        <w:t>IsLiveFull() -&gt; bool</w:t>
+      </w:r>
+    </w:p>
+    <w:p>
+      <w:pPr>
+        <w:pStyle w:val="Heading3"/>
+      </w:pPr>
+      <w:r>
+        <w:t>Requires</w:t>
+      </w:r>
+    </w:p>
+    <w:p>
+      <w:pPr>
+        <w:pStyle w:val="ListBullet"/>
+        <w:ind w:left="850"/>
+      </w:pPr>
+      <w:r>
+        <w:t>LevelManager.OnLevelFailed</w:t>
+      </w:r>
+    </w:p>
+    <w:p>
+      <w:pPr>
+        <w:pStyle w:val="ListBullet"/>
+        <w:ind w:left="850"/>
+      </w:pPr>
+      <w:r>
+        <w:t>CurrencyManager.SpendCurrency()</w:t>
+      </w:r>
+    </w:p>
+    <w:p>
+      <w:pPr>
+        <w:pStyle w:val="Heading3"/>
+      </w:pPr>
+      <w:r>
+        <w:t>Events Published</w:t>
+      </w:r>
+    </w:p>
+    <w:p>
+      <w:pPr>
+        <w:pStyle w:val="ListBullet"/>
+        <w:ind w:left="850"/>
+      </w:pPr>
+      <w:r>
+        <w:t>OnLiveConsumed(remaining)</w:t>
+      </w:r>
+    </w:p>
+    <w:p>
+      <w:pPr>
+        <w:pStyle w:val="ListBullet"/>
+        <w:ind w:left="850"/>
+      </w:pPr>
+      <w:r>
+        <w:t>OnLiveRefilled(count)</w:t>
+      </w:r>
+    </w:p>
+    <w:p>
+      <w:pPr>
+        <w:pStyle w:val="ListBullet"/>
+        <w:ind w:left="850"/>
+      </w:pPr>
+      <w:r>
+        <w:t>OnLivesEmpty</w:t>
+      </w:r>
+    </w:p>
+    <w:p>
+      <w:pPr>
+        <w:pStyle w:val="Heading3"/>
+      </w:pPr>
+      <w:r>
+        <w:t>Config</w:t>
+      </w:r>
+    </w:p>
+    <w:p>
+      <w:r>
+        <w:rPr>
+          <w:b/>
+          <w:sz w:val="20"/>
+        </w:rPr>
+        <w:t xml:space="preserve">max_lives: </w:t>
+      </w:r>
+      <w:r>
+        <w:rPr>
+          <w:sz w:val="20"/>
+        </w:rPr>
+        <w:t>5</w:t>
+      </w:r>
+    </w:p>
+    <w:p>
+      <w:r>
+        <w:rPr>
+          <w:b/>
+          <w:sz w:val="20"/>
+        </w:rPr>
+        <w:t xml:space="preserve">recharge_min: </w:t>
+      </w:r>
+      <w:r>
+        <w:rPr>
+          <w:sz w:val="20"/>
+        </w:rPr>
+        <w:t>30</w:t>
+      </w:r>
+    </w:p>
+    <w:p>
+      <w:pPr>
+        <w:pStyle w:val="Heading2"/>
+      </w:pPr>
+      <w:r>
+        <w:t>BoosterManager</w:t>
+      </w:r>
+    </w:p>
+    <w:p>
+      <w:r>
+        <w:rPr>
+          <w:b/>
+          <w:sz w:val="20"/>
+        </w:rPr>
+        <w:t xml:space="preserve">Layer: </w:t>
+      </w:r>
+      <w:r>
+        <w:rPr>
+          <w:sz w:val="20"/>
+        </w:rPr>
+        <w:t>Domain</w:t>
+      </w:r>
+    </w:p>
+    <w:p>
+      <w:r>
+        <w:rPr>
+          <w:b/>
+          <w:sz w:val="20"/>
+        </w:rPr>
+        <w:t xml:space="preserve">Role: </w:t>
+      </w:r>
+      <w:r>
+        <w:rPr>
+          <w:sz w:val="20"/>
+        </w:rPr>
+        <w:t>Manager</w:t>
+      </w:r>
+    </w:p>
+    <w:p>
+      <w:r>
+        <w:t>부스터 4종 관리. 트레이 추가(300), 손(1900/3), 셔플(1500/3), 색상 제거(2900/3). 판 진행 중(in_play) 사용. 보유 수량, 구매, 사용 처리.</w:t>
+      </w:r>
+    </w:p>
+    <w:p>
+      <w:pPr>
+        <w:pStyle w:val="Heading3"/>
+      </w:pPr>
+      <w:r>
+        <w:t>Provides</w:t>
+      </w:r>
+    </w:p>
+    <w:p>
+      <w:pPr>
+        <w:pStyle w:val="ListBullet"/>
+        <w:ind w:left="850"/>
+      </w:pPr>
+      <w:r>
+        <w:t>GetBoosterCount(boosterId) -&gt; int</w:t>
+      </w:r>
+    </w:p>
+    <w:p>
+      <w:pPr>
+        <w:pStyle w:val="ListBullet"/>
+        <w:ind w:left="850"/>
+      </w:pPr>
+      <w:r>
+        <w:t>UseBooster(boosterId) -&gt; bool</w:t>
+      </w:r>
+    </w:p>
+    <w:p>
+      <w:pPr>
+        <w:pStyle w:val="ListBullet"/>
+        <w:ind w:left="850"/>
+      </w:pPr>
+      <w:r>
+        <w:t>PurchaseBooster(boosterId) -&gt; bool</w:t>
+      </w:r>
+    </w:p>
+    <w:p>
+      <w:pPr>
+        <w:pStyle w:val="ListBullet"/>
+        <w:ind w:left="850"/>
+      </w:pPr>
+      <w:r>
+        <w:t>GetAllBoosters() -&gt; BoosterData[]</w:t>
+      </w:r>
+    </w:p>
+    <w:p>
+      <w:pPr>
+        <w:pStyle w:val="Heading3"/>
+      </w:pPr>
+      <w:r>
+        <w:t>Requires</w:t>
+      </w:r>
+    </w:p>
+    <w:p>
+      <w:pPr>
+        <w:pStyle w:val="ListBullet"/>
+        <w:ind w:left="850"/>
+      </w:pPr>
+      <w:r>
+        <w:t>CurrencyManager.SpendCurrency()</w:t>
+      </w:r>
+    </w:p>
+    <w:p>
+      <w:pPr>
+        <w:pStyle w:val="ListBullet"/>
+        <w:ind w:left="850"/>
+      </w:pPr>
+      <w:r>
+        <w:t>HolderManager (셔플 시)</w:t>
+      </w:r>
+    </w:p>
+    <w:p>
+      <w:pPr>
+        <w:pStyle w:val="ListBullet"/>
+        <w:ind w:left="850"/>
+      </w:pPr>
+      <w:r>
+        <w:t>BalloonController (색상 제거 시)</w:t>
+      </w:r>
+    </w:p>
+    <w:p>
+      <w:pPr>
+        <w:pStyle w:val="ListBullet"/>
+        <w:ind w:left="850"/>
+      </w:pPr>
+      <w:r>
+        <w:t>GimmickManager (손 - Hidden 해제)</w:t>
+      </w:r>
+    </w:p>
+    <w:p>
+      <w:pPr>
+        <w:pStyle w:val="Heading3"/>
+      </w:pPr>
+      <w:r>
+        <w:t>Events Published</w:t>
+      </w:r>
+    </w:p>
+    <w:p>
+      <w:pPr>
+        <w:pStyle w:val="ListBullet"/>
+        <w:ind w:left="850"/>
+      </w:pPr>
+      <w:r>
+        <w:t>OnBoosterUsed(boosterId, effect)</w:t>
+      </w:r>
+    </w:p>
+    <w:p>
+      <w:pPr>
+        <w:pStyle w:val="ListBullet"/>
+        <w:ind w:left="850"/>
+      </w:pPr>
+      <w:r>
+        <w:t>OnBoosterPurchased(boosterId, count)</w:t>
+      </w:r>
+    </w:p>
+    <w:p>
+      <w:pPr>
+        <w:pStyle w:val="Heading3"/>
+      </w:pPr>
+      <w:r>
+        <w:t>Price Table</w:t>
       </w:r>
     </w:p>
     <w:tbl>
@@ -54,13 +3367,15 @@
         <w:tblLook w:firstColumn="1" w:firstRow="1" w:lastColumn="0" w:lastRow="0" w:noHBand="0" w:noVBand="1" w:val="04A0"/>
       </w:tblPr>
       <w:tblGrid>
-        <w:gridCol w:w="4320"/>
-        <w:gridCol w:w="4320"/>
+        <w:gridCol w:w="2160"/>
+        <w:gridCol w:w="2160"/>
+        <w:gridCol w:w="2160"/>
+        <w:gridCol w:w="2160"/>
       </w:tblGrid>
       <w:tr>
         <w:tc>
           <w:tcPr>
-            <w:tcW w:type="dxa" w:w="4320"/>
+            <w:tcW w:type="dxa" w:w="2160"/>
             <w:shd w:val="clear" w:color="auto" w:fill="4472C4"/>
           </w:tcPr>
           <w:p>
@@ -73,13 +3388,13 @@
                 <w:color w:val="FFFFFF"/>
                 <w:sz w:val="18"/>
               </w:rPr>
-              <w:t>파라미터</w:t>
+              <w:t>부스터</w:t>
             </w:r>
           </w:p>
         </w:tc>
         <w:tc>
           <w:tcPr>
-            <w:tcW w:type="dxa" w:w="4320"/>
+            <w:tcW w:type="dxa" w:w="2160"/>
             <w:shd w:val="clear" w:color="auto" w:fill="4472C4"/>
           </w:tcPr>
           <w:p>
@@ -92,406 +3407,13 @@
                 <w:color w:val="FFFFFF"/>
                 <w:sz w:val="18"/>
               </w:rPr>
-              <w:t>값/설명</w:t>
-            </w:r>
-          </w:p>
-        </w:tc>
-      </w:tr>
-      <w:tr>
-        <w:tc>
-          <w:tcPr>
-            <w:tcW w:type="dxa" w:w="4320"/>
-          </w:tcPr>
-          <w:p>
-            <w:r>
-              <w:rPr>
-                <w:sz w:val="18"/>
-              </w:rPr>
-              <w:t>core_mechanic_type</w:t>
+              <w:t>코인 가격</w:t>
             </w:r>
           </w:p>
         </w:tc>
         <w:tc>
           <w:tcPr>
-            <w:tcW w:type="dxa" w:w="4320"/>
-          </w:tcPr>
-          <w:p>
-            <w:r>
-              <w:rPr>
-                <w:sz w:val="18"/>
-              </w:rPr>
-              <w:t>queue_sort</w:t>
-            </w:r>
-          </w:p>
-        </w:tc>
-      </w:tr>
-      <w:tr>
-        <w:tc>
-          <w:tcPr>
-            <w:tcW w:type="dxa" w:w="4320"/>
-          </w:tcPr>
-          <w:p>
-            <w:r>
-              <w:rPr>
-                <w:sz w:val="18"/>
-              </w:rPr>
-              <w:t>input_method</w:t>
-            </w:r>
-          </w:p>
-        </w:tc>
-        <w:tc>
-          <w:tcPr>
-            <w:tcW w:type="dxa" w:w="4320"/>
-          </w:tcPr>
-          <w:p>
-            <w:r>
-              <w:rPr>
-                <w:sz w:val="18"/>
-              </w:rPr>
-              <w:t>tap</w:t>
-            </w:r>
-          </w:p>
-        </w:tc>
-      </w:tr>
-      <w:tr>
-        <w:tc>
-          <w:tcPr>
-            <w:tcW w:type="dxa" w:w="4320"/>
-          </w:tcPr>
-          <w:p>
-            <w:r>
-              <w:rPr>
-                <w:sz w:val="18"/>
-              </w:rPr>
-              <w:t>board_structure</w:t>
-            </w:r>
-          </w:p>
-        </w:tc>
-        <w:tc>
-          <w:tcPr>
-            <w:tcW w:type="dxa" w:w="4320"/>
-          </w:tcPr>
-          <w:p>
-            <w:r>
-              <w:rPr>
-                <w:sz w:val="18"/>
-              </w:rPr>
-              <w:t>rail_conveyor</w:t>
-            </w:r>
-          </w:p>
-        </w:tc>
-      </w:tr>
-      <w:tr>
-        <w:tc>
-          <w:tcPr>
-            <w:tcW w:type="dxa" w:w="4320"/>
-          </w:tcPr>
-          <w:p>
-            <w:r>
-              <w:rPr>
-                <w:sz w:val="18"/>
-              </w:rPr>
-              <w:t>color_count_range</w:t>
-            </w:r>
-          </w:p>
-        </w:tc>
-        <w:tc>
-          <w:tcPr>
-            <w:tcW w:type="dxa" w:w="4320"/>
-          </w:tcPr>
-          <w:p>
-            <w:r>
-              <w:rPr>
-                <w:sz w:val="18"/>
-              </w:rPr>
-              <w:t>4, 8</w:t>
-            </w:r>
-          </w:p>
-        </w:tc>
-      </w:tr>
-      <w:tr>
-        <w:tc>
-          <w:tcPr>
-            <w:tcW w:type="dxa" w:w="4320"/>
-          </w:tcPr>
-          <w:p>
-            <w:r>
-              <w:rPr>
-                <w:sz w:val="18"/>
-              </w:rPr>
-              <w:t>matching_rule</w:t>
-            </w:r>
-          </w:p>
-        </w:tc>
-        <w:tc>
-          <w:tcPr>
-            <w:tcW w:type="dxa" w:w="4320"/>
-          </w:tcPr>
-          <w:p>
-            <w:r>
-              <w:rPr>
-                <w:sz w:val="18"/>
-              </w:rPr>
-              <w:t>same_color_dart_to_balloon</w:t>
-            </w:r>
-          </w:p>
-        </w:tc>
-      </w:tr>
-      <w:tr>
-        <w:tc>
-          <w:tcPr>
-            <w:tcW w:type="dxa" w:w="4320"/>
-          </w:tcPr>
-          <w:p>
-            <w:r>
-              <w:rPr>
-                <w:sz w:val="18"/>
-              </w:rPr>
-              <w:t>fail_condition</w:t>
-            </w:r>
-          </w:p>
-        </w:tc>
-        <w:tc>
-          <w:tcPr>
-            <w:tcW w:type="dxa" w:w="4320"/>
-          </w:tcPr>
-          <w:p>
-            <w:r>
-              <w:rPr>
-                <w:sz w:val="18"/>
-              </w:rPr>
-              <w:t>rail_overflow</w:t>
-            </w:r>
-          </w:p>
-        </w:tc>
-      </w:tr>
-      <w:tr>
-        <w:tc>
-          <w:tcPr>
-            <w:tcW w:type="dxa" w:w="4320"/>
-          </w:tcPr>
-          <w:p>
-            <w:r>
-              <w:rPr>
-                <w:sz w:val="18"/>
-              </w:rPr>
-              <w:t>clear_condition</w:t>
-            </w:r>
-          </w:p>
-        </w:tc>
-        <w:tc>
-          <w:tcPr>
-            <w:tcW w:type="dxa" w:w="4320"/>
-          </w:tcPr>
-          <w:p>
-            <w:r>
-              <w:rPr>
-                <w:sz w:val="18"/>
-              </w:rPr>
-              <w:t>board_clear</w:t>
-            </w:r>
-          </w:p>
-        </w:tc>
-      </w:tr>
-      <w:tr>
-        <w:tc>
-          <w:tcPr>
-            <w:tcW w:type="dxa" w:w="4320"/>
-          </w:tcPr>
-          <w:p>
-            <w:r>
-              <w:rPr>
-                <w:sz w:val="18"/>
-              </w:rPr>
-              <w:t>queue_system</w:t>
-            </w:r>
-          </w:p>
-        </w:tc>
-        <w:tc>
-          <w:tcPr>
-            <w:tcW w:type="dxa" w:w="4320"/>
-          </w:tcPr>
-          <w:p>
-            <w:r>
-              <w:rPr>
-                <w:sz w:val="18"/>
-              </w:rPr>
-              <w:t>두 개의 큐가 존재: (1) 레일 큐 — 풍선이 흘러가는 컨베이어, (2) 다트 큐 — 플레이어가 발사할 다트 대기열. 다트 큐는 하단에 ...</w:t>
-            </w:r>
-          </w:p>
-        </w:tc>
-      </w:tr>
-      <w:tr>
-        <w:tc>
-          <w:tcPr>
-            <w:tcW w:type="dxa" w:w="4320"/>
-          </w:tcPr>
-          <w:p>
-            <w:r>
-              <w:rPr>
-                <w:sz w:val="18"/>
-              </w:rPr>
-              <w:t>physics_sim</w:t>
-            </w:r>
-          </w:p>
-        </w:tc>
-        <w:tc>
-          <w:tcPr>
-            <w:tcW w:type="dxa" w:w="4320"/>
-          </w:tcPr>
-          <w:p>
-            <w:r>
-              <w:rPr>
-                <w:sz w:val="18"/>
-              </w:rPr>
-              <w:t>False</w:t>
-            </w:r>
-          </w:p>
-        </w:tc>
-      </w:tr>
-      <w:tr>
-        <w:tc>
-          <w:tcPr>
-            <w:tcW w:type="dxa" w:w="4320"/>
-          </w:tcPr>
-          <w:p>
-            <w:r>
-              <w:rPr>
-                <w:sz w:val="18"/>
-              </w:rPr>
-              <w:t>combo_system</w:t>
-            </w:r>
-          </w:p>
-        </w:tc>
-        <w:tc>
-          <w:tcPr>
-            <w:tcW w:type="dxa" w:w="4320"/>
-          </w:tcPr>
-          <w:p>
-            <w:r>
-              <w:rPr>
-                <w:sz w:val="18"/>
-              </w:rPr>
-              <w:t>같은 색 풍선이 인접해 있으면 하나를 터뜨릴 때 연쇄 팝 발생. 연쇄 길이에 따라 보너스 점수 및 시각 이펙트 증폭.</w:t>
-              <w:br/>
-            </w:r>
-          </w:p>
-        </w:tc>
-      </w:tr>
-    </w:tbl>
-    <w:p/>
-    <w:p>
-      <w:pPr>
-        <w:pStyle w:val="Heading2"/>
-      </w:pPr>
-      <w:r>
-        <w:t>시스템 목록</w:t>
-      </w:r>
-    </w:p>
-    <w:p>
-      <w:pPr>
-        <w:pStyle w:val="ListBullet"/>
-        <w:ind w:left="850"/>
-      </w:pPr>
-      <w:r>
-        <w:t>RailManager</w:t>
-      </w:r>
-    </w:p>
-    <w:p>
-      <w:pPr>
-        <w:pStyle w:val="ListBullet"/>
-        <w:ind w:left="850"/>
-      </w:pPr>
-      <w:r>
-        <w:t>BalloonController</w:t>
-      </w:r>
-    </w:p>
-    <w:p>
-      <w:pPr>
-        <w:pStyle w:val="ListBullet"/>
-        <w:ind w:left="850"/>
-      </w:pPr>
-      <w:r>
-        <w:t>DartManager</w:t>
-      </w:r>
-    </w:p>
-    <w:p>
-      <w:pPr>
-        <w:pStyle w:val="ListBullet"/>
-        <w:ind w:left="850"/>
-      </w:pPr>
-      <w:r>
-        <w:t>PopProcessor</w:t>
-      </w:r>
-    </w:p>
-    <w:p>
-      <w:pPr>
-        <w:pStyle w:val="ListBullet"/>
-        <w:ind w:left="850"/>
-      </w:pPr>
-      <w:r>
-        <w:t>ComboCalculator</w:t>
-      </w:r>
-    </w:p>
-    <w:p>
-      <w:pPr>
-        <w:pStyle w:val="ListBullet"/>
-        <w:ind w:left="850"/>
-      </w:pPr>
-      <w:r>
-        <w:t>ScoreManager</w:t>
-      </w:r>
-    </w:p>
-    <w:p>
-      <w:pPr>
-        <w:pStyle w:val="ListBullet"/>
-        <w:ind w:left="850"/>
-      </w:pPr>
-      <w:r>
-        <w:t>InputHandler</w:t>
-      </w:r>
-    </w:p>
-    <w:p>
-      <w:pPr>
-        <w:pStyle w:val="ListBullet"/>
-        <w:ind w:left="850"/>
-      </w:pPr>
-      <w:r>
-        <w:t>BoardStateManager</w:t>
-      </w:r>
-    </w:p>
-    <w:p/>
-    <w:p>
-      <w:pPr>
-        <w:pStyle w:val="Heading1"/>
-      </w:pPr>
-      <w:r>
-        <w:t>Content (Tier 1)</w:t>
-      </w:r>
-    </w:p>
-    <w:p>
-      <w:pPr>
-        <w:pStyle w:val="Heading2"/>
-      </w:pPr>
-      <w:r>
-        <w:t>파라미터</w:t>
-      </w:r>
-    </w:p>
-    <w:tbl>
-      <w:tblPr>
-        <w:tblStyle w:val="TableGrid"/>
-        <w:tblW w:type="auto" w:w="0"/>
-        <w:jc w:val="center"/>
-        <w:tblLook w:firstColumn="1" w:firstRow="1" w:lastColumn="0" w:lastRow="0" w:noHBand="0" w:noVBand="1" w:val="04A0"/>
-      </w:tblPr>
-      <w:tblGrid>
-        <w:gridCol w:w="4320"/>
-        <w:gridCol w:w="4320"/>
-      </w:tblGrid>
-      <w:tr>
-        <w:tc>
-          <w:tcPr>
-            <w:tcW w:type="dxa" w:w="4320"/>
+            <w:tcW w:type="dxa" w:w="2160"/>
             <w:shd w:val="clear" w:color="auto" w:fill="4472C4"/>
           </w:tcPr>
           <w:p>
@@ -504,13 +3426,13 @@
                 <w:color w:val="FFFFFF"/>
                 <w:sz w:val="18"/>
               </w:rPr>
-              <w:t>파라미터</w:t>
+              <w:t>수량</w:t>
             </w:r>
           </w:p>
         </w:tc>
         <w:tc>
           <w:tcPr>
-            <w:tcW w:type="dxa" w:w="4320"/>
+            <w:tcW w:type="dxa" w:w="2160"/>
             <w:shd w:val="clear" w:color="auto" w:fill="4472C4"/>
           </w:tcPr>
           <w:p>
@@ -523,7 +3445,7 @@
                 <w:color w:val="FFFFFF"/>
                 <w:sz w:val="18"/>
               </w:rPr>
-              <w:t>값/설명</w:t>
+              <w:t>비고</w:t>
             </w:r>
           </w:p>
         </w:tc>
@@ -531,27 +3453,53 @@
       <w:tr>
         <w:tc>
           <w:tcPr>
-            <w:tcW w:type="dxa" w:w="4320"/>
+            <w:tcW w:type="dxa" w:w="2160"/>
           </w:tcPr>
           <w:p>
             <w:r>
               <w:rPr>
                 <w:sz w:val="18"/>
               </w:rPr>
-              <w:t>total_level_count</w:t>
+              <w:t>tray_add</w:t>
             </w:r>
           </w:p>
         </w:tc>
         <w:tc>
           <w:tcPr>
-            <w:tcW w:type="dxa" w:w="4320"/>
+            <w:tcW w:type="dxa" w:w="2160"/>
           </w:tcPr>
           <w:p>
             <w:r>
               <w:rPr>
                 <w:sz w:val="18"/>
               </w:rPr>
-              <w:t>200</w:t>
+              <w:t>300</w:t>
+            </w:r>
+          </w:p>
+        </w:tc>
+        <w:tc>
+          <w:tcPr>
+            <w:tcW w:type="dxa" w:w="2160"/>
+          </w:tcPr>
+          <w:p>
+            <w:r>
+              <w:rPr>
+                <w:sz w:val="18"/>
+              </w:rPr>
+              <w:t>1</w:t>
+            </w:r>
+          </w:p>
+        </w:tc>
+        <w:tc>
+          <w:tcPr>
+            <w:tcW w:type="dxa" w:w="2160"/>
+          </w:tcPr>
+          <w:p>
+            <w:r>
+              <w:rPr>
+                <w:sz w:val="18"/>
+              </w:rPr>
+              <w:t>홀더 슬롯 1칸 추가 — 가장 저렴한 보험</w:t>
             </w:r>
           </w:p>
         </w:tc>
@@ -559,27 +3507,53 @@
       <w:tr>
         <w:tc>
           <w:tcPr>
-            <w:tcW w:type="dxa" w:w="4320"/>
+            <w:tcW w:type="dxa" w:w="2160"/>
           </w:tcPr>
           <w:p>
             <w:r>
               <w:rPr>
                 <w:sz w:val="18"/>
               </w:rPr>
-              <w:t>chapter_structure</w:t>
+              <w:t>shuffle</w:t>
             </w:r>
           </w:p>
         </w:tc>
         <w:tc>
           <w:tcPr>
-            <w:tcW w:type="dxa" w:w="4320"/>
+            <w:tcW w:type="dxa" w:w="2160"/>
           </w:tcPr>
           <w:p>
             <w:r>
               <w:rPr>
                 <w:sz w:val="18"/>
               </w:rPr>
-              <w:t>10 챕터 x 20 레벨 = 200 레벨 (출시 시)</w:t>
+              <w:t>1500</w:t>
+            </w:r>
+          </w:p>
+        </w:tc>
+        <w:tc>
+          <w:tcPr>
+            <w:tcW w:type="dxa" w:w="2160"/>
+          </w:tcPr>
+          <w:p>
+            <w:r>
+              <w:rPr>
+                <w:sz w:val="18"/>
+              </w:rPr>
+              <w:t>3</w:t>
+            </w:r>
+          </w:p>
+        </w:tc>
+        <w:tc>
+          <w:tcPr>
+            <w:tcW w:type="dxa" w:w="2160"/>
+          </w:tcPr>
+          <w:p>
+            <w:r>
+              <w:rPr>
+                <w:sz w:val="18"/>
+              </w:rPr>
+              <w:t>보드 풍선 배치 셔플</w:t>
             </w:r>
           </w:p>
         </w:tc>
@@ -587,27 +3561,53 @@
       <w:tr>
         <w:tc>
           <w:tcPr>
-            <w:tcW w:type="dxa" w:w="4320"/>
+            <w:tcW w:type="dxa" w:w="2160"/>
           </w:tcPr>
           <w:p>
             <w:r>
               <w:rPr>
                 <w:sz w:val="18"/>
               </w:rPr>
-              <w:t>level_duration_avg</w:t>
+              <w:t>hand</w:t>
             </w:r>
           </w:p>
         </w:tc>
         <w:tc>
           <w:tcPr>
-            <w:tcW w:type="dxa" w:w="4320"/>
+            <w:tcW w:type="dxa" w:w="2160"/>
           </w:tcPr>
           <w:p>
             <w:r>
               <w:rPr>
                 <w:sz w:val="18"/>
               </w:rPr>
-              <w:t>30, 90</w:t>
+              <w:t>1900</w:t>
+            </w:r>
+          </w:p>
+        </w:tc>
+        <w:tc>
+          <w:tcPr>
+            <w:tcW w:type="dxa" w:w="2160"/>
+          </w:tcPr>
+          <w:p>
+            <w:r>
+              <w:rPr>
+                <w:sz w:val="18"/>
+              </w:rPr>
+              <w:t>3</w:t>
+            </w:r>
+          </w:p>
+        </w:tc>
+        <w:tc>
+          <w:tcPr>
+            <w:tcW w:type="dxa" w:w="2160"/>
+          </w:tcPr>
+          <w:p>
+            <w:r>
+              <w:rPr>
+                <w:sz w:val="18"/>
+              </w:rPr>
+              <w:t>Hidden 풍선 1개 공개</w:t>
             </w:r>
           </w:p>
         </w:tc>
@@ -615,251 +3615,53 @@
       <w:tr>
         <w:tc>
           <w:tcPr>
-            <w:tcW w:type="dxa" w:w="4320"/>
+            <w:tcW w:type="dxa" w:w="2160"/>
           </w:tcPr>
           <w:p>
             <w:r>
               <w:rPr>
                 <w:sz w:val="18"/>
               </w:rPr>
-              <w:t>new_mechanic_intro_cycle</w:t>
+              <w:t>color_remove</w:t>
             </w:r>
           </w:p>
         </w:tc>
         <w:tc>
           <w:tcPr>
-            <w:tcW w:type="dxa" w:w="4320"/>
+            <w:tcW w:type="dxa" w:w="2160"/>
           </w:tcPr>
           <w:p>
             <w:r>
               <w:rPr>
                 <w:sz w:val="18"/>
               </w:rPr>
-              <w:t>15</w:t>
+              <w:t>2900</w:t>
             </w:r>
           </w:p>
         </w:tc>
-      </w:tr>
-      <w:tr>
         <w:tc>
           <w:tcPr>
-            <w:tcW w:type="dxa" w:w="4320"/>
+            <w:tcW w:type="dxa" w:w="2160"/>
           </w:tcPr>
           <w:p>
             <w:r>
               <w:rPr>
                 <w:sz w:val="18"/>
               </w:rPr>
-              <w:t>difficulty_spike_cycle</w:t>
+              <w:t>3</w:t>
             </w:r>
           </w:p>
         </w:tc>
         <w:tc>
           <w:tcPr>
-            <w:tcW w:type="dxa" w:w="4320"/>
+            <w:tcW w:type="dxa" w:w="2160"/>
           </w:tcPr>
           <w:p>
             <w:r>
               <w:rPr>
                 <w:sz w:val="18"/>
               </w:rPr>
-              <w:t>5</w:t>
-            </w:r>
-          </w:p>
-        </w:tc>
-      </w:tr>
-      <w:tr>
-        <w:tc>
-          <w:tcPr>
-            <w:tcW w:type="dxa" w:w="4320"/>
-          </w:tcPr>
-          <w:p>
-            <w:r>
-              <w:rPr>
-                <w:sz w:val="18"/>
-              </w:rPr>
-              <w:t>level_purpose_type</w:t>
-            </w:r>
-          </w:p>
-        </w:tc>
-        <w:tc>
-          <w:tcPr>
-            <w:tcW w:type="dxa" w:w="4320"/>
-          </w:tcPr>
-          <w:p>
-            <w:r>
-              <w:rPr>
-                <w:sz w:val="18"/>
-              </w:rPr>
-              <w:t>learning, challenge, monetization, rest</w:t>
-            </w:r>
-          </w:p>
-        </w:tc>
-      </w:tr>
-      <w:tr>
-        <w:tc>
-          <w:tcPr>
-            <w:tcW w:type="dxa" w:w="4320"/>
-          </w:tcPr>
-          <w:p>
-            <w:r>
-              <w:rPr>
-                <w:sz w:val="18"/>
-              </w:rPr>
-              <w:t>object_count_curve</w:t>
-            </w:r>
-          </w:p>
-        </w:tc>
-        <w:tc>
-          <w:tcPr>
-            <w:tcW w:type="dxa" w:w="4320"/>
-          </w:tcPr>
-          <w:p>
-            <w:r>
-              <w:rPr>
-                <w:sz w:val="18"/>
-              </w:rPr>
-              <w:t>레벨별 풍선 수 증가 곡선</w:t>
-            </w:r>
-          </w:p>
-        </w:tc>
-      </w:tr>
-      <w:tr>
-        <w:tc>
-          <w:tcPr>
-            <w:tcW w:type="dxa" w:w="4320"/>
-          </w:tcPr>
-          <w:p>
-            <w:r>
-              <w:rPr>
-                <w:sz w:val="18"/>
-              </w:rPr>
-              <w:t>color_intro_schedule</w:t>
-            </w:r>
-          </w:p>
-        </w:tc>
-        <w:tc>
-          <w:tcPr>
-            <w:tcW w:type="dxa" w:w="4320"/>
-          </w:tcPr>
-          <w:p>
-            <w:r>
-              <w:rPr>
-                <w:sz w:val="18"/>
-              </w:rPr>
-              <w:t>{'level_range': [1, 5], 'colors': 3, 'note': '튜토리얼 — Red, Blue, Green'}, {'level_range': [6, 15], 'colors': 4, 'note': 'Yellow 추가'}, {'level_range': [16, 30], 'colors': 5, 'note': 'Pink 추가'}, {'level_range': [31, 60], 'colors': 6, 'note': 'Orange 추가'}, {'level_range': [61, 120], 'colors': 7, 'note': 'Purple 추가'} ... (+1)</w:t>
-            </w:r>
-          </w:p>
-        </w:tc>
-      </w:tr>
-      <w:tr>
-        <w:tc>
-          <w:tcPr>
-            <w:tcW w:type="dxa" w:w="4320"/>
-          </w:tcPr>
-          <w:p>
-            <w:r>
-              <w:rPr>
-                <w:sz w:val="18"/>
-              </w:rPr>
-              <w:t>tutorial_level_count</w:t>
-            </w:r>
-          </w:p>
-        </w:tc>
-        <w:tc>
-          <w:tcPr>
-            <w:tcW w:type="dxa" w:w="4320"/>
-          </w:tcPr>
-          <w:p>
-            <w:r>
-              <w:rPr>
-                <w:sz w:val="18"/>
-              </w:rPr>
-              <w:t>5</w:t>
-            </w:r>
-          </w:p>
-        </w:tc>
-      </w:tr>
-      <w:tr>
-        <w:tc>
-          <w:tcPr>
-            <w:tcW w:type="dxa" w:w="4320"/>
-          </w:tcPr>
-          <w:p>
-            <w:r>
-              <w:rPr>
-                <w:sz w:val="18"/>
-              </w:rPr>
-              <w:t>gimmick_intro_schedule</w:t>
-            </w:r>
-          </w:p>
-        </w:tc>
-        <w:tc>
-          <w:tcPr>
-            <w:tcW w:type="dxa" w:w="4320"/>
-          </w:tcPr>
-          <w:p>
-            <w:r>
-              <w:rPr>
-                <w:sz w:val="18"/>
-              </w:rPr>
-              <w:t>{'level': 1, 'gimmick': 'normal_balloon', 'description': '기본 풍선만'}, {'level': 15, 'gimmick': 'double_balloon', 'description': '이중 풍선 — 2회 명중 필요'}, {'level': 25, 'gimmick': 'frozen_balloon', 'description': '얼음 풍선 — 해동 필요'}, {'level': 35, 'gimmick': 'bomb_balloon', 'description': '폭탄 풍선 — 범위 팝'}, {'level': 40, 'gimmick': 'lock_balloon', 'description': '자물쇠 풍선 — 키 필요'} ... (+6)</w:t>
-            </w:r>
-          </w:p>
-        </w:tc>
-      </w:tr>
-      <w:tr>
-        <w:tc>
-          <w:tcPr>
-            <w:tcW w:type="dxa" w:w="4320"/>
-          </w:tcPr>
-          <w:p>
-            <w:r>
-              <w:rPr>
-                <w:sz w:val="18"/>
-              </w:rPr>
-              <w:t>level_composition_params</w:t>
-            </w:r>
-          </w:p>
-        </w:tc>
-        <w:tc>
-          <w:tcPr>
-            <w:tcW w:type="dxa" w:w="4320"/>
-          </w:tcPr>
-          <w:p>
-            <w:r>
-              <w:rPr>
-                <w:sz w:val="18"/>
-              </w:rPr>
-              <w:t>{'balloon_count': '8~80 (레벨별)', 'rail_segment_count': '1~4 (레벨별)', 'overflow_...</w:t>
-            </w:r>
-          </w:p>
-        </w:tc>
-      </w:tr>
-      <w:tr>
-        <w:tc>
-          <w:tcPr>
-            <w:tcW w:type="dxa" w:w="4320"/>
-          </w:tcPr>
-          <w:p>
-            <w:r>
-              <w:rPr>
-                <w:sz w:val="18"/>
-              </w:rPr>
-              <w:t>special_level_types</w:t>
-            </w:r>
-          </w:p>
-        </w:tc>
-        <w:tc>
-          <w:tcPr>
-            <w:tcW w:type="dxa" w:w="4320"/>
-          </w:tcPr>
-          <w:p>
-            <w:r>
-              <w:rPr>
-                <w:sz w:val="18"/>
-              </w:rPr>
-              <w:t>{'boss': {'description': '챕터 마지막 레벨. 거대 풍선 보스 + 제한 시간', 'frequency': '매 20레벨 (챕터 종료)'}}, {'time_attack': {'description': '시간 제한 60초. 최대한 많은 풍선 터뜨리기', 'frequency': '매 10레벨 (챕터 중간)'}}, {'dart_limit': {'description': '극소 다트로 보드 클리어. 전략 극대화', 'frequency': '매 15레벨'}}</w:t>
+              <w:t>지정 색상 풍선 전부 제거 — 가장 강력</w:t>
             </w:r>
           </w:p>
         </w:tc>
@@ -871,7 +3673,50 @@
         <w:pStyle w:val="Heading2"/>
       </w:pPr>
       <w:r>
-        <w:t>시스템 목록</w:t>
+        <w:t>CurrencyManager</w:t>
+      </w:r>
+    </w:p>
+    <w:p>
+      <w:r>
+        <w:rPr>
+          <w:b/>
+          <w:sz w:val="20"/>
+        </w:rPr>
+        <w:t xml:space="preserve">Layer: </w:t>
+      </w:r>
+      <w:r>
+        <w:rPr>
+          <w:sz w:val="20"/>
+        </w:rPr>
+        <w:t>Core</w:t>
+      </w:r>
+    </w:p>
+    <w:p>
+      <w:r>
+        <w:rPr>
+          <w:b/>
+          <w:sz w:val="20"/>
+        </w:rPr>
+        <w:t xml:space="preserve">Role: </w:t>
+      </w:r>
+      <w:r>
+        <w:rPr>
+          <w:sz w:val="20"/>
+        </w:rPr>
+        <w:t>Manager</w:t>
+      </w:r>
+    </w:p>
+    <w:p>
+      <w:r>
+        <w:t>코인 관리 (소프트 재화). 소스(레벨 보상, IAP)와 싱크(부스터, 하트, 컨티뉴) 처리. 초기 2000코인 지급.</w:t>
+      </w:r>
+    </w:p>
+    <w:p>
+      <w:pPr>
+        <w:pStyle w:val="Heading3"/>
+      </w:pPr>
+      <w:r>
+        <w:t>Provides</w:t>
       </w:r>
     </w:p>
     <w:p>
@@ -880,7 +3725,7 @@
         <w:ind w:left="850"/>
       </w:pPr>
       <w:r>
-        <w:t>LevelManager</w:t>
+        <w:t>GetBalance(currencyType) -&gt; int</w:t>
       </w:r>
     </w:p>
     <w:p>
@@ -889,7 +3734,7 @@
         <w:ind w:left="850"/>
       </w:pPr>
       <w:r>
-        <w:t>LevelDataProvider</w:t>
+        <w:t>AddCurrency(currencyType, amount, reason)</w:t>
       </w:r>
     </w:p>
     <w:p>
@@ -898,7 +3743,7 @@
         <w:ind w:left="850"/>
       </w:pPr>
       <w:r>
-        <w:t>ChapterManager</w:t>
+        <w:t>SpendCurrency(currencyType, amount, reason) -&gt; bool</w:t>
       </w:r>
     </w:p>
     <w:p>
@@ -907,7 +3752,15 @@
         <w:ind w:left="850"/>
       </w:pPr>
       <w:r>
-        <w:t>GimmickManager</w:t>
+        <w:t>HasEnough(currencyType, amount) -&gt; bool</w:t>
+      </w:r>
+    </w:p>
+    <w:p>
+      <w:pPr>
+        <w:pStyle w:val="Heading3"/>
+      </w:pPr>
+      <w:r>
+        <w:t>Events Published</w:t>
       </w:r>
     </w:p>
     <w:p>
@@ -916,449 +3769,7 @@
         <w:ind w:left="850"/>
       </w:pPr>
       <w:r>
-        <w:t>TutorialController</w:t>
-      </w:r>
-    </w:p>
-    <w:p/>
-    <w:p>
-      <w:pPr>
-        <w:pStyle w:val="Heading1"/>
-      </w:pPr>
-      <w:r>
-        <w:t>Balance (Tier 1)</w:t>
-      </w:r>
-    </w:p>
-    <w:p>
-      <w:pPr>
-        <w:pStyle w:val="Heading2"/>
-      </w:pPr>
-      <w:r>
-        <w:t>파라미터</w:t>
-      </w:r>
-    </w:p>
-    <w:tbl>
-      <w:tblPr>
-        <w:tblStyle w:val="TableGrid"/>
-        <w:tblW w:type="auto" w:w="0"/>
-        <w:jc w:val="center"/>
-        <w:tblLook w:firstColumn="1" w:firstRow="1" w:lastColumn="0" w:lastRow="0" w:noHBand="0" w:noVBand="1" w:val="04A0"/>
-      </w:tblPr>
-      <w:tblGrid>
-        <w:gridCol w:w="4320"/>
-        <w:gridCol w:w="4320"/>
-      </w:tblGrid>
-      <w:tr>
-        <w:tc>
-          <w:tcPr>
-            <w:tcW w:type="dxa" w:w="4320"/>
-            <w:shd w:val="clear" w:color="auto" w:fill="4472C4"/>
-          </w:tcPr>
-          <w:p>
-            <w:pPr>
-              <w:jc w:val="center"/>
-            </w:pPr>
-            <w:r>
-              <w:rPr>
-                <w:b/>
-                <w:color w:val="FFFFFF"/>
-                <w:sz w:val="18"/>
-              </w:rPr>
-              <w:t>파라미터</w:t>
-            </w:r>
-          </w:p>
-        </w:tc>
-        <w:tc>
-          <w:tcPr>
-            <w:tcW w:type="dxa" w:w="4320"/>
-            <w:shd w:val="clear" w:color="auto" w:fill="4472C4"/>
-          </w:tcPr>
-          <w:p>
-            <w:pPr>
-              <w:jc w:val="center"/>
-            </w:pPr>
-            <w:r>
-              <w:rPr>
-                <w:b/>
-                <w:color w:val="FFFFFF"/>
-                <w:sz w:val="18"/>
-              </w:rPr>
-              <w:t>값/설명</w:t>
-            </w:r>
-          </w:p>
-        </w:tc>
-      </w:tr>
-      <w:tr>
-        <w:tc>
-          <w:tcPr>
-            <w:tcW w:type="dxa" w:w="4320"/>
-          </w:tcPr>
-          <w:p>
-            <w:r>
-              <w:rPr>
-                <w:sz w:val="18"/>
-              </w:rPr>
-              <w:t>target_clear_rate</w:t>
-            </w:r>
-          </w:p>
-        </w:tc>
-        <w:tc>
-          <w:tcPr>
-            <w:tcW w:type="dxa" w:w="4320"/>
-          </w:tcPr>
-          <w:p>
-            <w:r>
-              <w:rPr>
-                <w:sz w:val="18"/>
-              </w:rPr>
-              <w:t>{'overall': [0.65, 0.75], 'by_purpose': {'learning': [0.9, 0.98], 'rest': [0....</w:t>
-            </w:r>
-          </w:p>
-        </w:tc>
-      </w:tr>
-      <w:tr>
-        <w:tc>
-          <w:tcPr>
-            <w:tcW w:type="dxa" w:w="4320"/>
-          </w:tcPr>
-          <w:p>
-            <w:r>
-              <w:rPr>
-                <w:sz w:val="18"/>
-              </w:rPr>
-              <w:t>move_limit_formula</w:t>
-            </w:r>
-          </w:p>
-        </w:tc>
-        <w:tc>
-          <w:tcPr>
-            <w:tcW w:type="dxa" w:w="4320"/>
-          </w:tcPr>
-          <w:p>
-            <w:r>
-              <w:rPr>
-                <w:sz w:val="18"/>
-              </w:rPr>
-              <w:t>다트 수 = 최적 풀이 다트 수 * 여유 계수</w:t>
-            </w:r>
-          </w:p>
-        </w:tc>
-      </w:tr>
-      <w:tr>
-        <w:tc>
-          <w:tcPr>
-            <w:tcW w:type="dxa" w:w="4320"/>
-          </w:tcPr>
-          <w:p>
-            <w:r>
-              <w:rPr>
-                <w:sz w:val="18"/>
-              </w:rPr>
-              <w:t>time_limit</w:t>
-            </w:r>
-          </w:p>
-        </w:tc>
-        <w:tc>
-          <w:tcPr>
-            <w:tcW w:type="dxa" w:w="4320"/>
-          </w:tcPr>
-          <w:p>
-            <w:r>
-              <w:rPr>
-                <w:sz w:val="18"/>
-              </w:rPr>
-              <w:t>None</w:t>
-            </w:r>
-          </w:p>
-        </w:tc>
-      </w:tr>
-      <w:tr>
-        <w:tc>
-          <w:tcPr>
-            <w:tcW w:type="dxa" w:w="4320"/>
-          </w:tcPr>
-          <w:p>
-            <w:r>
-              <w:rPr>
-                <w:sz w:val="18"/>
-              </w:rPr>
-              <w:t>retry_cost</w:t>
-            </w:r>
-          </w:p>
-        </w:tc>
-        <w:tc>
-          <w:tcPr>
-            <w:tcW w:type="dxa" w:w="4320"/>
-          </w:tcPr>
-          <w:p>
-            <w:r>
-              <w:rPr>
-                <w:sz w:val="18"/>
-              </w:rPr>
-              <w:t>재도전 시 하트 1개 소모. 광고 시청으로 무료 재도전 가능.</w:t>
-            </w:r>
-          </w:p>
-        </w:tc>
-      </w:tr>
-      <w:tr>
-        <w:tc>
-          <w:tcPr>
-            <w:tcW w:type="dxa" w:w="4320"/>
-          </w:tcPr>
-          <w:p>
-            <w:r>
-              <w:rPr>
-                <w:sz w:val="18"/>
-              </w:rPr>
-              <w:t>booster_expected_usage</w:t>
-            </w:r>
-          </w:p>
-        </w:tc>
-        <w:tc>
-          <w:tcPr>
-            <w:tcW w:type="dxa" w:w="4320"/>
-          </w:tcPr>
-          <w:p>
-            <w:r>
-              <w:rPr>
-                <w:sz w:val="18"/>
-              </w:rPr>
-              <w:t>전체 레벨의 15% 에서 부스터 1회 사용 기대</w:t>
-            </w:r>
-          </w:p>
-        </w:tc>
-      </w:tr>
-      <w:tr>
-        <w:tc>
-          <w:tcPr>
-            <w:tcW w:type="dxa" w:w="4320"/>
-          </w:tcPr>
-          <w:p>
-            <w:r>
-              <w:rPr>
-                <w:sz w:val="18"/>
-              </w:rPr>
-              <w:t>difficulty_curve_type</w:t>
-            </w:r>
-          </w:p>
-        </w:tc>
-        <w:tc>
-          <w:tcPr>
-            <w:tcW w:type="dxa" w:w="4320"/>
-          </w:tcPr>
-          <w:p>
-            <w:r>
-              <w:rPr>
-                <w:sz w:val="18"/>
-              </w:rPr>
-              <w:t>sawtooth</w:t>
-            </w:r>
-          </w:p>
-        </w:tc>
-      </w:tr>
-      <w:tr>
-        <w:tc>
-          <w:tcPr>
-            <w:tcW w:type="dxa" w:w="4320"/>
-          </w:tcPr>
-          <w:p>
-            <w:r>
-              <w:rPr>
-                <w:sz w:val="18"/>
-              </w:rPr>
-              <w:t>fail_rate_threshold</w:t>
-            </w:r>
-          </w:p>
-        </w:tc>
-        <w:tc>
-          <w:tcPr>
-            <w:tcW w:type="dxa" w:w="4320"/>
-          </w:tcPr>
-          <w:p>
-            <w:r>
-              <w:rPr>
-                <w:sz w:val="18"/>
-              </w:rPr>
-              <w:t>0.6</w:t>
-            </w:r>
-          </w:p>
-        </w:tc>
-      </w:tr>
-      <w:tr>
-        <w:tc>
-          <w:tcPr>
-            <w:tcW w:type="dxa" w:w="4320"/>
-          </w:tcPr>
-          <w:p>
-            <w:r>
-              <w:rPr>
-                <w:sz w:val="18"/>
-              </w:rPr>
-              <w:t>first_fail_expected_level</w:t>
-            </w:r>
-          </w:p>
-        </w:tc>
-        <w:tc>
-          <w:tcPr>
-            <w:tcW w:type="dxa" w:w="4320"/>
-          </w:tcPr>
-          <w:p>
-            <w:r>
-              <w:rPr>
-                <w:sz w:val="18"/>
-              </w:rPr>
-              <w:t>8</w:t>
-            </w:r>
-          </w:p>
-        </w:tc>
-      </w:tr>
-      <w:tr>
-        <w:tc>
-          <w:tcPr>
-            <w:tcW w:type="dxa" w:w="4320"/>
-          </w:tcPr>
-          <w:p>
-            <w:r>
-              <w:rPr>
-                <w:sz w:val="18"/>
-              </w:rPr>
-              <w:t>paywall_pressure_points</w:t>
-            </w:r>
-          </w:p>
-        </w:tc>
-        <w:tc>
-          <w:tcPr>
-            <w:tcW w:type="dxa" w:w="4320"/>
-          </w:tcPr>
-          <w:p>
-            <w:r>
-              <w:rPr>
-                <w:sz w:val="18"/>
-              </w:rPr>
-              <w:t>{'trigger': 'Level 30', 'pressure': 'low', 'mechanism': '하트 소진 시작'}, {'trigger': 'Level 50', 'pressure': 'medium', 'mechanism': '하드 레벨 + 부스터 필요'}, {'trigger': 'Level 80', 'pressure': 'high', 'mechanism': '연속 실패 + 컨티뉴 유도'}, {'trigger': 'Level 120', 'pressure': 'peak', 'mechanism': '다중 기믹 + 다트 부족'}</w:t>
-            </w:r>
-          </w:p>
-        </w:tc>
-      </w:tr>
-      <w:tr>
-        <w:tc>
-          <w:tcPr>
-            <w:tcW w:type="dxa" w:w="4320"/>
-          </w:tcPr>
-          <w:p>
-            <w:r>
-              <w:rPr>
-                <w:sz w:val="18"/>
-              </w:rPr>
-              <w:t>target_near_miss_rate</w:t>
-            </w:r>
-          </w:p>
-        </w:tc>
-        <w:tc>
-          <w:tcPr>
-            <w:tcW w:type="dxa" w:w="4320"/>
-          </w:tcPr>
-          <w:p>
-            <w:r>
-              <w:rPr>
-                <w:sz w:val="18"/>
-              </w:rPr>
-              <w:t>0.35</w:t>
-            </w:r>
-          </w:p>
-        </w:tc>
-      </w:tr>
-      <w:tr>
-        <w:tc>
-          <w:tcPr>
-            <w:tcW w:type="dxa" w:w="4320"/>
-          </w:tcPr>
-          <w:p>
-            <w:r>
-              <w:rPr>
-                <w:sz w:val="18"/>
-              </w:rPr>
-              <w:t>max_hopeless_fail_rate</w:t>
-            </w:r>
-          </w:p>
-        </w:tc>
-        <w:tc>
-          <w:tcPr>
-            <w:tcW w:type="dxa" w:w="4320"/>
-          </w:tcPr>
-          <w:p>
-            <w:r>
-              <w:rPr>
-                <w:sz w:val="18"/>
-              </w:rPr>
-              <w:t>0.1</w:t>
-            </w:r>
-          </w:p>
-        </w:tc>
-      </w:tr>
-      <w:tr>
-        <w:tc>
-          <w:tcPr>
-            <w:tcW w:type="dxa" w:w="4320"/>
-          </w:tcPr>
-          <w:p>
-            <w:r>
-              <w:rPr>
-                <w:sz w:val="18"/>
-              </w:rPr>
-              <w:t>optimal_moves_policy</w:t>
-            </w:r>
-          </w:p>
-        </w:tc>
-        <w:tc>
-          <w:tcPr>
-            <w:tcW w:type="dxa" w:w="4320"/>
-          </w:tcPr>
-          <w:p>
-            <w:r>
-              <w:rPr>
-                <w:sz w:val="18"/>
-              </w:rPr>
-              <w:t>simulation</w:t>
-            </w:r>
-          </w:p>
-        </w:tc>
-      </w:tr>
-      <w:tr>
-        <w:tc>
-          <w:tcPr>
-            <w:tcW w:type="dxa" w:w="4320"/>
-          </w:tcPr>
-          <w:p>
-            <w:r>
-              <w:rPr>
-                <w:sz w:val="18"/>
-              </w:rPr>
-              <w:t>time_limit_special</w:t>
-            </w:r>
-          </w:p>
-        </w:tc>
-        <w:tc>
-          <w:tcPr>
-            <w:tcW w:type="dxa" w:w="4320"/>
-          </w:tcPr>
-          <w:p>
-            <w:r>
-              <w:rPr>
-                <w:sz w:val="18"/>
-              </w:rPr>
-              <w:t>{'time_attack': 60}</w:t>
-            </w:r>
-          </w:p>
-        </w:tc>
-      </w:tr>
-    </w:tbl>
-    <w:p/>
-    <w:p>
-      <w:pPr>
-        <w:pStyle w:val="Heading2"/>
-      </w:pPr>
-      <w:r>
-        <w:t>시스템 목록</w:t>
+        <w:t>OnCurrencyChanged(currencyType, newBalance, delta, reason)</w:t>
       </w:r>
     </w:p>
     <w:p>
@@ -1367,7 +3778,81 @@
         <w:ind w:left="850"/>
       </w:pPr>
       <w:r>
-        <w:t>DifficultyCalculator</w:t>
+        <w:t>OnInsufficientFunds(currencyType, required)</w:t>
+      </w:r>
+    </w:p>
+    <w:p>
+      <w:pPr>
+        <w:pStyle w:val="Heading3"/>
+      </w:pPr>
+      <w:r>
+        <w:t>Config</w:t>
+      </w:r>
+    </w:p>
+    <w:p>
+      <w:r>
+        <w:rPr>
+          <w:b/>
+          <w:sz w:val="20"/>
+        </w:rPr>
+        <w:t xml:space="preserve">initial_coins: </w:t>
+      </w:r>
+      <w:r>
+        <w:rPr>
+          <w:sz w:val="20"/>
+        </w:rPr>
+        <w:t>2000</w:t>
+      </w:r>
+    </w:p>
+    <w:p>
+      <w:pPr>
+        <w:pStyle w:val="Heading2"/>
+      </w:pPr>
+      <w:r>
+        <w:t>ContinueHandler</w:t>
+      </w:r>
+    </w:p>
+    <w:p>
+      <w:r>
+        <w:rPr>
+          <w:b/>
+          <w:sz w:val="20"/>
+        </w:rPr>
+        <w:t xml:space="preserve">Layer: </w:t>
+      </w:r>
+      <w:r>
+        <w:rPr>
+          <w:sz w:val="20"/>
+        </w:rPr>
+        <w:t>Domain</w:t>
+      </w:r>
+    </w:p>
+    <w:p>
+      <w:r>
+        <w:rPr>
+          <w:b/>
+          <w:sz w:val="20"/>
+        </w:rPr>
+        <w:t xml:space="preserve">Role: </w:t>
+      </w:r>
+      <w:r>
+        <w:rPr>
+          <w:sz w:val="20"/>
+        </w:rPr>
+        <w:t>Handler</w:t>
+      </w:r>
+    </w:p>
+    <w:p>
+      <w:r>
+        <w:t>이어하기 처리. 실패 시 팝업 노출, 첫 1회 무료, 이후 900→1900→2900코인 단계별 상승. 최대 3회. 재시도 시 1회차로 리셋. 컨티뉴 효과: 탄창이 남아 홀더에 쌓인 보관함을 홀더 윗부분 대기열로 이동. 유저가 터치할 때까지 대기열에서 머무르고, 터치하면 레일에 올라감. 자동으로 홀더에 내려오지 않음.</w:t>
+      </w:r>
+    </w:p>
+    <w:p>
+      <w:pPr>
+        <w:pStyle w:val="Heading3"/>
+      </w:pPr>
+      <w:r>
+        <w:t>Provides</w:t>
       </w:r>
     </w:p>
     <w:p>
@@ -1376,7 +3861,7 @@
         <w:ind w:left="850"/>
       </w:pPr>
       <w:r>
-        <w:t>BalanceProcessor</w:t>
+        <w:t>ShowContinuePopup()</w:t>
       </w:r>
     </w:p>
     <w:p>
@@ -1385,393 +3870,7 @@
         <w:ind w:left="850"/>
       </w:pPr>
       <w:r>
-        <w:t>ClearRateValidator</w:t>
-      </w:r>
-    </w:p>
-    <w:p/>
-    <w:p>
-      <w:pPr>
-        <w:pStyle w:val="Heading1"/>
-      </w:pPr>
-      <w:r>
-        <w:t>OutGame (Tier 2)</w:t>
-      </w:r>
-    </w:p>
-    <w:p>
-      <w:pPr>
-        <w:pStyle w:val="Heading2"/>
-      </w:pPr>
-      <w:r>
-        <w:t>파라미터</w:t>
-      </w:r>
-    </w:p>
-    <w:tbl>
-      <w:tblPr>
-        <w:tblStyle w:val="TableGrid"/>
-        <w:tblW w:type="auto" w:w="0"/>
-        <w:jc w:val="center"/>
-        <w:tblLook w:firstColumn="1" w:firstRow="1" w:lastColumn="0" w:lastRow="0" w:noHBand="0" w:noVBand="1" w:val="04A0"/>
-      </w:tblPr>
-      <w:tblGrid>
-        <w:gridCol w:w="4320"/>
-        <w:gridCol w:w="4320"/>
-      </w:tblGrid>
-      <w:tr>
-        <w:tc>
-          <w:tcPr>
-            <w:tcW w:type="dxa" w:w="4320"/>
-            <w:shd w:val="clear" w:color="auto" w:fill="4472C4"/>
-          </w:tcPr>
-          <w:p>
-            <w:pPr>
-              <w:jc w:val="center"/>
-            </w:pPr>
-            <w:r>
-              <w:rPr>
-                <w:b/>
-                <w:color w:val="FFFFFF"/>
-                <w:sz w:val="18"/>
-              </w:rPr>
-              <w:t>파라미터</w:t>
-            </w:r>
-          </w:p>
-        </w:tc>
-        <w:tc>
-          <w:tcPr>
-            <w:tcW w:type="dxa" w:w="4320"/>
-            <w:shd w:val="clear" w:color="auto" w:fill="4472C4"/>
-          </w:tcPr>
-          <w:p>
-            <w:pPr>
-              <w:jc w:val="center"/>
-            </w:pPr>
-            <w:r>
-              <w:rPr>
-                <w:b/>
-                <w:color w:val="FFFFFF"/>
-                <w:sz w:val="18"/>
-              </w:rPr>
-              <w:t>값/설명</w:t>
-            </w:r>
-          </w:p>
-        </w:tc>
-      </w:tr>
-      <w:tr>
-        <w:tc>
-          <w:tcPr>
-            <w:tcW w:type="dxa" w:w="4320"/>
-          </w:tcPr>
-          <w:p>
-            <w:r>
-              <w:rPr>
-                <w:sz w:val="18"/>
-              </w:rPr>
-              <w:t>life_system_type</w:t>
-            </w:r>
-          </w:p>
-        </w:tc>
-        <w:tc>
-          <w:tcPr>
-            <w:tcW w:type="dxa" w:w="4320"/>
-          </w:tcPr>
-          <w:p>
-            <w:r>
-              <w:rPr>
-                <w:sz w:val="18"/>
-              </w:rPr>
-              <w:t>heart</w:t>
-            </w:r>
-          </w:p>
-        </w:tc>
-      </w:tr>
-      <w:tr>
-        <w:tc>
-          <w:tcPr>
-            <w:tcW w:type="dxa" w:w="4320"/>
-          </w:tcPr>
-          <w:p>
-            <w:r>
-              <w:rPr>
-                <w:sz w:val="18"/>
-              </w:rPr>
-              <w:t>max_lives</w:t>
-            </w:r>
-          </w:p>
-        </w:tc>
-        <w:tc>
-          <w:tcPr>
-            <w:tcW w:type="dxa" w:w="4320"/>
-          </w:tcPr>
-          <w:p>
-            <w:r>
-              <w:rPr>
-                <w:sz w:val="18"/>
-              </w:rPr>
-              <w:t>5</w:t>
-            </w:r>
-          </w:p>
-        </w:tc>
-      </w:tr>
-      <w:tr>
-        <w:tc>
-          <w:tcPr>
-            <w:tcW w:type="dxa" w:w="4320"/>
-          </w:tcPr>
-          <w:p>
-            <w:r>
-              <w:rPr>
-                <w:sz w:val="18"/>
-              </w:rPr>
-              <w:t>life_regen_time</w:t>
-            </w:r>
-          </w:p>
-        </w:tc>
-        <w:tc>
-          <w:tcPr>
-            <w:tcW w:type="dxa" w:w="4320"/>
-          </w:tcPr>
-          <w:p>
-            <w:r>
-              <w:rPr>
-                <w:sz w:val="18"/>
-              </w:rPr>
-              <w:t>30</w:t>
-            </w:r>
-          </w:p>
-        </w:tc>
-      </w:tr>
-      <w:tr>
-        <w:tc>
-          <w:tcPr>
-            <w:tcW w:type="dxa" w:w="4320"/>
-          </w:tcPr>
-          <w:p>
-            <w:r>
-              <w:rPr>
-                <w:sz w:val="18"/>
-              </w:rPr>
-              <w:t>life_refill_cost</w:t>
-            </w:r>
-          </w:p>
-        </w:tc>
-        <w:tc>
-          <w:tcPr>
-            <w:tcW w:type="dxa" w:w="4320"/>
-          </w:tcPr>
-          <w:p>
-            <w:r>
-              <w:rPr>
-                <w:sz w:val="18"/>
-              </w:rPr>
-              <w:t>{'gem': 50, 'ad': '보상형 광고 1회 = 하트 1개', 'full_refill_gem': 200}</w:t>
-            </w:r>
-          </w:p>
-        </w:tc>
-      </w:tr>
-      <w:tr>
-        <w:tc>
-          <w:tcPr>
-            <w:tcW w:type="dxa" w:w="4320"/>
-          </w:tcPr>
-          <w:p>
-            <w:r>
-              <w:rPr>
-                <w:sz w:val="18"/>
-              </w:rPr>
-              <w:t>booster_types</w:t>
-            </w:r>
-          </w:p>
-        </w:tc>
-        <w:tc>
-          <w:tcPr>
-            <w:tcW w:type="dxa" w:w="4320"/>
-          </w:tcPr>
-          <w:p>
-            <w:r>
-              <w:rPr>
-                <w:sz w:val="18"/>
-              </w:rPr>
-              <w:t>{'pre_play': [{'id': 'BF_PRE_01', 'name': 'Color Reveal', 'description': '다음 ...</w:t>
-            </w:r>
-          </w:p>
-        </w:tc>
-      </w:tr>
-      <w:tr>
-        <w:tc>
-          <w:tcPr>
-            <w:tcW w:type="dxa" w:w="4320"/>
-          </w:tcPr>
-          <w:p>
-            <w:r>
-              <w:rPr>
-                <w:sz w:val="18"/>
-              </w:rPr>
-              <w:t>booster_acquire_sources</w:t>
-            </w:r>
-          </w:p>
-        </w:tc>
-        <w:tc>
-          <w:tcPr>
-            <w:tcW w:type="dxa" w:w="4320"/>
-          </w:tcPr>
-          <w:p>
-            <w:r>
-              <w:rPr>
-                <w:sz w:val="18"/>
-              </w:rPr>
-              <w:t>level_clear_reward, daily_reward, shop_purchase, rewarded_ad, event_reward ... (+1)</w:t>
-            </w:r>
-          </w:p>
-        </w:tc>
-      </w:tr>
-      <w:tr>
-        <w:tc>
-          <w:tcPr>
-            <w:tcW w:type="dxa" w:w="4320"/>
-          </w:tcPr>
-          <w:p>
-            <w:r>
-              <w:rPr>
-                <w:sz w:val="18"/>
-              </w:rPr>
-              <w:t>booster_use_timing</w:t>
-            </w:r>
-          </w:p>
-        </w:tc>
-        <w:tc>
-          <w:tcPr>
-            <w:tcW w:type="dxa" w:w="4320"/>
-          </w:tcPr>
-          <w:p>
-            <w:r>
-              <w:rPr>
-                <w:sz w:val="18"/>
-              </w:rPr>
-              <w:t>{'pre_play': '레벨 시작 화면에서 선택'}, {'in_play': '플레이 중 하단 부스터 슬롯에서 사용'}, {'continue': '실패 팝업에서 선택'}</w:t>
-            </w:r>
-          </w:p>
-        </w:tc>
-      </w:tr>
-      <w:tr>
-        <w:tc>
-          <w:tcPr>
-            <w:tcW w:type="dxa" w:w="4320"/>
-          </w:tcPr>
-          <w:p>
-            <w:r>
-              <w:rPr>
-                <w:sz w:val="18"/>
-              </w:rPr>
-              <w:t>currency_types</w:t>
-            </w:r>
-          </w:p>
-        </w:tc>
-        <w:tc>
-          <w:tcPr>
-            <w:tcW w:type="dxa" w:w="4320"/>
-          </w:tcPr>
-          <w:p>
-            <w:r>
-              <w:rPr>
-                <w:sz w:val="18"/>
-              </w:rPr>
-              <w:t>{'id': 'coin', 'name': '코인', 'type': 'soft', 'description': '기본 재화. 부스터 구매, 일부 꾸미기에 사용', 'icon': 'gold_coin'}, {'id': 'gem', 'name': '젬', 'type': 'hard', 'description': '프리미엄 재화. 하트 충전, 고급 부스터, 컨티뉴에 사용', 'icon': 'blue_gem'}</w:t>
-            </w:r>
-          </w:p>
-        </w:tc>
-      </w:tr>
-      <w:tr>
-        <w:tc>
-          <w:tcPr>
-            <w:tcW w:type="dxa" w:w="4320"/>
-          </w:tcPr>
-          <w:p>
-            <w:r>
-              <w:rPr>
-                <w:sz w:val="18"/>
-              </w:rPr>
-              <w:t>currency_sources</w:t>
-            </w:r>
-          </w:p>
-        </w:tc>
-        <w:tc>
-          <w:tcPr>
-            <w:tcW w:type="dxa" w:w="4320"/>
-          </w:tcPr>
-          <w:p>
-            <w:r>
-              <w:rPr>
-                <w:sz w:val="18"/>
-              </w:rPr>
-              <w:t>{'coin': [{'source': '레벨 클리어', 'amount': '100 + level_number * 5', 'frequency...</w:t>
-            </w:r>
-          </w:p>
-        </w:tc>
-      </w:tr>
-      <w:tr>
-        <w:tc>
-          <w:tcPr>
-            <w:tcW w:type="dxa" w:w="4320"/>
-          </w:tcPr>
-          <w:p>
-            <w:r>
-              <w:rPr>
-                <w:sz w:val="18"/>
-              </w:rPr>
-              <w:t>currency_sinks</w:t>
-            </w:r>
-          </w:p>
-        </w:tc>
-        <w:tc>
-          <w:tcPr>
-            <w:tcW w:type="dxa" w:w="4320"/>
-          </w:tcPr>
-          <w:p>
-            <w:r>
-              <w:rPr>
-                <w:sz w:val="18"/>
-              </w:rPr>
-              <w:t>{'coin': ['부스터 구매 (500~800 per use)', '꾸미기 아이템 (1000~5000)', '다트 스킨 (2000~800...</w:t>
-            </w:r>
-          </w:p>
-        </w:tc>
-      </w:tr>
-      <w:tr>
-        <w:tc>
-          <w:tcPr>
-            <w:tcW w:type="dxa" w:w="4320"/>
-          </w:tcPr>
-          <w:p>
-            <w:r>
-              <w:rPr>
-                <w:sz w:val="18"/>
-              </w:rPr>
-              <w:t>continue_system</w:t>
-            </w:r>
-          </w:p>
-        </w:tc>
-        <w:tc>
-          <w:tcPr>
-            <w:tcW w:type="dxa" w:w="4320"/>
-          </w:tcPr>
-          <w:p>
-            <w:r>
-              <w:rPr>
-                <w:sz w:val="18"/>
-              </w:rPr>
-              <w:t>{'enabled': True, 'first_continue_cost': 30, 'escalation': '+10 gem per addit...</w:t>
-            </w:r>
-          </w:p>
-        </w:tc>
-      </w:tr>
-    </w:tbl>
-    <w:p/>
-    <w:p>
-      <w:pPr>
-        <w:pStyle w:val="Heading2"/>
-      </w:pPr>
-      <w:r>
-        <w:t>시스템 목록</w:t>
+        <w:t>ProcessContinue() -&gt; bool</w:t>
       </w:r>
     </w:p>
     <w:p>
@@ -1780,7 +3879,7 @@
         <w:ind w:left="850"/>
       </w:pPr>
       <w:r>
-        <w:t>LifeManager</w:t>
+        <w:t>GetContinueCost() -&gt; int</w:t>
       </w:r>
     </w:p>
     <w:p>
@@ -1789,7 +3888,7 @@
         <w:ind w:left="850"/>
       </w:pPr>
       <w:r>
-        <w:t>BoosterManager</w:t>
+        <w:t>GetContinueUsedCount() -&gt; int</w:t>
       </w:r>
     </w:p>
     <w:p>
@@ -1798,7 +3897,7 @@
         <w:ind w:left="850"/>
       </w:pPr>
       <w:r>
-        <w:t>CurrencyManager</w:t>
+        <w:t>IsFreeContineAvailable() -&gt; bool</w:t>
       </w:r>
     </w:p>
     <w:p>
@@ -1807,7 +3906,15 @@
         <w:ind w:left="850"/>
       </w:pPr>
       <w:r>
-        <w:t>ShopManager</w:t>
+        <w:t>ResetContinueCount()</w:t>
+      </w:r>
+    </w:p>
+    <w:p>
+      <w:pPr>
+        <w:pStyle w:val="Heading3"/>
+      </w:pPr>
+      <w:r>
+        <w:t>Requires</w:t>
       </w:r>
     </w:p>
     <w:p>
@@ -1816,7 +3923,7 @@
         <w:ind w:left="850"/>
       </w:pPr>
       <w:r>
-        <w:t>DailyRewardManager</w:t>
+        <w:t>BoardStateManager.OnBoardFailed</w:t>
       </w:r>
     </w:p>
     <w:p>
@@ -1825,365 +3932,7 @@
         <w:ind w:left="850"/>
       </w:pPr>
       <w:r>
-        <w:t>ContinueHandler</w:t>
-      </w:r>
-    </w:p>
-    <w:p/>
-    <w:p>
-      <w:pPr>
-        <w:pStyle w:val="Heading1"/>
-      </w:pPr>
-      <w:r>
-        <w:t>BM (Tier 2)</w:t>
-      </w:r>
-    </w:p>
-    <w:p>
-      <w:pPr>
-        <w:pStyle w:val="Heading2"/>
-      </w:pPr>
-      <w:r>
-        <w:t>파라미터</w:t>
-      </w:r>
-    </w:p>
-    <w:tbl>
-      <w:tblPr>
-        <w:tblStyle w:val="TableGrid"/>
-        <w:tblW w:type="auto" w:w="0"/>
-        <w:jc w:val="center"/>
-        <w:tblLook w:firstColumn="1" w:firstRow="1" w:lastColumn="0" w:lastRow="0" w:noHBand="0" w:noVBand="1" w:val="04A0"/>
-      </w:tblPr>
-      <w:tblGrid>
-        <w:gridCol w:w="4320"/>
-        <w:gridCol w:w="4320"/>
-      </w:tblGrid>
-      <w:tr>
-        <w:tc>
-          <w:tcPr>
-            <w:tcW w:type="dxa" w:w="4320"/>
-            <w:shd w:val="clear" w:color="auto" w:fill="4472C4"/>
-          </w:tcPr>
-          <w:p>
-            <w:pPr>
-              <w:jc w:val="center"/>
-            </w:pPr>
-            <w:r>
-              <w:rPr>
-                <w:b/>
-                <w:color w:val="FFFFFF"/>
-                <w:sz w:val="18"/>
-              </w:rPr>
-              <w:t>파라미터</w:t>
-            </w:r>
-          </w:p>
-        </w:tc>
-        <w:tc>
-          <w:tcPr>
-            <w:tcW w:type="dxa" w:w="4320"/>
-            <w:shd w:val="clear" w:color="auto" w:fill="4472C4"/>
-          </w:tcPr>
-          <w:p>
-            <w:pPr>
-              <w:jc w:val="center"/>
-            </w:pPr>
-            <w:r>
-              <w:rPr>
-                <w:b/>
-                <w:color w:val="FFFFFF"/>
-                <w:sz w:val="18"/>
-              </w:rPr>
-              <w:t>값/설명</w:t>
-            </w:r>
-          </w:p>
-        </w:tc>
-      </w:tr>
-      <w:tr>
-        <w:tc>
-          <w:tcPr>
-            <w:tcW w:type="dxa" w:w="4320"/>
-          </w:tcPr>
-          <w:p>
-            <w:r>
-              <w:rPr>
-                <w:sz w:val="18"/>
-              </w:rPr>
-              <w:t>monetization_model</w:t>
-            </w:r>
-          </w:p>
-        </w:tc>
-        <w:tc>
-          <w:tcPr>
-            <w:tcW w:type="dxa" w:w="4320"/>
-          </w:tcPr>
-          <w:p>
-            <w:r>
-              <w:rPr>
-                <w:sz w:val="18"/>
-              </w:rPr>
-              <w:t>F2P + IAP + Ad</w:t>
-            </w:r>
-          </w:p>
-        </w:tc>
-      </w:tr>
-      <w:tr>
-        <w:tc>
-          <w:tcPr>
-            <w:tcW w:type="dxa" w:w="4320"/>
-          </w:tcPr>
-          <w:p>
-            <w:r>
-              <w:rPr>
-                <w:sz w:val="18"/>
-              </w:rPr>
-              <w:t>ad_free_period</w:t>
-            </w:r>
-          </w:p>
-        </w:tc>
-        <w:tc>
-          <w:tcPr>
-            <w:tcW w:type="dxa" w:w="4320"/>
-          </w:tcPr>
-          <w:p>
-            <w:r>
-              <w:rPr>
-                <w:sz w:val="18"/>
-              </w:rPr>
-              <w:t>15</w:t>
-            </w:r>
-          </w:p>
-        </w:tc>
-      </w:tr>
-      <w:tr>
-        <w:tc>
-          <w:tcPr>
-            <w:tcW w:type="dxa" w:w="4320"/>
-          </w:tcPr>
-          <w:p>
-            <w:r>
-              <w:rPr>
-                <w:sz w:val="18"/>
-              </w:rPr>
-              <w:t>rewarded_ad_placements</w:t>
-            </w:r>
-          </w:p>
-        </w:tc>
-        <w:tc>
-          <w:tcPr>
-            <w:tcW w:type="dxa" w:w="4320"/>
-          </w:tcPr>
-          <w:p>
-            <w:r>
-              <w:rPr>
-                <w:sz w:val="18"/>
-              </w:rPr>
-              <w:t>{'placement': 'free_heart', 'trigger': '하트 소진 팝업', 'reward': '하트 1개', 'daily_cap': 5}, {'placement': 'free_continue', 'trigger': '실패 팝업 (첫 번째)', 'reward': '다트 +5 이어하기', 'daily_cap': 3}, {'placement': 'free_booster', 'trigger': '레벨 시작 부스터 슬롯', 'reward': '랜덤 부스터 1개', 'daily_cap': 3}, {'placement': 'double_reward', 'trigger': '레벨 클리어 결과 화면', 'reward': '코인 보상 2배', 'daily_cap': 10}, {'placement': 'free_coin', 'trigger': '상점 버튼', 'reward': '코인 200', 'daily_cap': 5} ... (+1)</w:t>
-            </w:r>
-          </w:p>
-        </w:tc>
-      </w:tr>
-      <w:tr>
-        <w:tc>
-          <w:tcPr>
-            <w:tcW w:type="dxa" w:w="4320"/>
-          </w:tcPr>
-          <w:p>
-            <w:r>
-              <w:rPr>
-                <w:sz w:val="18"/>
-              </w:rPr>
-              <w:t>interstitial_frequency</w:t>
-            </w:r>
-          </w:p>
-        </w:tc>
-        <w:tc>
-          <w:tcPr>
-            <w:tcW w:type="dxa" w:w="4320"/>
-          </w:tcPr>
-          <w:p>
-            <w:r>
-              <w:rPr>
-                <w:sz w:val="18"/>
-              </w:rPr>
-              <w:t>{'base': '매 3레벨 클리어 후 1회', 'cooldown': '최소 120초 간격', 'skip_conditions': ['IAP...</w:t>
-            </w:r>
-          </w:p>
-        </w:tc>
-      </w:tr>
-      <w:tr>
-        <w:tc>
-          <w:tcPr>
-            <w:tcW w:type="dxa" w:w="4320"/>
-          </w:tcPr>
-          <w:p>
-            <w:r>
-              <w:rPr>
-                <w:sz w:val="18"/>
-              </w:rPr>
-              <w:t>iap_price_range</w:t>
-            </w:r>
-          </w:p>
-        </w:tc>
-        <w:tc>
-          <w:tcPr>
-            <w:tcW w:type="dxa" w:w="4320"/>
-          </w:tcPr>
-          <w:p>
-            <w:r>
-              <w:rPr>
-                <w:sz w:val="18"/>
-              </w:rPr>
-              <w:t>0.99, 49.99</w:t>
-            </w:r>
-          </w:p>
-        </w:tc>
-      </w:tr>
-      <w:tr>
-        <w:tc>
-          <w:tcPr>
-            <w:tcW w:type="dxa" w:w="4320"/>
-          </w:tcPr>
-          <w:p>
-            <w:r>
-              <w:rPr>
-                <w:sz w:val="18"/>
-              </w:rPr>
-              <w:t>first_purchase_timing</w:t>
-            </w:r>
-          </w:p>
-        </w:tc>
-        <w:tc>
-          <w:tcPr>
-            <w:tcW w:type="dxa" w:w="4320"/>
-          </w:tcPr>
-          <w:p>
-            <w:r>
-              <w:rPr>
-                <w:sz w:val="18"/>
-              </w:rPr>
-              <w:t>{'target': 'Day 1, Level 20~30 구간', 'mechanism': '스타터팩 제한 시간 오퍼 (24시간)', 'exp...</w:t>
-            </w:r>
-          </w:p>
-        </w:tc>
-      </w:tr>
-      <w:tr>
-        <w:tc>
-          <w:tcPr>
-            <w:tcW w:type="dxa" w:w="4320"/>
-          </w:tcPr>
-          <w:p>
-            <w:r>
-              <w:rPr>
-                <w:sz w:val="18"/>
-              </w:rPr>
-              <w:t>starter_pack</w:t>
-            </w:r>
-          </w:p>
-        </w:tc>
-        <w:tc>
-          <w:tcPr>
-            <w:tcW w:type="dxa" w:w="4320"/>
-          </w:tcPr>
-          <w:p>
-            <w:r>
-              <w:rPr>
-                <w:sz w:val="18"/>
-              </w:rPr>
-              <w:t>{'price': 1.99, 'contents': ['젬 100개', '부스터 팩 (Color Reveal x3, Extra Darts x...</w:t>
-            </w:r>
-          </w:p>
-        </w:tc>
-      </w:tr>
-      <w:tr>
-        <w:tc>
-          <w:tcPr>
-            <w:tcW w:type="dxa" w:w="4320"/>
-          </w:tcPr>
-          <w:p>
-            <w:r>
-              <w:rPr>
-                <w:sz w:val="18"/>
-              </w:rPr>
-              <w:t>piggy_bank</w:t>
-            </w:r>
-          </w:p>
-        </w:tc>
-        <w:tc>
-          <w:tcPr>
-            <w:tcW w:type="dxa" w:w="4320"/>
-          </w:tcPr>
-          <w:p>
-            <w:r>
-              <w:rPr>
-                <w:sz w:val="18"/>
-              </w:rPr>
-              <w:t>{'price': 2.99, 'fill_cycle': 8, 'reward_composition': '100% 젬', 'value_ratio...</w:t>
-            </w:r>
-          </w:p>
-        </w:tc>
-      </w:tr>
-      <w:tr>
-        <w:tc>
-          <w:tcPr>
-            <w:tcW w:type="dxa" w:w="4320"/>
-          </w:tcPr>
-          <w:p>
-            <w:r>
-              <w:rPr>
-                <w:sz w:val="18"/>
-              </w:rPr>
-              <w:t>season_pass</w:t>
-            </w:r>
-          </w:p>
-        </w:tc>
-        <w:tc>
-          <w:tcPr>
-            <w:tcW w:type="dxa" w:w="4320"/>
-          </w:tcPr>
-          <w:p>
-            <w:r>
-              <w:rPr>
-                <w:sz w:val="18"/>
-              </w:rPr>
-              <w:t>{'price': 4.99, 'free_track': '코인, 기본 부스터', 'premium_track': '젬, 프리미엄 부스터, 한정...</w:t>
-            </w:r>
-          </w:p>
-        </w:tc>
-      </w:tr>
-      <w:tr>
-        <w:tc>
-          <w:tcPr>
-            <w:tcW w:type="dxa" w:w="4320"/>
-          </w:tcPr>
-          <w:p>
-            <w:r>
-              <w:rPr>
-                <w:sz w:val="18"/>
-              </w:rPr>
-              <w:t>vip_system</w:t>
-            </w:r>
-          </w:p>
-        </w:tc>
-        <w:tc>
-          <w:tcPr>
-            <w:tcW w:type="dxa" w:w="4320"/>
-          </w:tcPr>
-          <w:p>
-            <w:r>
-              <w:rPr>
-                <w:sz w:val="18"/>
-              </w:rPr>
-              <w:t>{'enabled': False, 'note': '소프트런칭 후 데이터 기반 도입 검토'}</w:t>
-            </w:r>
-          </w:p>
-        </w:tc>
-      </w:tr>
-    </w:tbl>
-    <w:p/>
-    <w:p>
-      <w:pPr>
-        <w:pStyle w:val="Heading2"/>
-      </w:pPr>
-      <w:r>
-        <w:t>시스템 목록</w:t>
+        <w:t>CurrencyManager.SpendCurrency()</w:t>
       </w:r>
     </w:p>
     <w:p>
@@ -2192,7 +3941,7 @@
         <w:ind w:left="850"/>
       </w:pPr>
       <w:r>
-        <w:t>IAPManager</w:t>
+        <w:t>HolderManager (홀더 → 상단 대기열 이동)</w:t>
       </w:r>
     </w:p>
     <w:p>
@@ -2201,7 +3950,15 @@
         <w:ind w:left="850"/>
       </w:pPr>
       <w:r>
-        <w:t>AdManager</w:t>
+        <w:t>PopupManager.ShowPopup()</w:t>
+      </w:r>
+    </w:p>
+    <w:p>
+      <w:pPr>
+        <w:pStyle w:val="Heading3"/>
+      </w:pPr>
+      <w:r>
+        <w:t>Events Published</w:t>
       </w:r>
     </w:p>
     <w:p>
@@ -2210,7 +3967,7 @@
         <w:ind w:left="850"/>
       </w:pPr>
       <w:r>
-        <w:t>OfferManager</w:t>
+        <w:t>OnContinueUsed(isFree, cost, usedCount)</w:t>
       </w:r>
     </w:p>
     <w:p>
@@ -2219,7 +3976,126 @@
         <w:ind w:left="850"/>
       </w:pPr>
       <w:r>
-        <w:t>PiggyBankManager</w:t>
+        <w:t>OnContinueDeclined</w:t>
+      </w:r>
+    </w:p>
+    <w:p>
+      <w:pPr>
+        <w:pStyle w:val="Heading3"/>
+      </w:pPr>
+      <w:r>
+        <w:t>Config</w:t>
+      </w:r>
+    </w:p>
+    <w:p>
+      <w:r>
+        <w:rPr>
+          <w:b/>
+          <w:sz w:val="20"/>
+        </w:rPr>
+        <w:t xml:space="preserve">first_free: </w:t>
+      </w:r>
+      <w:r>
+        <w:rPr>
+          <w:sz w:val="20"/>
+        </w:rPr>
+        <w:t>True</w:t>
+      </w:r>
+    </w:p>
+    <w:p>
+      <w:r>
+        <w:rPr>
+          <w:b/>
+          <w:sz w:val="20"/>
+        </w:rPr>
+        <w:t xml:space="preserve">escalating_cost: </w:t>
+      </w:r>
+      <w:r>
+        <w:rPr>
+          <w:sz w:val="20"/>
+        </w:rPr>
+        <w:t>[900, 1900, 2900]</w:t>
+      </w:r>
+    </w:p>
+    <w:p>
+      <w:r>
+        <w:rPr>
+          <w:b/>
+          <w:sz w:val="20"/>
+        </w:rPr>
+        <w:t xml:space="preserve">max_uses: </w:t>
+      </w:r>
+      <w:r>
+        <w:rPr>
+          <w:sz w:val="20"/>
+        </w:rPr>
+        <w:t>3</w:t>
+      </w:r>
+    </w:p>
+    <w:p>
+      <w:r>
+        <w:rPr>
+          <w:b/>
+          <w:sz w:val="20"/>
+        </w:rPr>
+        <w:t xml:space="preserve">reset_on_retry: </w:t>
+      </w:r>
+      <w:r>
+        <w:rPr>
+          <w:sz w:val="20"/>
+        </w:rPr>
+        <w:t>True</w:t>
+      </w:r>
+    </w:p>
+    <w:p>
+      <w:pPr>
+        <w:pStyle w:val="Heading2"/>
+      </w:pPr>
+      <w:r>
+        <w:t>ShopManager</w:t>
+      </w:r>
+    </w:p>
+    <w:p>
+      <w:r>
+        <w:rPr>
+          <w:b/>
+          <w:sz w:val="20"/>
+        </w:rPr>
+        <w:t xml:space="preserve">Layer: </w:t>
+      </w:r>
+      <w:r>
+        <w:rPr>
+          <w:sz w:val="20"/>
+        </w:rPr>
+        <w:t>Domain</w:t>
+      </w:r>
+    </w:p>
+    <w:p>
+      <w:r>
+        <w:rPr>
+          <w:b/>
+          <w:sz w:val="20"/>
+        </w:rPr>
+        <w:t xml:space="preserve">Role: </w:t>
+      </w:r>
+      <w:r>
+        <w:rPr>
+          <w:sz w:val="20"/>
+        </w:rPr>
+        <w:t>Manager</w:t>
+      </w:r>
+    </w:p>
+    <w:p>
+      <w:r>
+        <w:t>상점 UI 및 구매 처리. 코인팩(6), 번들(5), 스타터팩, 광고 제거. 노출 순서: 스타터팩 → 번들 → 코인 → 광고 제거.</w:t>
+      </w:r>
+    </w:p>
+    <w:p>
+      <w:pPr>
+        <w:pStyle w:val="Heading3"/>
+      </w:pPr>
+      <w:r>
+        <w:t>Provides</w:t>
       </w:r>
     </w:p>
     <w:p>
@@ -2228,281 +4104,7 @@
         <w:ind w:left="850"/>
       </w:pPr>
       <w:r>
-        <w:t>SeasonPassManager</w:t>
-      </w:r>
-    </w:p>
-    <w:p/>
-    <w:p>
-      <w:pPr>
-        <w:pStyle w:val="Heading1"/>
-      </w:pPr>
-      <w:r>
-        <w:t>UX (Tier 2)</w:t>
-      </w:r>
-    </w:p>
-    <w:p>
-      <w:pPr>
-        <w:pStyle w:val="Heading2"/>
-      </w:pPr>
-      <w:r>
-        <w:t>파라미터</w:t>
-      </w:r>
-    </w:p>
-    <w:tbl>
-      <w:tblPr>
-        <w:tblStyle w:val="TableGrid"/>
-        <w:tblW w:type="auto" w:w="0"/>
-        <w:jc w:val="center"/>
-        <w:tblLook w:firstColumn="1" w:firstRow="1" w:lastColumn="0" w:lastRow="0" w:noHBand="0" w:noVBand="1" w:val="04A0"/>
-      </w:tblPr>
-      <w:tblGrid>
-        <w:gridCol w:w="4320"/>
-        <w:gridCol w:w="4320"/>
-      </w:tblGrid>
-      <w:tr>
-        <w:tc>
-          <w:tcPr>
-            <w:tcW w:type="dxa" w:w="4320"/>
-            <w:shd w:val="clear" w:color="auto" w:fill="4472C4"/>
-          </w:tcPr>
-          <w:p>
-            <w:pPr>
-              <w:jc w:val="center"/>
-            </w:pPr>
-            <w:r>
-              <w:rPr>
-                <w:b/>
-                <w:color w:val="FFFFFF"/>
-                <w:sz w:val="18"/>
-              </w:rPr>
-              <w:t>파라미터</w:t>
-            </w:r>
-          </w:p>
-        </w:tc>
-        <w:tc>
-          <w:tcPr>
-            <w:tcW w:type="dxa" w:w="4320"/>
-            <w:shd w:val="clear" w:color="auto" w:fill="4472C4"/>
-          </w:tcPr>
-          <w:p>
-            <w:pPr>
-              <w:jc w:val="center"/>
-            </w:pPr>
-            <w:r>
-              <w:rPr>
-                <w:b/>
-                <w:color w:val="FFFFFF"/>
-                <w:sz w:val="18"/>
-              </w:rPr>
-              <w:t>값/설명</w:t>
-            </w:r>
-          </w:p>
-        </w:tc>
-      </w:tr>
-      <w:tr>
-        <w:tc>
-          <w:tcPr>
-            <w:tcW w:type="dxa" w:w="4320"/>
-          </w:tcPr>
-          <w:p>
-            <w:r>
-              <w:rPr>
-                <w:sz w:val="18"/>
-              </w:rPr>
-              <w:t>ftue_steps</w:t>
-            </w:r>
-          </w:p>
-        </w:tc>
-        <w:tc>
-          <w:tcPr>
-            <w:tcW w:type="dxa" w:w="4320"/>
-          </w:tcPr>
-          <w:p>
-            <w:r>
-              <w:rPr>
-                <w:sz w:val="18"/>
-              </w:rPr>
-              <w:t>7</w:t>
-            </w:r>
-          </w:p>
-        </w:tc>
-      </w:tr>
-      <w:tr>
-        <w:tc>
-          <w:tcPr>
-            <w:tcW w:type="dxa" w:w="4320"/>
-          </w:tcPr>
-          <w:p>
-            <w:r>
-              <w:rPr>
-                <w:sz w:val="18"/>
-              </w:rPr>
-              <w:t>tutorial_type</w:t>
-            </w:r>
-          </w:p>
-        </w:tc>
-        <w:tc>
-          <w:tcPr>
-            <w:tcW w:type="dxa" w:w="4320"/>
-          </w:tcPr>
-          <w:p>
-            <w:r>
-              <w:rPr>
-                <w:sz w:val="18"/>
-              </w:rPr>
-              <w:t>forced_guide</w:t>
-            </w:r>
-          </w:p>
-        </w:tc>
-      </w:tr>
-      <w:tr>
-        <w:tc>
-          <w:tcPr>
-            <w:tcW w:type="dxa" w:w="4320"/>
-          </w:tcPr>
-          <w:p>
-            <w:r>
-              <w:rPr>
-                <w:sz w:val="18"/>
-              </w:rPr>
-              <w:t>session_target_time</w:t>
-            </w:r>
-          </w:p>
-        </w:tc>
-        <w:tc>
-          <w:tcPr>
-            <w:tcW w:type="dxa" w:w="4320"/>
-          </w:tcPr>
-          <w:p>
-            <w:r>
-              <w:rPr>
-                <w:sz w:val="18"/>
-              </w:rPr>
-              <w:t>5, 15</w:t>
-            </w:r>
-          </w:p>
-        </w:tc>
-      </w:tr>
-      <w:tr>
-        <w:tc>
-          <w:tcPr>
-            <w:tcW w:type="dxa" w:w="4320"/>
-          </w:tcPr>
-          <w:p>
-            <w:r>
-              <w:rPr>
-                <w:sz w:val="18"/>
-              </w:rPr>
-              <w:t>daily_target_time</w:t>
-            </w:r>
-          </w:p>
-        </w:tc>
-        <w:tc>
-          <w:tcPr>
-            <w:tcW w:type="dxa" w:w="4320"/>
-          </w:tcPr>
-          <w:p>
-            <w:r>
-              <w:rPr>
-                <w:sz w:val="18"/>
-              </w:rPr>
-              <w:t>15, 45</w:t>
-            </w:r>
-          </w:p>
-        </w:tc>
-      </w:tr>
-      <w:tr>
-        <w:tc>
-          <w:tcPr>
-            <w:tcW w:type="dxa" w:w="4320"/>
-          </w:tcPr>
-          <w:p>
-            <w:r>
-              <w:rPr>
-                <w:sz w:val="18"/>
-              </w:rPr>
-              <w:t>hud_elements</w:t>
-            </w:r>
-          </w:p>
-        </w:tc>
-        <w:tc>
-          <w:tcPr>
-            <w:tcW w:type="dxa" w:w="4320"/>
-          </w:tcPr>
-          <w:p>
-            <w:r>
-              <w:rPr>
-                <w:sz w:val="18"/>
-              </w:rPr>
-              <w:t>현재 레벨 번호 (좌상단), 목표 표시 — 남은 풍선 수 (상단 중앙), 남은 다트 수 (우상단), 점수 (상단 우측), 스타 프로그레스 (상단 바) ... (+4)</w:t>
-            </w:r>
-          </w:p>
-        </w:tc>
-      </w:tr>
-      <w:tr>
-        <w:tc>
-          <w:tcPr>
-            <w:tcW w:type="dxa" w:w="4320"/>
-          </w:tcPr>
-          <w:p>
-            <w:r>
-              <w:rPr>
-                <w:sz w:val="18"/>
-              </w:rPr>
-              <w:t>popup_policy</w:t>
-            </w:r>
-          </w:p>
-        </w:tc>
-        <w:tc>
-          <w:tcPr>
-            <w:tcW w:type="dxa" w:w="4320"/>
-          </w:tcPr>
-          <w:p>
-            <w:r>
-              <w:rPr>
-                <w:sz w:val="18"/>
-              </w:rPr>
-              <w:t>{'priority_order': [{1: '레벨 클리어 결과 (필수)'}, {2: '레벨 실패 + 컨티뉴 제안'}, {3: '하트 부족 ...</w:t>
-            </w:r>
-          </w:p>
-        </w:tc>
-      </w:tr>
-      <w:tr>
-        <w:tc>
-          <w:tcPr>
-            <w:tcW w:type="dxa" w:w="4320"/>
-          </w:tcPr>
-          <w:p>
-            <w:r>
-              <w:rPr>
-                <w:sz w:val="18"/>
-              </w:rPr>
-              <w:t>feedback_channels</w:t>
-            </w:r>
-          </w:p>
-        </w:tc>
-        <w:tc>
-          <w:tcPr>
-            <w:tcW w:type="dxa" w:w="4320"/>
-          </w:tcPr>
-          <w:p>
-            <w:r>
-              <w:rPr>
-                <w:sz w:val="18"/>
-              </w:rPr>
-              <w:t>{'visual': ['풍선 팝 이펙트 (색종이 파티클)', '연쇄 팝 시 화면 흔들림 (증가하는 강도)', '다트 발사 궤적 (곡선 트레...</w:t>
-            </w:r>
-          </w:p>
-        </w:tc>
-      </w:tr>
-    </w:tbl>
-    <w:p/>
-    <w:p>
-      <w:pPr>
-        <w:pStyle w:val="Heading2"/>
-      </w:pPr>
-      <w:r>
-        <w:t>시스템 목록</w:t>
+        <w:t>GetShopProducts() -&gt; ProductData[]</w:t>
       </w:r>
     </w:p>
     <w:p>
@@ -2511,7 +4113,7 @@
         <w:ind w:left="850"/>
       </w:pPr>
       <w:r>
-        <w:t>UIManager</w:t>
+        <w:t>PurchaseProduct(productId) -&gt; PurchaseResult</w:t>
       </w:r>
     </w:p>
     <w:p>
@@ -2520,7 +4122,7 @@
         <w:ind w:left="850"/>
       </w:pPr>
       <w:r>
-        <w:t>PageController</w:t>
+        <w:t>IsProductAvailable(productId) -&gt; bool</w:t>
       </w:r>
     </w:p>
     <w:p>
@@ -2529,7 +4131,15 @@
         <w:ind w:left="850"/>
       </w:pPr>
       <w:r>
-        <w:t>PopupManager</w:t>
+        <w:t>GetStarterPackStatus() -&gt; StarterPackStatus</w:t>
+      </w:r>
+    </w:p>
+    <w:p>
+      <w:pPr>
+        <w:pStyle w:val="Heading3"/>
+      </w:pPr>
+      <w:r>
+        <w:t>Requires</w:t>
       </w:r>
     </w:p>
     <w:p>
@@ -2538,7 +4148,7 @@
         <w:ind w:left="850"/>
       </w:pPr>
       <w:r>
-        <w:t>TutorialManager</w:t>
+        <w:t>CurrencyManager.AddCurrency()</w:t>
       </w:r>
     </w:p>
     <w:p>
@@ -2547,7 +4157,7 @@
         <w:ind w:left="850"/>
       </w:pPr>
       <w:r>
-        <w:t>FeedbackController</w:t>
+        <w:t>BoosterManager (부스터 지급)</w:t>
       </w:r>
     </w:p>
     <w:p>
@@ -2556,227 +4166,15 @@
         <w:ind w:left="850"/>
       </w:pPr>
       <w:r>
-        <w:t>HUDController</w:t>
-      </w:r>
-    </w:p>
-    <w:p/>
-    <w:p>
-      <w:pPr>
-        <w:pStyle w:val="Heading1"/>
-      </w:pPr>
-      <w:r>
-        <w:t>Meta (Tier 3)</w:t>
-      </w:r>
-    </w:p>
-    <w:p>
-      <w:pPr>
-        <w:pStyle w:val="Heading2"/>
-      </w:pPr>
-      <w:r>
-        <w:t>파라미터</w:t>
-      </w:r>
-    </w:p>
-    <w:tbl>
-      <w:tblPr>
-        <w:tblStyle w:val="TableGrid"/>
-        <w:tblW w:type="auto" w:w="0"/>
-        <w:jc w:val="center"/>
-        <w:tblLook w:firstColumn="1" w:firstRow="1" w:lastColumn="0" w:lastRow="0" w:noHBand="0" w:noVBand="1" w:val="04A0"/>
-      </w:tblPr>
-      <w:tblGrid>
-        <w:gridCol w:w="4320"/>
-        <w:gridCol w:w="4320"/>
-      </w:tblGrid>
-      <w:tr>
-        <w:tc>
-          <w:tcPr>
-            <w:tcW w:type="dxa" w:w="4320"/>
-            <w:shd w:val="clear" w:color="auto" w:fill="4472C4"/>
-          </w:tcPr>
-          <w:p>
-            <w:pPr>
-              <w:jc w:val="center"/>
-            </w:pPr>
-            <w:r>
-              <w:rPr>
-                <w:b/>
-                <w:color w:val="FFFFFF"/>
-                <w:sz w:val="18"/>
-              </w:rPr>
-              <w:t>파라미터</w:t>
-            </w:r>
-          </w:p>
-        </w:tc>
-        <w:tc>
-          <w:tcPr>
-            <w:tcW w:type="dxa" w:w="4320"/>
-            <w:shd w:val="clear" w:color="auto" w:fill="4472C4"/>
-          </w:tcPr>
-          <w:p>
-            <w:pPr>
-              <w:jc w:val="center"/>
-            </w:pPr>
-            <w:r>
-              <w:rPr>
-                <w:b/>
-                <w:color w:val="FFFFFF"/>
-                <w:sz w:val="18"/>
-              </w:rPr>
-              <w:t>값/설명</w:t>
-            </w:r>
-          </w:p>
-        </w:tc>
-      </w:tr>
-      <w:tr>
-        <w:tc>
-          <w:tcPr>
-            <w:tcW w:type="dxa" w:w="4320"/>
-          </w:tcPr>
-          <w:p>
-            <w:r>
-              <w:rPr>
-                <w:sz w:val="18"/>
-              </w:rPr>
-              <w:t>collection_system</w:t>
-            </w:r>
-          </w:p>
-        </w:tc>
-        <w:tc>
-          <w:tcPr>
-            <w:tcW w:type="dxa" w:w="4320"/>
-          </w:tcPr>
-          <w:p>
-            <w:r>
-              <w:rPr>
-                <w:sz w:val="18"/>
-              </w:rPr>
-              <w:t>게임에 등장하는 풍선 종류(일반, 이중, 얼음, 폭탄, 무지개, 자물쇠)와 챕터별 특수 테마 풍선을 수집. 수집 완료 시 보상 지급.</w:t>
-              <w:br/>
-            </w:r>
-          </w:p>
-        </w:tc>
-      </w:tr>
-      <w:tr>
-        <w:tc>
-          <w:tcPr>
-            <w:tcW w:type="dxa" w:w="4320"/>
-          </w:tcPr>
-          <w:p>
-            <w:r>
-              <w:rPr>
-                <w:sz w:val="18"/>
-              </w:rPr>
-              <w:t>decoration_system</w:t>
-            </w:r>
-          </w:p>
-        </w:tc>
-        <w:tc>
-          <w:tcPr>
-            <w:tcW w:type="dxa" w:w="4320"/>
-          </w:tcPr>
-          <w:p>
-            <w:r>
-              <w:rPr>
-                <w:sz w:val="18"/>
-              </w:rPr>
-              <w:t>다트 외형(색상, 이펙트)과 풍선 팝 이펙트를 커스터마이징. 스킨은 게임 메커닉에 영향 없음 (순수 코스메틱).</w:t>
-              <w:br/>
-            </w:r>
-          </w:p>
-        </w:tc>
-      </w:tr>
-      <w:tr>
-        <w:tc>
-          <w:tcPr>
-            <w:tcW w:type="dxa" w:w="4320"/>
-          </w:tcPr>
-          <w:p>
-            <w:r>
-              <w:rPr>
-                <w:sz w:val="18"/>
-              </w:rPr>
-              <w:t>star_system</w:t>
-            </w:r>
-          </w:p>
-        </w:tc>
-        <w:tc>
-          <w:tcPr>
-            <w:tcW w:type="dxa" w:w="4320"/>
-          </w:tcPr>
-          <w:p>
-            <w:r>
-              <w:rPr>
-                <w:sz w:val="18"/>
-              </w:rPr>
-              <w:t>레벨당 1~3 스타. 점수 기반 판정.</w:t>
-            </w:r>
-          </w:p>
-        </w:tc>
-      </w:tr>
-      <w:tr>
-        <w:tc>
-          <w:tcPr>
-            <w:tcW w:type="dxa" w:w="4320"/>
-          </w:tcPr>
-          <w:p>
-            <w:r>
-              <w:rPr>
-                <w:sz w:val="18"/>
-              </w:rPr>
-              <w:t>achievement_system</w:t>
-            </w:r>
-          </w:p>
-        </w:tc>
-        <w:tc>
-          <w:tcPr>
-            <w:tcW w:type="dxa" w:w="4320"/>
-          </w:tcPr>
-          <w:p>
-            <w:r>
-              <w:rPr>
-                <w:sz w:val="18"/>
-              </w:rPr>
-              <w:t>{'enabled': True, 'categories': [{'name': '팝 마스터', 'examples': ['풍선 100개 터뜨리기...</w:t>
-            </w:r>
-          </w:p>
-        </w:tc>
-      </w:tr>
-      <w:tr>
-        <w:tc>
-          <w:tcPr>
-            <w:tcW w:type="dxa" w:w="4320"/>
-          </w:tcPr>
-          <w:p>
-            <w:r>
-              <w:rPr>
-                <w:sz w:val="18"/>
-              </w:rPr>
-              <w:t>prestige_system</w:t>
-            </w:r>
-          </w:p>
-        </w:tc>
-        <w:tc>
-          <w:tcPr>
-            <w:tcW w:type="dxa" w:w="4320"/>
-          </w:tcPr>
-          <w:p>
-            <w:r>
-              <w:rPr>
-                <w:sz w:val="18"/>
-              </w:rPr>
-              <w:t>{'enabled': False, 'note': '200레벨 컨텐츠 소진 후 하드 모드 또는 무한 모드 검토. 소프트런칭 데이터 기반.'}</w:t>
-            </w:r>
-          </w:p>
-        </w:tc>
-      </w:tr>
-    </w:tbl>
-    <w:p/>
-    <w:p>
-      <w:pPr>
-        <w:pStyle w:val="Heading2"/>
-      </w:pPr>
-      <w:r>
-        <w:t>시스템 목록</w:t>
+        <w:t>IAPManager (결제 처리)</w:t>
+      </w:r>
+    </w:p>
+    <w:p>
+      <w:pPr>
+        <w:pStyle w:val="Heading3"/>
+      </w:pPr>
+      <w:r>
+        <w:t>Events Published</w:t>
       </w:r>
     </w:p>
     <w:p>
@@ -2785,7 +4183,58 @@
         <w:ind w:left="850"/>
       </w:pPr>
       <w:r>
-        <w:t>CollectionManager</w:t>
+        <w:t>OnProductPurchased(productId, price)</w:t>
+      </w:r>
+    </w:p>
+    <w:p>
+      <w:pPr>
+        <w:pStyle w:val="Heading2"/>
+      </w:pPr>
+      <w:r>
+        <w:t>DailyRewardManager</w:t>
+      </w:r>
+    </w:p>
+    <w:p>
+      <w:r>
+        <w:rPr>
+          <w:b/>
+          <w:sz w:val="20"/>
+        </w:rPr>
+        <w:t xml:space="preserve">Layer: </w:t>
+      </w:r>
+      <w:r>
+        <w:rPr>
+          <w:sz w:val="20"/>
+        </w:rPr>
+        <w:t>Domain</w:t>
+      </w:r>
+    </w:p>
+    <w:p>
+      <w:r>
+        <w:rPr>
+          <w:b/>
+          <w:sz w:val="20"/>
+        </w:rPr>
+        <w:t xml:space="preserve">Role: </w:t>
+      </w:r>
+      <w:r>
+        <w:rPr>
+          <w:sz w:val="20"/>
+        </w:rPr>
+        <w:t>Manager</w:t>
+      </w:r>
+    </w:p>
+    <w:p>
+      <w:r>
+        <w:t>7일 주기 순차 보상. 연속 접속 끊어져도 이어감. 코인→코인→부스터→코인→코인→부스터→대량코인+부스터.</w:t>
+      </w:r>
+    </w:p>
+    <w:p>
+      <w:pPr>
+        <w:pStyle w:val="Heading3"/>
+      </w:pPr>
+      <w:r>
+        <w:t>Provides</w:t>
       </w:r>
     </w:p>
     <w:p>
@@ -2794,7 +4243,7 @@
         <w:ind w:left="850"/>
       </w:pPr>
       <w:r>
-        <w:t>SkinManager</w:t>
+        <w:t>GetCurrentDay() -&gt; int</w:t>
       </w:r>
     </w:p>
     <w:p>
@@ -2803,7 +4252,7 @@
         <w:ind w:left="850"/>
       </w:pPr>
       <w:r>
-        <w:t>StarManager</w:t>
+        <w:t>GetReward(day) -&gt; RewardData</w:t>
       </w:r>
     </w:p>
     <w:p>
@@ -2812,198 +4261,7 @@
         <w:ind w:left="850"/>
       </w:pPr>
       <w:r>
-        <w:t>AchievementManager</w:t>
-      </w:r>
-    </w:p>
-    <w:p/>
-    <w:p>
-      <w:pPr>
-        <w:pStyle w:val="Heading1"/>
-      </w:pPr>
-      <w:r>
-        <w:t>Social (Tier 3)</w:t>
-      </w:r>
-    </w:p>
-    <w:p>
-      <w:pPr>
-        <w:pStyle w:val="Heading2"/>
-      </w:pPr>
-      <w:r>
-        <w:t>파라미터</w:t>
-      </w:r>
-    </w:p>
-    <w:tbl>
-      <w:tblPr>
-        <w:tblStyle w:val="TableGrid"/>
-        <w:tblW w:type="auto" w:w="0"/>
-        <w:jc w:val="center"/>
-        <w:tblLook w:firstColumn="1" w:firstRow="1" w:lastColumn="0" w:lastRow="0" w:noHBand="0" w:noVBand="1" w:val="04A0"/>
-      </w:tblPr>
-      <w:tblGrid>
-        <w:gridCol w:w="4320"/>
-        <w:gridCol w:w="4320"/>
-      </w:tblGrid>
-      <w:tr>
-        <w:tc>
-          <w:tcPr>
-            <w:tcW w:type="dxa" w:w="4320"/>
-            <w:shd w:val="clear" w:color="auto" w:fill="4472C4"/>
-          </w:tcPr>
-          <w:p>
-            <w:pPr>
-              <w:jc w:val="center"/>
-            </w:pPr>
-            <w:r>
-              <w:rPr>
-                <w:b/>
-                <w:color w:val="FFFFFF"/>
-                <w:sz w:val="18"/>
-              </w:rPr>
-              <w:t>파라미터</w:t>
-            </w:r>
-          </w:p>
-        </w:tc>
-        <w:tc>
-          <w:tcPr>
-            <w:tcW w:type="dxa" w:w="4320"/>
-            <w:shd w:val="clear" w:color="auto" w:fill="4472C4"/>
-          </w:tcPr>
-          <w:p>
-            <w:pPr>
-              <w:jc w:val="center"/>
-            </w:pPr>
-            <w:r>
-              <w:rPr>
-                <w:b/>
-                <w:color w:val="FFFFFF"/>
-                <w:sz w:val="18"/>
-              </w:rPr>
-              <w:t>값/설명</w:t>
-            </w:r>
-          </w:p>
-        </w:tc>
-      </w:tr>
-      <w:tr>
-        <w:tc>
-          <w:tcPr>
-            <w:tcW w:type="dxa" w:w="4320"/>
-          </w:tcPr>
-          <w:p>
-            <w:r>
-              <w:rPr>
-                <w:sz w:val="18"/>
-              </w:rPr>
-              <w:t>leaderboard</w:t>
-            </w:r>
-          </w:p>
-        </w:tc>
-        <w:tc>
-          <w:tcPr>
-            <w:tcW w:type="dxa" w:w="4320"/>
-          </w:tcPr>
-          <w:p>
-            <w:r>
-              <w:rPr>
-                <w:sz w:val="18"/>
-              </w:rPr>
-              <w:t>{'enabled': True, 'types': [{'name': '주간 랭킹', 'scope': 'global', 'metric': '주...</w:t>
-            </w:r>
-          </w:p>
-        </w:tc>
-      </w:tr>
-      <w:tr>
-        <w:tc>
-          <w:tcPr>
-            <w:tcW w:type="dxa" w:w="4320"/>
-          </w:tcPr>
-          <w:p>
-            <w:r>
-              <w:rPr>
-                <w:sz w:val="18"/>
-              </w:rPr>
-              <w:t>team_system</w:t>
-            </w:r>
-          </w:p>
-        </w:tc>
-        <w:tc>
-          <w:tcPr>
-            <w:tcW w:type="dxa" w:w="4320"/>
-          </w:tcPr>
-          <w:p>
-            <w:r>
-              <w:rPr>
-                <w:sz w:val="18"/>
-              </w:rPr>
-              <w:t>{'enabled': False, 'note': '소프트런칭 후 D30 리텐션 데이터 기반 도입 검토'}</w:t>
-            </w:r>
-          </w:p>
-        </w:tc>
-      </w:tr>
-      <w:tr>
-        <w:tc>
-          <w:tcPr>
-            <w:tcW w:type="dxa" w:w="4320"/>
-          </w:tcPr>
-          <w:p>
-            <w:r>
-              <w:rPr>
-                <w:sz w:val="18"/>
-              </w:rPr>
-              <w:t>gift_system</w:t>
-            </w:r>
-          </w:p>
-        </w:tc>
-        <w:tc>
-          <w:tcPr>
-            <w:tcW w:type="dxa" w:w="4320"/>
-          </w:tcPr>
-          <w:p>
-            <w:r>
-              <w:rPr>
-                <w:sz w:val="18"/>
-              </w:rPr>
-              <w:t>친구에게 하트 1개 보내기. 하루 20회 제한. 받은 하트는 max_lives 초과 가능 (최대 max_lives + 10).</w:t>
-              <w:br/>
-            </w:r>
-          </w:p>
-        </w:tc>
-      </w:tr>
-      <w:tr>
-        <w:tc>
-          <w:tcPr>
-            <w:tcW w:type="dxa" w:w="4320"/>
-          </w:tcPr>
-          <w:p>
-            <w:r>
-              <w:rPr>
-                <w:sz w:val="18"/>
-              </w:rPr>
-              <w:t>coop_event</w:t>
-            </w:r>
-          </w:p>
-        </w:tc>
-        <w:tc>
-          <w:tcPr>
-            <w:tcW w:type="dxa" w:w="4320"/>
-          </w:tcPr>
-          <w:p>
-            <w:r>
-              <w:rPr>
-                <w:sz w:val="18"/>
-              </w:rPr>
-              <w:t>{'enabled': False, 'note': '런칭 3개월 후 협동 이벤트 기획 검토. 팀 시스템 도입과 연계.'}</w:t>
-            </w:r>
-          </w:p>
-        </w:tc>
-      </w:tr>
-    </w:tbl>
-    <w:p/>
-    <w:p>
-      <w:pPr>
-        <w:pStyle w:val="Heading2"/>
-      </w:pPr>
-      <w:r>
-        <w:t>시스템 목록</w:t>
+        <w:t>ClaimDailyReward() -&gt; RewardData</w:t>
       </w:r>
     </w:p>
     <w:p>
@@ -3012,7 +4270,15 @@
         <w:ind w:left="850"/>
       </w:pPr>
       <w:r>
-        <w:t>LeaderboardManager</w:t>
+        <w:t>IsDailyRewardAvailable() -&gt; bool</w:t>
+      </w:r>
+    </w:p>
+    <w:p>
+      <w:pPr>
+        <w:pStyle w:val="Heading3"/>
+      </w:pPr>
+      <w:r>
+        <w:t>Requires</w:t>
       </w:r>
     </w:p>
     <w:p>
@@ -3021,10 +4287,568 @@
         <w:ind w:left="850"/>
       </w:pPr>
       <w:r>
-        <w:t>FriendManager</w:t>
-      </w:r>
-    </w:p>
-    <w:p/>
+        <w:t>CurrencyManager.AddCurrency()</w:t>
+      </w:r>
+    </w:p>
+    <w:p>
+      <w:pPr>
+        <w:pStyle w:val="ListBullet"/>
+        <w:ind w:left="850"/>
+      </w:pPr>
+      <w:r>
+        <w:t>BoosterManager (부스터 지급)</w:t>
+      </w:r>
+    </w:p>
+    <w:p>
+      <w:pPr>
+        <w:pStyle w:val="Heading3"/>
+      </w:pPr>
+      <w:r>
+        <w:t>Events Published</w:t>
+      </w:r>
+    </w:p>
+    <w:p>
+      <w:pPr>
+        <w:pStyle w:val="ListBullet"/>
+        <w:ind w:left="850"/>
+      </w:pPr>
+      <w:r>
+        <w:t>OnDailyRewardClaimed(day, reward)</w:t>
+      </w:r>
+    </w:p>
+    <w:p>
+      <w:pPr>
+        <w:pStyle w:val="Heading3"/>
+      </w:pPr>
+      <w:r>
+        <w:t>Config</w:t>
+      </w:r>
+    </w:p>
+    <w:p>
+      <w:r>
+        <w:rPr>
+          <w:b/>
+          <w:sz w:val="20"/>
+        </w:rPr>
+        <w:t xml:space="preserve">cycle_days: </w:t>
+      </w:r>
+      <w:r>
+        <w:rPr>
+          <w:sz w:val="20"/>
+        </w:rPr>
+        <w:t>7</w:t>
+      </w:r>
+    </w:p>
+    <w:p>
+      <w:pPr>
+        <w:pStyle w:val="Heading2"/>
+      </w:pPr>
+      <w:r>
+        <w:t>AdManager</w:t>
+      </w:r>
+    </w:p>
+    <w:p>
+      <w:r>
+        <w:rPr>
+          <w:b/>
+          <w:sz w:val="20"/>
+        </w:rPr>
+        <w:t xml:space="preserve">Layer: </w:t>
+      </w:r>
+      <w:r>
+        <w:rPr>
+          <w:sz w:val="20"/>
+        </w:rPr>
+        <w:t>Domain</w:t>
+      </w:r>
+    </w:p>
+    <w:p>
+      <w:r>
+        <w:rPr>
+          <w:b/>
+          <w:sz w:val="20"/>
+        </w:rPr>
+        <w:t xml:space="preserve">Role: </w:t>
+      </w:r>
+      <w:r>
+        <w:rPr>
+          <w:sz w:val="20"/>
+        </w:rPr>
+        <w:t>Manager</w:t>
+      </w:r>
+    </w:p>
+    <w:p>
+      <w:r>
+        <w:t>보상형 광고 + 전면 광고 관리. Lv.20까지 전면 광고 미노출 (FTUE 보호). 전면 광고는 레벨 결과 화면에서만, 30초 쿨다운.</w:t>
+      </w:r>
+    </w:p>
+    <w:p>
+      <w:pPr>
+        <w:pStyle w:val="Heading3"/>
+      </w:pPr>
+      <w:r>
+        <w:t>Provides</w:t>
+      </w:r>
+    </w:p>
+    <w:p>
+      <w:pPr>
+        <w:pStyle w:val="ListBullet"/>
+        <w:ind w:left="850"/>
+      </w:pPr>
+      <w:r>
+        <w:t>ShowRewardedAd(placement) -&gt; bool</w:t>
+      </w:r>
+    </w:p>
+    <w:p>
+      <w:pPr>
+        <w:pStyle w:val="ListBullet"/>
+        <w:ind w:left="850"/>
+      </w:pPr>
+      <w:r>
+        <w:t>ShowInterstitialAd() -&gt; bool</w:t>
+      </w:r>
+    </w:p>
+    <w:p>
+      <w:pPr>
+        <w:pStyle w:val="ListBullet"/>
+        <w:ind w:left="850"/>
+      </w:pPr>
+      <w:r>
+        <w:t>IsAdRemovalPurchased() -&gt; bool</w:t>
+      </w:r>
+    </w:p>
+    <w:p>
+      <w:pPr>
+        <w:pStyle w:val="ListBullet"/>
+        <w:ind w:left="850"/>
+      </w:pPr>
+      <w:r>
+        <w:t>IsInterstitialReady() -&gt; bool</w:t>
+      </w:r>
+    </w:p>
+    <w:p>
+      <w:pPr>
+        <w:pStyle w:val="Heading3"/>
+      </w:pPr>
+      <w:r>
+        <w:t>Requires</w:t>
+      </w:r>
+    </w:p>
+    <w:p>
+      <w:pPr>
+        <w:pStyle w:val="ListBullet"/>
+        <w:ind w:left="850"/>
+      </w:pPr>
+      <w:r>
+        <w:t>LifeManager (하트 충전 보상)</w:t>
+      </w:r>
+    </w:p>
+    <w:p>
+      <w:pPr>
+        <w:pStyle w:val="ListBullet"/>
+        <w:ind w:left="850"/>
+      </w:pPr>
+      <w:r>
+        <w:t>BoosterManager (부스터 무료 사용 보상)</w:t>
+      </w:r>
+    </w:p>
+    <w:p>
+      <w:pPr>
+        <w:pStyle w:val="ListBullet"/>
+        <w:ind w:left="850"/>
+      </w:pPr>
+      <w:r>
+        <w:t>CurrencyManager (코인 보상)</w:t>
+      </w:r>
+    </w:p>
+    <w:p>
+      <w:pPr>
+        <w:pStyle w:val="Heading3"/>
+      </w:pPr>
+      <w:r>
+        <w:t>Events Published</w:t>
+      </w:r>
+    </w:p>
+    <w:p>
+      <w:pPr>
+        <w:pStyle w:val="ListBullet"/>
+        <w:ind w:left="850"/>
+      </w:pPr>
+      <w:r>
+        <w:t>OnAdCompleted(adType, placement, reward)</w:t>
+      </w:r>
+    </w:p>
+    <w:p>
+      <w:pPr>
+        <w:pStyle w:val="ListBullet"/>
+        <w:ind w:left="850"/>
+      </w:pPr>
+      <w:r>
+        <w:t>OnAdSkipped(adType)</w:t>
+      </w:r>
+    </w:p>
+    <w:p>
+      <w:pPr>
+        <w:pStyle w:val="Heading3"/>
+      </w:pPr>
+      <w:r>
+        <w:t>Config</w:t>
+      </w:r>
+    </w:p>
+    <w:p>
+      <w:r>
+        <w:rPr>
+          <w:b/>
+          <w:sz w:val="20"/>
+        </w:rPr>
+        <w:t xml:space="preserve">interstitial_protection_level: </w:t>
+      </w:r>
+      <w:r>
+        <w:rPr>
+          <w:sz w:val="20"/>
+        </w:rPr>
+        <w:t>20</w:t>
+      </w:r>
+    </w:p>
+    <w:p>
+      <w:r>
+        <w:rPr>
+          <w:b/>
+          <w:sz w:val="20"/>
+        </w:rPr>
+        <w:t xml:space="preserve">interstitial_cooldown_sec: </w:t>
+      </w:r>
+      <w:r>
+        <w:rPr>
+          <w:sz w:val="20"/>
+        </w:rPr>
+        <w:t>30</w:t>
+      </w:r>
+    </w:p>
+    <w:p>
+      <w:pPr>
+        <w:pStyle w:val="Heading2"/>
+      </w:pPr>
+      <w:r>
+        <w:t>OfferManager</w:t>
+      </w:r>
+    </w:p>
+    <w:p>
+      <w:r>
+        <w:rPr>
+          <w:b/>
+          <w:sz w:val="20"/>
+        </w:rPr>
+        <w:t xml:space="preserve">Layer: </w:t>
+      </w:r>
+      <w:r>
+        <w:rPr>
+          <w:sz w:val="20"/>
+        </w:rPr>
+        <w:t>Domain</w:t>
+      </w:r>
+    </w:p>
+    <w:p>
+      <w:r>
+        <w:rPr>
+          <w:b/>
+          <w:sz w:val="20"/>
+        </w:rPr>
+        <w:t xml:space="preserve">Role: </w:t>
+      </w:r>
+      <w:r>
+        <w:rPr>
+          <w:sz w:val="20"/>
+        </w:rPr>
+        <w:t>Manager</w:t>
+      </w:r>
+    </w:p>
+    <w:p>
+      <w:r>
+        <w:t>상품 노출 정책/팝업 관리. 스페셜 오퍼 간 20분 쿨타임. 팝업 우선순위: 스타터팩 → 전면 광고.</w:t>
+      </w:r>
+    </w:p>
+    <w:p>
+      <w:pPr>
+        <w:pStyle w:val="Heading3"/>
+      </w:pPr>
+      <w:r>
+        <w:t>Provides</w:t>
+      </w:r>
+    </w:p>
+    <w:p>
+      <w:pPr>
+        <w:pStyle w:val="ListBullet"/>
+        <w:ind w:left="850"/>
+      </w:pPr>
+      <w:r>
+        <w:t>CheckOfferTrigger(trigger) -&gt; OfferData</w:t>
+      </w:r>
+    </w:p>
+    <w:p>
+      <w:pPr>
+        <w:pStyle w:val="ListBullet"/>
+        <w:ind w:left="850"/>
+      </w:pPr>
+      <w:r>
+        <w:t>ShowOffer(offerId)</w:t>
+      </w:r>
+    </w:p>
+    <w:p>
+      <w:pPr>
+        <w:pStyle w:val="ListBullet"/>
+        <w:ind w:left="850"/>
+      </w:pPr>
+      <w:r>
+        <w:t>GetActiveOffers() -&gt; OfferData[]</w:t>
+      </w:r>
+    </w:p>
+    <w:p>
+      <w:pPr>
+        <w:pStyle w:val="Heading3"/>
+      </w:pPr>
+      <w:r>
+        <w:t>Requires</w:t>
+      </w:r>
+    </w:p>
+    <w:p>
+      <w:pPr>
+        <w:pStyle w:val="ListBullet"/>
+        <w:ind w:left="850"/>
+      </w:pPr>
+      <w:r>
+        <w:t>PopupManager.ShowPopup()</w:t>
+      </w:r>
+    </w:p>
+    <w:p>
+      <w:pPr>
+        <w:pStyle w:val="ListBullet"/>
+        <w:ind w:left="850"/>
+      </w:pPr>
+      <w:r>
+        <w:t>ShopManager.GetStarterPackStatus()</w:t>
+      </w:r>
+    </w:p>
+    <w:p>
+      <w:pPr>
+        <w:pStyle w:val="ListBullet"/>
+        <w:ind w:left="850"/>
+      </w:pPr>
+      <w:r>
+        <w:t>AdManager.IsInterstitialReady()</w:t>
+      </w:r>
+    </w:p>
+    <w:p>
+      <w:pPr>
+        <w:pStyle w:val="Heading3"/>
+      </w:pPr>
+      <w:r>
+        <w:t>Events Published</w:t>
+      </w:r>
+    </w:p>
+    <w:p>
+      <w:pPr>
+        <w:pStyle w:val="ListBullet"/>
+        <w:ind w:left="850"/>
+      </w:pPr>
+      <w:r>
+        <w:t>OnOfferShown(offerId)</w:t>
+      </w:r>
+    </w:p>
+    <w:p>
+      <w:pPr>
+        <w:pStyle w:val="ListBullet"/>
+        <w:ind w:left="850"/>
+      </w:pPr>
+      <w:r>
+        <w:t>OnOfferAccepted(offerId)</w:t>
+      </w:r>
+    </w:p>
+    <w:p>
+      <w:pPr>
+        <w:pStyle w:val="ListBullet"/>
+        <w:ind w:left="850"/>
+      </w:pPr>
+      <w:r>
+        <w:t>OnOfferDeclined(offerId)</w:t>
+      </w:r>
+    </w:p>
+    <w:p>
+      <w:pPr>
+        <w:pStyle w:val="Heading3"/>
+      </w:pPr>
+      <w:r>
+        <w:t>Config</w:t>
+      </w:r>
+    </w:p>
+    <w:p>
+      <w:r>
+        <w:rPr>
+          <w:b/>
+          <w:sz w:val="20"/>
+        </w:rPr>
+        <w:t xml:space="preserve">popup_cooldown_min: </w:t>
+      </w:r>
+      <w:r>
+        <w:rPr>
+          <w:sz w:val="20"/>
+        </w:rPr>
+        <w:t>20</w:t>
+      </w:r>
+    </w:p>
+    <w:p>
+      <w:pPr>
+        <w:pStyle w:val="Heading1"/>
+      </w:pPr>
+      <w:r>
+        <w:t>Domain: BM</w:t>
+      </w:r>
+    </w:p>
+    <w:p>
+      <w:pPr>
+        <w:pStyle w:val="Heading2"/>
+      </w:pPr>
+      <w:r>
+        <w:t>IAPManager</w:t>
+      </w:r>
+    </w:p>
+    <w:p>
+      <w:r>
+        <w:rPr>
+          <w:b/>
+          <w:sz w:val="20"/>
+        </w:rPr>
+        <w:t xml:space="preserve">Layer: </w:t>
+      </w:r>
+      <w:r>
+        <w:rPr>
+          <w:sz w:val="20"/>
+        </w:rPr>
+        <w:t>Domain</w:t>
+      </w:r>
+    </w:p>
+    <w:p>
+      <w:r>
+        <w:rPr>
+          <w:b/>
+          <w:sz w:val="20"/>
+        </w:rPr>
+        <w:t xml:space="preserve">Role: </w:t>
+      </w:r>
+      <w:r>
+        <w:rPr>
+          <w:sz w:val="20"/>
+        </w:rPr>
+        <w:t>Manager</w:t>
+      </w:r>
+    </w:p>
+    <w:p>
+      <w:r>
+        <w:t>IAP 결제 처리. 코인팩(6), 번들(5), 스타터팩, 광고 제거. Unity IAP 래핑. 결제 완료 → 아이템 지급 → 영수증 검증.</w:t>
+      </w:r>
+    </w:p>
+    <w:p>
+      <w:pPr>
+        <w:pStyle w:val="Heading3"/>
+      </w:pPr>
+      <w:r>
+        <w:t>Provides</w:t>
+      </w:r>
+    </w:p>
+    <w:p>
+      <w:pPr>
+        <w:pStyle w:val="ListBullet"/>
+        <w:ind w:left="850"/>
+      </w:pPr>
+      <w:r>
+        <w:t>InitiatePurchase(productId) -&gt; PurchaseResult</w:t>
+      </w:r>
+    </w:p>
+    <w:p>
+      <w:pPr>
+        <w:pStyle w:val="ListBullet"/>
+        <w:ind w:left="850"/>
+      </w:pPr>
+      <w:r>
+        <w:t>RestorePurchases()</w:t>
+      </w:r>
+    </w:p>
+    <w:p>
+      <w:pPr>
+        <w:pStyle w:val="ListBullet"/>
+        <w:ind w:left="850"/>
+      </w:pPr>
+      <w:r>
+        <w:t>GetProductPrice(productId) -&gt; string</w:t>
+      </w:r>
+    </w:p>
+    <w:p>
+      <w:pPr>
+        <w:pStyle w:val="Heading3"/>
+      </w:pPr>
+      <w:r>
+        <w:t>Requires</w:t>
+      </w:r>
+    </w:p>
+    <w:p>
+      <w:pPr>
+        <w:pStyle w:val="ListBullet"/>
+        <w:ind w:left="850"/>
+      </w:pPr>
+      <w:r>
+        <w:t>CurrencyManager.AddCurrency()</w:t>
+      </w:r>
+    </w:p>
+    <w:p>
+      <w:pPr>
+        <w:pStyle w:val="ListBullet"/>
+        <w:ind w:left="850"/>
+      </w:pPr>
+      <w:r>
+        <w:t>BoosterManager (부스터 지급)</w:t>
+      </w:r>
+    </w:p>
+    <w:p>
+      <w:pPr>
+        <w:pStyle w:val="Heading3"/>
+      </w:pPr>
+      <w:r>
+        <w:t>Events Published</w:t>
+      </w:r>
+    </w:p>
+    <w:p>
+      <w:pPr>
+        <w:pStyle w:val="ListBullet"/>
+        <w:ind w:left="850"/>
+      </w:pPr>
+      <w:r>
+        <w:t>OnPurchaseCompleted(productId, receipt)</w:t>
+      </w:r>
+    </w:p>
+    <w:p>
+      <w:pPr>
+        <w:pStyle w:val="ListBullet"/>
+        <w:ind w:left="850"/>
+      </w:pPr>
+      <w:r>
+        <w:t>OnPurchaseFailed(productId, reason)</w:t>
+      </w:r>
+    </w:p>
+    <w:p>
+      <w:r>
+        <w:rPr>
+          <w:b/>
+          <w:sz w:val="20"/>
+        </w:rPr>
+        <w:t xml:space="preserve">Note: </w:t>
+      </w:r>
+      <w:r>
+        <w:rPr>
+          <w:sz w:val="20"/>
+        </w:rPr>
+        <w:t>조건부 컴파일: #if UNITY_IAP</w:t>
+      </w:r>
+    </w:p>
     <w:sectPr>
       <w:pgSz w:w="12240" w:h="15840"/>
       <w:pgMar w:top="1440" w:right="1800" w:bottom="1440" w:left="1800" w:header="720" w:footer="720" w:gutter="0"/>
